--- a/Ferramentas de IA para UX & UI - Resumo.docx
+++ b/Ferramentas de IA para UX & UI - Resumo.docx
@@ -75,7 +75,7 @@
           <w:color w:val="333333"/>
           <w:sz w:val="22"/>
         </w:rPr>
-        <w:t xml:space="preserve">O módulo constrói, em cinco frentes progressivas, uma visão completa de desenvolvimento </w:t>
+        <w:t xml:space="preserve">O módulo constrói a jornada completa do </w:t>
       </w:r>
       <w:r>
         <w:rPr>
@@ -84,7 +84,7 @@
           <w:color w:val="333333"/>
           <w:sz w:val="22"/>
         </w:rPr>
-        <w:t>AI-Native</w:t>
+        <w:t>engenheiro AI-Native</w:t>
       </w:r>
       <w:r>
         <w:rPr>
@@ -93,7 +93,7 @@
           <w:color w:val="333333"/>
           <w:sz w:val="22"/>
         </w:rPr>
-        <w:t xml:space="preserve">: da engenharia de requisitos e UX assistida por IA (Módulo 1), passando pela configuração de um ambiente front-end Angular orientado a agentes com MCP (Módulo 2), até orquestração enterprise com monorepo, especificação estruturada e múltiplos agentes em paralelo (Módulo 3), automação de QA com self-healing (Módulo 4) e, por fim, a integração de uma LLM como componente arquitetural real da aplicação usando GenKit (Módulo 5). O fio condutor de dois projetos práticos — o </w:t>
+        <w:t xml:space="preserve">: começa no refinamento de requisitos e UX assistido por IA (sem código), avança para desenvolvimento front-end AI-Native com agentes locais (Angular + MCP), evolui para orquestração enterprise de múltiplos agentes (monorepo Nx, Spec-Driven Development, execução paralela e na nuvem), aprofunda QA AI-Native (três estratégias de teste E2E com trade-offs distintos) e fecha integrando a LLM como componente arquitetural real da aplicação (GenKit + Gemini no BragBot). O fio condutor: a IA acelera cada etapa, mas exige cada vez </w:t>
       </w:r>
       <w:r>
         <w:rPr>
@@ -102,7 +102,7 @@
           <w:color w:val="333333"/>
           <w:sz w:val="22"/>
         </w:rPr>
-        <w:t>PixApp</w:t>
+        <w:t>mais</w:t>
       </w:r>
       <w:r>
         <w:rPr>
@@ -111,43 +111,7 @@
           <w:color w:val="333333"/>
           <w:sz w:val="22"/>
         </w:rPr>
-        <w:t xml:space="preserve"> (fluxo de PIX agendado) e a </w:t>
-      </w:r>
-      <w:r>
-        <w:rPr>
-          <w:rFonts w:ascii="Arial" w:hAnsi="Arial"/>
-          <w:b/>
-          <w:color w:val="333333"/>
-          <w:sz w:val="22"/>
-        </w:rPr>
-        <w:t>plataforma CFP</w:t>
-      </w:r>
-      <w:r>
-        <w:rPr>
-          <w:rFonts w:ascii="Arial" w:hAnsi="Arial"/>
-          <w:b w:val="0"/>
-          <w:color w:val="333333"/>
-          <w:sz w:val="22"/>
-        </w:rPr>
-        <w:t xml:space="preserve"> (Call for Papers, evoluindo depois para o </w:t>
-      </w:r>
-      <w:r>
-        <w:rPr>
-          <w:rFonts w:ascii="Arial" w:hAnsi="Arial"/>
-          <w:b/>
-          <w:color w:val="333333"/>
-          <w:sz w:val="22"/>
-        </w:rPr>
-        <w:t>BragBot</w:t>
-      </w:r>
-      <w:r>
-        <w:rPr>
-          <w:rFonts w:ascii="Arial" w:hAnsi="Arial"/>
-          <w:b w:val="0"/>
-          <w:color w:val="333333"/>
-          <w:sz w:val="22"/>
-        </w:rPr>
-        <w:t>) — evidencia uma tese central repetida em todos os capítulos: IA não substitui engenharia de software, ela potencializa quem já domina os fundamentos — arquitetura, especificação, validação e revisão crítica continuam sendo trabalho humano.</w:t>
+        <w:t xml:space="preserve"> — não menos — disciplina de engenharia: contexto estruturado, especificação, validação e revisão humana.</w:t>
       </w:r>
     </w:p>
     <w:p>
@@ -177,403 +141,159 @@
           <w:color w:val="1F4D78"/>
           <w:sz w:val="24"/>
         </w:rPr>
-        <w:t>Engenharia de Requisitos e UX com IA</w:t>
+        <w:t>Módulo 01 — Engenharia de Requisitos e Design de Sistemas com IA</w:t>
       </w:r>
     </w:p>
-    <w:tbl>
-      <w:tblPr>
-        <w:tblW w:type="auto" w:w="0"/>
-        <w:tblLook w:firstColumn="1" w:firstRow="1" w:lastColumn="0" w:lastRow="0" w:noHBand="0" w:noVBand="1" w:val="04A0"/>
-        <w:tblBorders>
-          <w:top w:val="single" w:color="auto" w:sz="4"/>
-          <w:left w:val="single" w:color="auto" w:sz="4"/>
-          <w:bottom w:val="single" w:color="auto" w:sz="4"/>
-          <w:right w:val="single" w:color="auto" w:sz="4"/>
-          <w:insideH w:val="single" w:color="auto" w:sz="4"/>
-          <w:insideV w:val="single" w:color="auto" w:sz="4"/>
-        </w:tblBorders>
-      </w:tblPr>
-      <w:tblGrid>
-        <w:gridCol w:w="4320"/>
-        <w:gridCol w:w="4320"/>
-      </w:tblGrid>
-      <w:tr>
-        <w:tc>
-          <w:tcPr>
-            <w:tcW w:type="dxa" w:w="4320"/>
-            <w:shd w:val="clear" w:fill="D6E4F0"/>
-            <w:tcBorders>
-              <w:top w:val="single" w:color="CCCCCC" w:sz="4"/>
-              <w:left w:val="single" w:color="CCCCCC" w:sz="4"/>
-              <w:bottom w:val="single" w:color="CCCCCC" w:sz="4"/>
-              <w:right w:val="single" w:color="CCCCCC" w:sz="4"/>
-            </w:tcBorders>
-            <w:tcMar>
-              <w:top w:w="80" w:type="dxa"/>
-              <w:bottom w:w="80" w:type="dxa"/>
-              <w:left w:w="120" w:type="dxa"/>
-              <w:right w:w="120" w:type="dxa"/>
-            </w:tcMar>
-          </w:tcPr>
-          <w:p>
-            <w:r/>
-            <w:r>
-              <w:rPr>
-                <w:rFonts w:ascii="Arial" w:hAnsi="Arial"/>
-                <w:b/>
-                <w:color w:val="333333"/>
-                <w:sz w:val="22"/>
-              </w:rPr>
-              <w:t>Conceito</w:t>
-            </w:r>
-          </w:p>
-        </w:tc>
-        <w:tc>
-          <w:tcPr>
-            <w:tcW w:type="dxa" w:w="4320"/>
-            <w:shd w:val="clear" w:fill="D6E4F0"/>
-            <w:tcBorders>
-              <w:top w:val="single" w:color="CCCCCC" w:sz="4"/>
-              <w:left w:val="single" w:color="CCCCCC" w:sz="4"/>
-              <w:bottom w:val="single" w:color="CCCCCC" w:sz="4"/>
-              <w:right w:val="single" w:color="CCCCCC" w:sz="4"/>
-            </w:tcBorders>
-            <w:tcMar>
-              <w:top w:w="80" w:type="dxa"/>
-              <w:bottom w:w="80" w:type="dxa"/>
-              <w:left w:w="120" w:type="dxa"/>
-              <w:right w:w="120" w:type="dxa"/>
-            </w:tcMar>
-          </w:tcPr>
-          <w:p>
-            <w:r/>
-            <w:r>
-              <w:rPr>
-                <w:rFonts w:ascii="Arial" w:hAnsi="Arial"/>
-                <w:b/>
-                <w:color w:val="333333"/>
-                <w:sz w:val="22"/>
-              </w:rPr>
-              <w:t>Definição</w:t>
-            </w:r>
-          </w:p>
-        </w:tc>
-      </w:tr>
-      <w:tr>
-        <w:tc>
-          <w:tcPr>
-            <w:tcW w:type="dxa" w:w="4320"/>
-            <w:shd w:val="clear" w:fill="FFFFFF"/>
-            <w:tcBorders>
-              <w:top w:val="single" w:color="CCCCCC" w:sz="4"/>
-              <w:left w:val="single" w:color="CCCCCC" w:sz="4"/>
-              <w:bottom w:val="single" w:color="CCCCCC" w:sz="4"/>
-              <w:right w:val="single" w:color="CCCCCC" w:sz="4"/>
-            </w:tcBorders>
-            <w:tcMar>
-              <w:top w:w="80" w:type="dxa"/>
-              <w:bottom w:w="80" w:type="dxa"/>
-              <w:left w:w="120" w:type="dxa"/>
-              <w:right w:w="120" w:type="dxa"/>
-            </w:tcMar>
-          </w:tcPr>
-          <w:p>
-            <w:r/>
-            <w:r>
-              <w:rPr>
-                <w:rFonts w:ascii="Arial" w:hAnsi="Arial"/>
-                <w:b w:val="0"/>
-                <w:color w:val="333333"/>
-                <w:sz w:val="22"/>
-              </w:rPr>
-              <w:t>System Prompt estruturado</w:t>
-            </w:r>
-          </w:p>
-        </w:tc>
-        <w:tc>
-          <w:tcPr>
-            <w:tcW w:type="dxa" w:w="4320"/>
-            <w:shd w:val="clear" w:fill="FFFFFF"/>
-            <w:tcBorders>
-              <w:top w:val="single" w:color="CCCCCC" w:sz="4"/>
-              <w:left w:val="single" w:color="CCCCCC" w:sz="4"/>
-              <w:bottom w:val="single" w:color="CCCCCC" w:sz="4"/>
-              <w:right w:val="single" w:color="CCCCCC" w:sz="4"/>
-            </w:tcBorders>
-            <w:tcMar>
-              <w:top w:w="80" w:type="dxa"/>
-              <w:bottom w:w="80" w:type="dxa"/>
-              <w:left w:w="120" w:type="dxa"/>
-              <w:right w:w="120" w:type="dxa"/>
-            </w:tcMar>
-          </w:tcPr>
-          <w:p>
-            <w:r/>
-            <w:r>
-              <w:rPr>
-                <w:rFonts w:ascii="Arial" w:hAnsi="Arial"/>
-                <w:b w:val="0"/>
-                <w:color w:val="333333"/>
-                <w:sz w:val="22"/>
-              </w:rPr>
-              <w:t>Papel + objetivo + regras + formato de saída — padrão repetido em praticamente todo prompt profissional do curso</w:t>
-            </w:r>
-          </w:p>
-        </w:tc>
-      </w:tr>
-      <w:tr>
-        <w:tc>
-          <w:tcPr>
-            <w:tcW w:type="dxa" w:w="4320"/>
-            <w:shd w:val="clear" w:fill="FFFFFF"/>
-            <w:tcBorders>
-              <w:top w:val="single" w:color="CCCCCC" w:sz="4"/>
-              <w:left w:val="single" w:color="CCCCCC" w:sz="4"/>
-              <w:bottom w:val="single" w:color="CCCCCC" w:sz="4"/>
-              <w:right w:val="single" w:color="CCCCCC" w:sz="4"/>
-            </w:tcBorders>
-            <w:tcMar>
-              <w:top w:w="80" w:type="dxa"/>
-              <w:bottom w:w="80" w:type="dxa"/>
-              <w:left w:w="120" w:type="dxa"/>
-              <w:right w:w="120" w:type="dxa"/>
-            </w:tcMar>
-          </w:tcPr>
-          <w:p>
-            <w:r/>
-            <w:r>
-              <w:rPr>
-                <w:rFonts w:ascii="Arial" w:hAnsi="Arial"/>
-                <w:b w:val="0"/>
-                <w:color w:val="333333"/>
-                <w:sz w:val="22"/>
-              </w:rPr>
-              <w:t>Edge Case</w:t>
-            </w:r>
-          </w:p>
-        </w:tc>
-        <w:tc>
-          <w:tcPr>
-            <w:tcW w:type="dxa" w:w="4320"/>
-            <w:shd w:val="clear" w:fill="FFFFFF"/>
-            <w:tcBorders>
-              <w:top w:val="single" w:color="CCCCCC" w:sz="4"/>
-              <w:left w:val="single" w:color="CCCCCC" w:sz="4"/>
-              <w:bottom w:val="single" w:color="CCCCCC" w:sz="4"/>
-              <w:right w:val="single" w:color="CCCCCC" w:sz="4"/>
-            </w:tcBorders>
-            <w:tcMar>
-              <w:top w:w="80" w:type="dxa"/>
-              <w:bottom w:w="80" w:type="dxa"/>
-              <w:left w:w="120" w:type="dxa"/>
-              <w:right w:w="120" w:type="dxa"/>
-            </w:tcMar>
-          </w:tcPr>
-          <w:p>
-            <w:r/>
-            <w:r>
-              <w:rPr>
-                <w:rFonts w:ascii="Arial" w:hAnsi="Arial"/>
-                <w:b w:val="0"/>
-                <w:color w:val="333333"/>
-                <w:sz w:val="22"/>
-              </w:rPr>
-              <w:t>Cenário extremo ou pouco óbvio que impacta o comportamento do sistema (ex.: agendamento de PIX às 23h59 durante virada de dia)</w:t>
-            </w:r>
-          </w:p>
-        </w:tc>
-      </w:tr>
-      <w:tr>
-        <w:tc>
-          <w:tcPr>
-            <w:tcW w:type="dxa" w:w="4320"/>
-            <w:shd w:val="clear" w:fill="FFFFFF"/>
-            <w:tcBorders>
-              <w:top w:val="single" w:color="CCCCCC" w:sz="4"/>
-              <w:left w:val="single" w:color="CCCCCC" w:sz="4"/>
-              <w:bottom w:val="single" w:color="CCCCCC" w:sz="4"/>
-              <w:right w:val="single" w:color="CCCCCC" w:sz="4"/>
-            </w:tcBorders>
-            <w:tcMar>
-              <w:top w:w="80" w:type="dxa"/>
-              <w:bottom w:w="80" w:type="dxa"/>
-              <w:left w:w="120" w:type="dxa"/>
-              <w:right w:w="120" w:type="dxa"/>
-            </w:tcMar>
-          </w:tcPr>
-          <w:p>
-            <w:r/>
-            <w:r>
-              <w:rPr>
-                <w:rFonts w:ascii="Arial" w:hAnsi="Arial"/>
-                <w:b w:val="0"/>
-                <w:color w:val="333333"/>
-                <w:sz w:val="22"/>
-              </w:rPr>
-              <w:t>UX Writing / Microcopy</w:t>
-            </w:r>
-          </w:p>
-        </w:tc>
-        <w:tc>
-          <w:tcPr>
-            <w:tcW w:type="dxa" w:w="4320"/>
-            <w:shd w:val="clear" w:fill="FFFFFF"/>
-            <w:tcBorders>
-              <w:top w:val="single" w:color="CCCCCC" w:sz="4"/>
-              <w:left w:val="single" w:color="CCCCCC" w:sz="4"/>
-              <w:bottom w:val="single" w:color="CCCCCC" w:sz="4"/>
-              <w:right w:val="single" w:color="CCCCCC" w:sz="4"/>
-            </w:tcBorders>
-            <w:tcMar>
-              <w:top w:w="80" w:type="dxa"/>
-              <w:bottom w:w="80" w:type="dxa"/>
-              <w:left w:w="120" w:type="dxa"/>
-              <w:right w:w="120" w:type="dxa"/>
-            </w:tcMar>
-          </w:tcPr>
-          <w:p>
-            <w:r/>
-            <w:r>
-              <w:rPr>
-                <w:rFonts w:ascii="Arial" w:hAnsi="Arial"/>
-                <w:b w:val="0"/>
-                <w:color w:val="333333"/>
-                <w:sz w:val="22"/>
-              </w:rPr>
-              <w:t>Comunicação projetada da interface — cada mensagem exibida precisa ter intenção, clareza e contexto</w:t>
-            </w:r>
-          </w:p>
-        </w:tc>
-      </w:tr>
-      <w:tr>
-        <w:tc>
-          <w:tcPr>
-            <w:tcW w:type="dxa" w:w="4320"/>
-            <w:shd w:val="clear" w:fill="FFFFFF"/>
-            <w:tcBorders>
-              <w:top w:val="single" w:color="CCCCCC" w:sz="4"/>
-              <w:left w:val="single" w:color="CCCCCC" w:sz="4"/>
-              <w:bottom w:val="single" w:color="CCCCCC" w:sz="4"/>
-              <w:right w:val="single" w:color="CCCCCC" w:sz="4"/>
-            </w:tcBorders>
-            <w:tcMar>
-              <w:top w:w="80" w:type="dxa"/>
-              <w:bottom w:w="80" w:type="dxa"/>
-              <w:left w:w="120" w:type="dxa"/>
-              <w:right w:w="120" w:type="dxa"/>
-            </w:tcMar>
-          </w:tcPr>
-          <w:p>
-            <w:r/>
-            <w:r>
-              <w:rPr>
-                <w:rFonts w:ascii="Arial" w:hAnsi="Arial"/>
-                <w:b w:val="0"/>
-                <w:color w:val="333333"/>
-                <w:sz w:val="22"/>
-              </w:rPr>
-              <w:t>Sanitização de Datasets</w:t>
-            </w:r>
-          </w:p>
-        </w:tc>
-        <w:tc>
-          <w:tcPr>
-            <w:tcW w:type="dxa" w:w="4320"/>
-            <w:shd w:val="clear" w:fill="FFFFFF"/>
-            <w:tcBorders>
-              <w:top w:val="single" w:color="CCCCCC" w:sz="4"/>
-              <w:left w:val="single" w:color="CCCCCC" w:sz="4"/>
-              <w:bottom w:val="single" w:color="CCCCCC" w:sz="4"/>
-              <w:right w:val="single" w:color="CCCCCC" w:sz="4"/>
-            </w:tcBorders>
-            <w:tcMar>
-              <w:top w:w="80" w:type="dxa"/>
-              <w:bottom w:w="80" w:type="dxa"/>
-              <w:left w:w="120" w:type="dxa"/>
-              <w:right w:w="120" w:type="dxa"/>
-            </w:tcMar>
-          </w:tcPr>
-          <w:p>
-            <w:r/>
-            <w:r>
-              <w:rPr>
-                <w:rFonts w:ascii="Arial" w:hAnsi="Arial"/>
-                <w:b w:val="0"/>
-                <w:color w:val="333333"/>
-                <w:sz w:val="22"/>
-              </w:rPr>
-              <w:t>Remoção de PII e ruído de feedbacks reais preservando valor analítico — camada semântica que filtros tradicionais (regex) não alcançam</w:t>
-            </w:r>
-          </w:p>
-        </w:tc>
-      </w:tr>
-      <w:tr>
-        <w:tc>
-          <w:tcPr>
-            <w:tcW w:type="dxa" w:w="4320"/>
-            <w:shd w:val="clear" w:fill="FFFFFF"/>
-            <w:tcBorders>
-              <w:top w:val="single" w:color="CCCCCC" w:sz="4"/>
-              <w:left w:val="single" w:color="CCCCCC" w:sz="4"/>
-              <w:bottom w:val="single" w:color="CCCCCC" w:sz="4"/>
-              <w:right w:val="single" w:color="CCCCCC" w:sz="4"/>
-            </w:tcBorders>
-            <w:tcMar>
-              <w:top w:w="80" w:type="dxa"/>
-              <w:bottom w:w="80" w:type="dxa"/>
-              <w:left w:w="120" w:type="dxa"/>
-              <w:right w:w="120" w:type="dxa"/>
-            </w:tcMar>
-          </w:tcPr>
-          <w:p>
-            <w:r/>
-            <w:r>
-              <w:rPr>
-                <w:rFonts w:ascii="Arial" w:hAnsi="Arial"/>
-                <w:b w:val="0"/>
-                <w:color w:val="333333"/>
-                <w:sz w:val="22"/>
-              </w:rPr>
-              <w:t>Prompt as Code</w:t>
-            </w:r>
-          </w:p>
-        </w:tc>
-        <w:tc>
-          <w:tcPr>
-            <w:tcW w:type="dxa" w:w="4320"/>
-            <w:shd w:val="clear" w:fill="FFFFFF"/>
-            <w:tcBorders>
-              <w:top w:val="single" w:color="CCCCCC" w:sz="4"/>
-              <w:left w:val="single" w:color="CCCCCC" w:sz="4"/>
-              <w:bottom w:val="single" w:color="CCCCCC" w:sz="4"/>
-              <w:right w:val="single" w:color="CCCCCC" w:sz="4"/>
-            </w:tcBorders>
-            <w:tcMar>
-              <w:top w:w="80" w:type="dxa"/>
-              <w:bottom w:w="80" w:type="dxa"/>
-              <w:left w:w="120" w:type="dxa"/>
-              <w:right w:w="120" w:type="dxa"/>
-            </w:tcMar>
-          </w:tcPr>
-          <w:p>
-            <w:r/>
-            <w:r>
-              <w:rPr>
-                <w:rFonts w:ascii="Arial" w:hAnsi="Arial"/>
-                <w:b w:val="0"/>
-                <w:color w:val="333333"/>
-                <w:sz w:val="22"/>
-              </w:rPr>
-              <w:t>Tratar prompts como ativos versionados do projeto, com a mesma disciplina aplicada a código-fonte</w:t>
-            </w:r>
-          </w:p>
-        </w:tc>
-      </w:tr>
-    </w:tbl>
     <w:p>
       <w:pPr>
-        <w:spacing w:after="80"/>
+        <w:spacing w:after="160"/>
       </w:pPr>
+      <w:r>
+        <w:rPr>
+          <w:rFonts w:ascii="Arial" w:hAnsi="Arial"/>
+          <w:b w:val="0"/>
+          <w:color w:val="333333"/>
+          <w:sz w:val="22"/>
+        </w:rPr>
+        <w:t xml:space="preserve">Requisito bruto raramente contempla o que realmente importa para qualidade: </w:t>
+      </w:r>
+      <w:r>
+        <w:rPr>
+          <w:rFonts w:ascii="Arial" w:hAnsi="Arial"/>
+          <w:b/>
+          <w:color w:val="333333"/>
+          <w:sz w:val="22"/>
+        </w:rPr>
+        <w:t>edge cases</w:t>
+      </w:r>
+      <w:r>
+        <w:rPr>
+          <w:rFonts w:ascii="Arial" w:hAnsi="Arial"/>
+          <w:b w:val="0"/>
+          <w:color w:val="333333"/>
+          <w:sz w:val="22"/>
+        </w:rPr>
+        <w:t>, ambiguidades e estados de interface. A IA funciona como "segunda camada de pensamento crítico" quando configurada com papel explícito (arquiteto sênior, especialista em UX, engenheiro de qualidade) — a mesma pergunta produz análise completamente diferente conforme o papel atribuído.</w:t>
+      </w:r>
+    </w:p>
+    <w:p>
+      <w:pPr>
+        <w:spacing w:after="160"/>
+      </w:pPr>
+      <w:r>
+        <w:rPr>
+          <w:rFonts w:ascii="Arial" w:hAnsi="Arial"/>
+          <w:b/>
+          <w:color w:val="333333"/>
+          <w:sz w:val="22"/>
+        </w:rPr>
+        <w:t>Estrutura de prompt profissional, recorrente em todo o módulo:</w:t>
+      </w:r>
+      <w:r>
+        <w:rPr>
+          <w:rFonts w:ascii="Arial" w:hAnsi="Arial"/>
+          <w:b w:val="0"/>
+          <w:color w:val="333333"/>
+          <w:sz w:val="22"/>
+        </w:rPr>
+        <w:t xml:space="preserve"> papel → objetivo → regras → formato de saída. Quanto mais esse padrão é seguido, menor a ambiguidade e maior a qualidade da resposta.</w:t>
+      </w:r>
+    </w:p>
+    <w:p>
+      <w:pPr>
+        <w:spacing w:after="160"/>
+      </w:pPr>
+      <w:r>
+        <w:rPr>
+          <w:rFonts w:ascii="Arial" w:hAnsi="Arial"/>
+          <w:b w:val="0"/>
+          <w:color w:val="333333"/>
+          <w:sz w:val="22"/>
+        </w:rPr>
+        <w:t xml:space="preserve">Documentação de fluxo com </w:t>
+      </w:r>
+      <w:r>
+        <w:rPr>
+          <w:rFonts w:ascii="Arial" w:hAnsi="Arial"/>
+          <w:b/>
+          <w:color w:val="333333"/>
+          <w:sz w:val="22"/>
+        </w:rPr>
+        <w:t>Mermaid</w:t>
+      </w:r>
+      <w:r>
+        <w:rPr>
+          <w:rFonts w:ascii="Arial" w:hAnsi="Arial"/>
+          <w:b w:val="0"/>
+          <w:color w:val="333333"/>
+          <w:sz w:val="22"/>
+        </w:rPr>
+        <w:t xml:space="preserve"> (diagramas como código, versionáveis no Git, renderizados nativamente em GitHub/VS Code) resolve o problema histórico de diagramas desatualizados — qualquer nova regra vira algumas linhas de texto, não redesenho manual. Fluxo funcional ≠ arquitetura: o diagrama mapeia jornada e estado, não componentes de sistema (embora sirva de base para isso depois).</w:t>
+      </w:r>
+    </w:p>
+    <w:p>
+      <w:pPr>
+        <w:spacing w:after="160"/>
+      </w:pPr>
+      <w:r>
+        <w:rPr>
+          <w:rFonts w:ascii="Arial" w:hAnsi="Arial"/>
+          <w:b/>
+          <w:color w:val="333333"/>
+          <w:sz w:val="22"/>
+        </w:rPr>
+        <w:t>UX Writing/microcopy</w:t>
+      </w:r>
+      <w:r>
+        <w:rPr>
+          <w:rFonts w:ascii="Arial" w:hAnsi="Arial"/>
+          <w:b w:val="0"/>
+          <w:color w:val="333333"/>
+          <w:sz w:val="22"/>
+        </w:rPr>
+        <w:t xml:space="preserve"> tratado como ativo técnico reutilizável, não texto solto: mensagens centralizadas em arquivos estruturados (JSON, i18n), nunca hardcoded no componente. Princípios reforçados pela IA quando o papel é definido como especialista em UX Writing: não culpar o usuário ("dados inválidos" → "verifique os dados informados"), orientar a próxima ação, manter padronização semântica (um termo por conceito).</w:t>
+      </w:r>
+    </w:p>
+    <w:p>
+      <w:pPr>
+        <w:spacing w:after="160"/>
+      </w:pPr>
+      <w:r>
+        <w:rPr>
+          <w:rFonts w:ascii="Arial" w:hAnsi="Arial"/>
+          <w:b/>
+          <w:color w:val="333333"/>
+          <w:sz w:val="22"/>
+        </w:rPr>
+        <w:t>Sanitização de datasets</w:t>
+      </w:r>
+      <w:r>
+        <w:rPr>
+          <w:rFonts w:ascii="Arial" w:hAnsi="Arial"/>
+          <w:b w:val="0"/>
+          <w:color w:val="333333"/>
+          <w:sz w:val="22"/>
+        </w:rPr>
+        <w:t xml:space="preserve"> — feedback real de usuário (reviews, tickets) chega desorganizado e frequentemente contém </w:t>
+      </w:r>
+      <w:r>
+        <w:rPr>
+          <w:rFonts w:ascii="Arial" w:hAnsi="Arial"/>
+          <w:b/>
+          <w:color w:val="333333"/>
+          <w:sz w:val="22"/>
+        </w:rPr>
+        <w:t>PII</w:t>
+      </w:r>
+      <w:r>
+        <w:rPr>
+          <w:rFonts w:ascii="Arial" w:hAnsi="Arial"/>
+          <w:b w:val="0"/>
+          <w:color w:val="333333"/>
+          <w:sz w:val="22"/>
+        </w:rPr>
+        <w:t xml:space="preserve"> (CPF, telefone, endereço). O papel do agente aqui é engenheiro de dados + especialista em LGPD: remover PII preservando valor analítico (não apagar o feedback inteiro, só a informação sensível), filtrar ruído semanticamente (spam, teste interno, reclamação fora de escopo) — algo que filtro tradicional baseado em regex não consegue fazer tão bem quanto uma LLM com contexto.</w:t>
+      </w:r>
     </w:p>
     <w:p>
       <w:pPr>
@@ -591,7 +311,7 @@
           <w:color w:val="333333"/>
           <w:sz w:val="22"/>
         </w:rPr>
-        <w:t xml:space="preserve">🔑 </w:t>
+        <w:t xml:space="preserve">🔑 Regra fundamental: </w:t>
       </w:r>
       <w:r>
         <w:rPr>
@@ -600,7 +320,7 @@
           <w:color w:val="333333"/>
           <w:sz w:val="22"/>
         </w:rPr>
-        <w:t>Regra fundamental:</w:t>
+        <w:t>Prompt as Code</w:t>
       </w:r>
       <w:r>
         <w:rPr>
@@ -609,7 +329,7 @@
           <w:color w:val="333333"/>
           <w:sz w:val="22"/>
         </w:rPr>
-        <w:t xml:space="preserve"> uma boa mensagem de erro não culpa o usuário ("dados inválidos") — ela orienta ("verifique os dados informados"). Esse princípio de UX Writing se conecta diretamente a acessibilidade: comunicação clara reduz carga cognitiva para qualquer perfil de usuário, não só para quem usa tecnologia assistiva.</w:t>
+        <w:t xml:space="preserve"> — um prompt que gera valor real precisa ser tratado como ativo do projeto: versionado, organizado em pastas por propósito, documentado. Sem isso, cada pessoa reinventa o mesmo prompt e não existe rastreabilidade nem governança sobre as decisões técnicas embutidas nele.</w:t>
       </w:r>
     </w:p>
     <w:p>
@@ -624,437 +344,195 @@
           <w:color w:val="1F4D78"/>
           <w:sz w:val="24"/>
         </w:rPr>
-        <w:t>Ambiente AI-Native no Frontend</w:t>
+        <w:t>Módulo 02 — O Ecossistema AI-Native no Frontend</w:t>
       </w:r>
     </w:p>
-    <w:tbl>
-      <w:tblPr>
-        <w:tblW w:type="auto" w:w="0"/>
-        <w:tblLook w:firstColumn="1" w:firstRow="1" w:lastColumn="0" w:lastRow="0" w:noHBand="0" w:noVBand="1" w:val="04A0"/>
-        <w:tblBorders>
-          <w:top w:val="single" w:color="auto" w:sz="4"/>
-          <w:left w:val="single" w:color="auto" w:sz="4"/>
-          <w:bottom w:val="single" w:color="auto" w:sz="4"/>
-          <w:right w:val="single" w:color="auto" w:sz="4"/>
-          <w:insideH w:val="single" w:color="auto" w:sz="4"/>
-          <w:insideV w:val="single" w:color="auto" w:sz="4"/>
-        </w:tblBorders>
-      </w:tblPr>
-      <w:tblGrid>
-        <w:gridCol w:w="4320"/>
-        <w:gridCol w:w="4320"/>
-      </w:tblGrid>
-      <w:tr>
-        <w:tc>
-          <w:tcPr>
-            <w:tcW w:type="dxa" w:w="4320"/>
-            <w:shd w:val="clear" w:fill="D6E4F0"/>
-            <w:tcBorders>
-              <w:top w:val="single" w:color="CCCCCC" w:sz="4"/>
-              <w:left w:val="single" w:color="CCCCCC" w:sz="4"/>
-              <w:bottom w:val="single" w:color="CCCCCC" w:sz="4"/>
-              <w:right w:val="single" w:color="CCCCCC" w:sz="4"/>
-            </w:tcBorders>
-            <w:tcMar>
-              <w:top w:w="80" w:type="dxa"/>
-              <w:bottom w:w="80" w:type="dxa"/>
-              <w:left w:w="120" w:type="dxa"/>
-              <w:right w:w="120" w:type="dxa"/>
-            </w:tcMar>
-          </w:tcPr>
-          <w:p>
-            <w:r/>
-            <w:r>
-              <w:rPr>
-                <w:rFonts w:ascii="Arial" w:hAnsi="Arial"/>
-                <w:b/>
-                <w:color w:val="333333"/>
-                <w:sz w:val="22"/>
-              </w:rPr>
-              <w:t>Conceito</w:t>
-            </w:r>
-          </w:p>
-        </w:tc>
-        <w:tc>
-          <w:tcPr>
-            <w:tcW w:type="dxa" w:w="4320"/>
-            <w:shd w:val="clear" w:fill="D6E4F0"/>
-            <w:tcBorders>
-              <w:top w:val="single" w:color="CCCCCC" w:sz="4"/>
-              <w:left w:val="single" w:color="CCCCCC" w:sz="4"/>
-              <w:bottom w:val="single" w:color="CCCCCC" w:sz="4"/>
-              <w:right w:val="single" w:color="CCCCCC" w:sz="4"/>
-            </w:tcBorders>
-            <w:tcMar>
-              <w:top w:w="80" w:type="dxa"/>
-              <w:bottom w:w="80" w:type="dxa"/>
-              <w:left w:w="120" w:type="dxa"/>
-              <w:right w:w="120" w:type="dxa"/>
-            </w:tcMar>
-          </w:tcPr>
-          <w:p>
-            <w:r/>
-            <w:r>
-              <w:rPr>
-                <w:rFonts w:ascii="Arial" w:hAnsi="Arial"/>
-                <w:b/>
-                <w:color w:val="333333"/>
-                <w:sz w:val="22"/>
-              </w:rPr>
-              <w:t>Definição</w:t>
-            </w:r>
-          </w:p>
-        </w:tc>
-      </w:tr>
-      <w:tr>
-        <w:tc>
-          <w:tcPr>
-            <w:tcW w:type="dxa" w:w="4320"/>
-            <w:shd w:val="clear" w:fill="FFFFFF"/>
-            <w:tcBorders>
-              <w:top w:val="single" w:color="CCCCCC" w:sz="4"/>
-              <w:left w:val="single" w:color="CCCCCC" w:sz="4"/>
-              <w:bottom w:val="single" w:color="CCCCCC" w:sz="4"/>
-              <w:right w:val="single" w:color="CCCCCC" w:sz="4"/>
-            </w:tcBorders>
-            <w:tcMar>
-              <w:top w:w="80" w:type="dxa"/>
-              <w:bottom w:w="80" w:type="dxa"/>
-              <w:left w:w="120" w:type="dxa"/>
-              <w:right w:w="120" w:type="dxa"/>
-            </w:tcMar>
-          </w:tcPr>
-          <w:p>
-            <w:r/>
-            <w:r>
-              <w:rPr>
-                <w:rFonts w:ascii="Arial" w:hAnsi="Arial"/>
-                <w:b w:val="0"/>
-                <w:color w:val="333333"/>
-                <w:sz w:val="22"/>
-              </w:rPr>
-              <w:t>MCP (neste contexto)</w:t>
-            </w:r>
-          </w:p>
-        </w:tc>
-        <w:tc>
-          <w:tcPr>
-            <w:tcW w:type="dxa" w:w="4320"/>
-            <w:shd w:val="clear" w:fill="FFFFFF"/>
-            <w:tcBorders>
-              <w:top w:val="single" w:color="CCCCCC" w:sz="4"/>
-              <w:left w:val="single" w:color="CCCCCC" w:sz="4"/>
-              <w:bottom w:val="single" w:color="CCCCCC" w:sz="4"/>
-              <w:right w:val="single" w:color="CCCCCC" w:sz="4"/>
-            </w:tcBorders>
-            <w:tcMar>
-              <w:top w:w="80" w:type="dxa"/>
-              <w:bottom w:w="80" w:type="dxa"/>
-              <w:left w:w="120" w:type="dxa"/>
-              <w:right w:w="120" w:type="dxa"/>
-            </w:tcMar>
-          </w:tcPr>
-          <w:p>
-            <w:r/>
-            <w:r>
-              <w:rPr>
-                <w:rFonts w:ascii="Arial" w:hAnsi="Arial"/>
-                <w:b w:val="0"/>
-                <w:color w:val="333333"/>
-                <w:sz w:val="22"/>
-              </w:rPr>
-              <w:t>Conexão do agente a um servidor especializado (ex.: MCP do Angular) que fornece documentação e boas práticas atualizadas, reduzindo o risco de código baseado em padrões desatualizados</w:t>
-            </w:r>
-          </w:p>
-        </w:tc>
-      </w:tr>
-      <w:tr>
-        <w:tc>
-          <w:tcPr>
-            <w:tcW w:type="dxa" w:w="4320"/>
-            <w:shd w:val="clear" w:fill="FFFFFF"/>
-            <w:tcBorders>
-              <w:top w:val="single" w:color="CCCCCC" w:sz="4"/>
-              <w:left w:val="single" w:color="CCCCCC" w:sz="4"/>
-              <w:bottom w:val="single" w:color="CCCCCC" w:sz="4"/>
-              <w:right w:val="single" w:color="CCCCCC" w:sz="4"/>
-            </w:tcBorders>
-            <w:tcMar>
-              <w:top w:w="80" w:type="dxa"/>
-              <w:bottom w:w="80" w:type="dxa"/>
-              <w:left w:w="120" w:type="dxa"/>
-              <w:right w:w="120" w:type="dxa"/>
-            </w:tcMar>
-          </w:tcPr>
-          <w:p>
-            <w:r/>
-            <w:r>
-              <w:rPr>
-                <w:rFonts w:ascii="Arial" w:hAnsi="Arial"/>
-                <w:b w:val="0"/>
-                <w:color w:val="333333"/>
-                <w:sz w:val="22"/>
-              </w:rPr>
-              <w:t>Design Tokens</w:t>
-            </w:r>
-          </w:p>
-        </w:tc>
-        <w:tc>
-          <w:tcPr>
-            <w:tcW w:type="dxa" w:w="4320"/>
-            <w:shd w:val="clear" w:fill="FFFFFF"/>
-            <w:tcBorders>
-              <w:top w:val="single" w:color="CCCCCC" w:sz="4"/>
-              <w:left w:val="single" w:color="CCCCCC" w:sz="4"/>
-              <w:bottom w:val="single" w:color="CCCCCC" w:sz="4"/>
-              <w:right w:val="single" w:color="CCCCCC" w:sz="4"/>
-            </w:tcBorders>
-            <w:tcMar>
-              <w:top w:w="80" w:type="dxa"/>
-              <w:bottom w:w="80" w:type="dxa"/>
-              <w:left w:w="120" w:type="dxa"/>
-              <w:right w:w="120" w:type="dxa"/>
-            </w:tcMar>
-          </w:tcPr>
-          <w:p>
-            <w:r/>
-            <w:r>
-              <w:rPr>
-                <w:rFonts w:ascii="Arial" w:hAnsi="Arial"/>
-                <w:b w:val="0"/>
-                <w:color w:val="333333"/>
-                <w:sz w:val="22"/>
-              </w:rPr>
-              <w:t>Menor unidade reutilizável do sistema visual (cor, fonte, espaçamento) — nomeada semanticamente (</w:t>
-            </w:r>
-            <w:r>
-              <w:rPr>
-                <w:rFonts w:ascii="Courier New" w:hAnsi="Courier New"/>
-                <w:color w:val="333333"/>
-                <w:sz w:val="20"/>
-              </w:rPr>
-              <w:t>cor-primaria</w:t>
-            </w:r>
-            <w:r>
-              <w:rPr>
-                <w:rFonts w:ascii="Arial" w:hAnsi="Arial"/>
-                <w:b w:val="0"/>
-                <w:color w:val="333333"/>
-                <w:sz w:val="22"/>
-              </w:rPr>
-              <w:t>), não pelo valor literal (</w:t>
-            </w:r>
-            <w:r>
-              <w:rPr>
-                <w:rFonts w:ascii="Courier New" w:hAnsi="Courier New"/>
-                <w:color w:val="333333"/>
-                <w:sz w:val="20"/>
-              </w:rPr>
-              <w:t>azul</w:t>
-            </w:r>
-            <w:r>
-              <w:rPr>
-                <w:rFonts w:ascii="Arial" w:hAnsi="Arial"/>
-                <w:b w:val="0"/>
-                <w:color w:val="333333"/>
-                <w:sz w:val="22"/>
-              </w:rPr>
-              <w:t>)</w:t>
-            </w:r>
-          </w:p>
-        </w:tc>
-      </w:tr>
-      <w:tr>
-        <w:tc>
-          <w:tcPr>
-            <w:tcW w:type="dxa" w:w="4320"/>
-            <w:shd w:val="clear" w:fill="FFFFFF"/>
-            <w:tcBorders>
-              <w:top w:val="single" w:color="CCCCCC" w:sz="4"/>
-              <w:left w:val="single" w:color="CCCCCC" w:sz="4"/>
-              <w:bottom w:val="single" w:color="CCCCCC" w:sz="4"/>
-              <w:right w:val="single" w:color="CCCCCC" w:sz="4"/>
-            </w:tcBorders>
-            <w:tcMar>
-              <w:top w:w="80" w:type="dxa"/>
-              <w:bottom w:w="80" w:type="dxa"/>
-              <w:left w:w="120" w:type="dxa"/>
-              <w:right w:w="120" w:type="dxa"/>
-            </w:tcMar>
-          </w:tcPr>
-          <w:p>
-            <w:r/>
-            <w:r>
-              <w:rPr>
-                <w:rFonts w:ascii="Arial" w:hAnsi="Arial"/>
-                <w:b w:val="0"/>
-                <w:color w:val="333333"/>
-                <w:sz w:val="22"/>
-              </w:rPr>
-              <w:t>Componente Acessível</w:t>
-            </w:r>
-          </w:p>
-        </w:tc>
-        <w:tc>
-          <w:tcPr>
-            <w:tcW w:type="dxa" w:w="4320"/>
-            <w:shd w:val="clear" w:fill="FFFFFF"/>
-            <w:tcBorders>
-              <w:top w:val="single" w:color="CCCCCC" w:sz="4"/>
-              <w:left w:val="single" w:color="CCCCCC" w:sz="4"/>
-              <w:bottom w:val="single" w:color="CCCCCC" w:sz="4"/>
-              <w:right w:val="single" w:color="CCCCCC" w:sz="4"/>
-            </w:tcBorders>
-            <w:tcMar>
-              <w:top w:w="80" w:type="dxa"/>
-              <w:bottom w:w="80" w:type="dxa"/>
-              <w:left w:w="120" w:type="dxa"/>
-              <w:right w:w="120" w:type="dxa"/>
-            </w:tcMar>
-          </w:tcPr>
-          <w:p>
-            <w:r/>
-            <w:r>
-              <w:rPr>
-                <w:rFonts w:ascii="Arial" w:hAnsi="Arial"/>
-                <w:b w:val="0"/>
-                <w:color w:val="333333"/>
-                <w:sz w:val="22"/>
-              </w:rPr>
-              <w:t>Nasce com atributos ARIA, navegação por teclado e gerenciamento de foco desde a criação — corrigir depois é sempre mais caro</w:t>
-            </w:r>
-          </w:p>
-        </w:tc>
-      </w:tr>
-      <w:tr>
-        <w:tc>
-          <w:tcPr>
-            <w:tcW w:type="dxa" w:w="4320"/>
-            <w:shd w:val="clear" w:fill="FFFFFF"/>
-            <w:tcBorders>
-              <w:top w:val="single" w:color="CCCCCC" w:sz="4"/>
-              <w:left w:val="single" w:color="CCCCCC" w:sz="4"/>
-              <w:bottom w:val="single" w:color="CCCCCC" w:sz="4"/>
-              <w:right w:val="single" w:color="CCCCCC" w:sz="4"/>
-            </w:tcBorders>
-            <w:tcMar>
-              <w:top w:w="80" w:type="dxa"/>
-              <w:bottom w:w="80" w:type="dxa"/>
-              <w:left w:w="120" w:type="dxa"/>
-              <w:right w:w="120" w:type="dxa"/>
-            </w:tcMar>
-          </w:tcPr>
-          <w:p>
-            <w:r/>
-            <w:r>
-              <w:rPr>
-                <w:rFonts w:ascii="Arial" w:hAnsi="Arial"/>
-                <w:b w:val="0"/>
-                <w:color w:val="333333"/>
-                <w:sz w:val="22"/>
-              </w:rPr>
-              <w:t>Prompt Garden</w:t>
-            </w:r>
-          </w:p>
-        </w:tc>
-        <w:tc>
-          <w:tcPr>
-            <w:tcW w:type="dxa" w:w="4320"/>
-            <w:shd w:val="clear" w:fill="FFFFFF"/>
-            <w:tcBorders>
-              <w:top w:val="single" w:color="CCCCCC" w:sz="4"/>
-              <w:left w:val="single" w:color="CCCCCC" w:sz="4"/>
-              <w:bottom w:val="single" w:color="CCCCCC" w:sz="4"/>
-              <w:right w:val="single" w:color="CCCCCC" w:sz="4"/>
-            </w:tcBorders>
-            <w:tcMar>
-              <w:top w:w="80" w:type="dxa"/>
-              <w:bottom w:w="80" w:type="dxa"/>
-              <w:left w:w="120" w:type="dxa"/>
-              <w:right w:w="120" w:type="dxa"/>
-            </w:tcMar>
-          </w:tcPr>
-          <w:p>
-            <w:r/>
-            <w:r>
-              <w:rPr>
-                <w:rFonts w:ascii="Arial" w:hAnsi="Arial"/>
-                <w:b w:val="0"/>
-                <w:color w:val="333333"/>
-                <w:sz w:val="22"/>
-              </w:rPr>
-              <w:t>Biblioteca versionada de prompts especializados reutilizáveis pela equipe (geração de componente, UX Writing, sanitização etc.)</w:t>
-            </w:r>
-          </w:p>
-        </w:tc>
-      </w:tr>
-      <w:tr>
-        <w:tc>
-          <w:tcPr>
-            <w:tcW w:type="dxa" w:w="4320"/>
-            <w:shd w:val="clear" w:fill="FFFFFF"/>
-            <w:tcBorders>
-              <w:top w:val="single" w:color="CCCCCC" w:sz="4"/>
-              <w:left w:val="single" w:color="CCCCCC" w:sz="4"/>
-              <w:bottom w:val="single" w:color="CCCCCC" w:sz="4"/>
-              <w:right w:val="single" w:color="CCCCCC" w:sz="4"/>
-            </w:tcBorders>
-            <w:tcMar>
-              <w:top w:w="80" w:type="dxa"/>
-              <w:bottom w:w="80" w:type="dxa"/>
-              <w:left w:w="120" w:type="dxa"/>
-              <w:right w:w="120" w:type="dxa"/>
-            </w:tcMar>
-          </w:tcPr>
-          <w:p>
-            <w:r/>
-            <w:r>
-              <w:rPr>
-                <w:rFonts w:ascii="Arial" w:hAnsi="Arial"/>
-                <w:b w:val="0"/>
-                <w:color w:val="333333"/>
-                <w:sz w:val="22"/>
-              </w:rPr>
-              <w:t>Multimodalidade (imagem → código)</w:t>
-            </w:r>
-          </w:p>
-        </w:tc>
-        <w:tc>
-          <w:tcPr>
-            <w:tcW w:type="dxa" w:w="4320"/>
-            <w:shd w:val="clear" w:fill="FFFFFF"/>
-            <w:tcBorders>
-              <w:top w:val="single" w:color="CCCCCC" w:sz="4"/>
-              <w:left w:val="single" w:color="CCCCCC" w:sz="4"/>
-              <w:bottom w:val="single" w:color="CCCCCC" w:sz="4"/>
-              <w:right w:val="single" w:color="CCCCCC" w:sz="4"/>
-            </w:tcBorders>
-            <w:tcMar>
-              <w:top w:w="80" w:type="dxa"/>
-              <w:bottom w:w="80" w:type="dxa"/>
-              <w:left w:w="120" w:type="dxa"/>
-              <w:right w:w="120" w:type="dxa"/>
-            </w:tcMar>
-          </w:tcPr>
-          <w:p>
-            <w:r/>
-            <w:r>
-              <w:rPr>
-                <w:rFonts w:ascii="Arial" w:hAnsi="Arial"/>
-                <w:b w:val="0"/>
-                <w:color w:val="333333"/>
-                <w:sz w:val="22"/>
-              </w:rPr>
-              <w:t>Modelo interpreta uma imagem de Figma/Stitch e gera componente real, adaptado à arquitetura existente — não é cópia literal, é adaptação contextual</w:t>
-            </w:r>
-          </w:p>
-        </w:tc>
-      </w:tr>
-    </w:tbl>
     <w:p>
       <w:pPr>
-        <w:spacing w:after="80"/>
+        <w:spacing w:after="160"/>
       </w:pPr>
+      <w:r>
+        <w:rPr>
+          <w:rFonts w:ascii="Arial" w:hAnsi="Arial"/>
+          <w:b/>
+          <w:color w:val="333333"/>
+          <w:sz w:val="22"/>
+        </w:rPr>
+        <w:t>MCP (Model Context Protocol)</w:t>
+      </w:r>
+      <w:r>
+        <w:rPr>
+          <w:rFonts w:ascii="Arial" w:hAnsi="Arial"/>
+          <w:b w:val="0"/>
+          <w:color w:val="333333"/>
+          <w:sz w:val="22"/>
+        </w:rPr>
+        <w:t xml:space="preserve"> conecta o agente a documentação/boas práticas atualizadas de um framework específico (ex.: MCP do Angular) — resolve o problema de o modelo sugerir padrões desatualizados, já que frameworks evoluem mais rápido que o corte de treinamento do modelo.</w:t>
+      </w:r>
+    </w:p>
+    <w:p>
+      <w:pPr>
+        <w:spacing w:after="160"/>
+      </w:pPr>
+      <w:r>
+        <w:rPr>
+          <w:rFonts w:ascii="Arial" w:hAnsi="Arial"/>
+          <w:b/>
+          <w:color w:val="333333"/>
+          <w:sz w:val="22"/>
+        </w:rPr>
+        <w:t>Design tokens</w:t>
+      </w:r>
+      <w:r>
+        <w:rPr>
+          <w:rFonts w:ascii="Arial" w:hAnsi="Arial"/>
+          <w:b w:val="0"/>
+          <w:color w:val="333333"/>
+          <w:sz w:val="22"/>
+        </w:rPr>
+        <w:t>: menor unidade reutilizável de um sistema visual (cor, fonte, espaçamento), nomeada semanticamente ("cor primária", não "azul") para sobreviver a mudança de marca. Restrição recorrente em todos os prompts de estilização: proibir cor hexadecimal absoluta — o agente deve consumir exclusivamente os tokens já definidos.</w:t>
+      </w:r>
+    </w:p>
+    <w:p>
+      <w:pPr>
+        <w:spacing w:after="160"/>
+      </w:pPr>
+      <w:r>
+        <w:rPr>
+          <w:rFonts w:ascii="Arial" w:hAnsi="Arial"/>
+          <w:b/>
+          <w:color w:val="333333"/>
+          <w:sz w:val="22"/>
+        </w:rPr>
+        <w:t>Acessibilidade (WCAG)</w:t>
+      </w:r>
+      <w:r>
+        <w:rPr>
+          <w:rFonts w:ascii="Arial" w:hAnsi="Arial"/>
+          <w:b w:val="0"/>
+          <w:color w:val="333333"/>
+          <w:sz w:val="22"/>
+        </w:rPr>
+        <w:t xml:space="preserve"> incorporada desde o nascimento dos componentes, não corrigida depois (mais barato construir certo do que corrigir depois): propriedades ARIA (semântica para leitores de tela), navegação por teclado (fechamento via ESC), gerenciamento de foco. Boa acessibilidade é frequentemente </w:t>
+      </w:r>
+      <w:r>
+        <w:rPr>
+          <w:rFonts w:ascii="Arial" w:hAnsi="Arial"/>
+          <w:b/>
+          <w:color w:val="333333"/>
+          <w:sz w:val="22"/>
+        </w:rPr>
+        <w:t>invisível visualmente</w:t>
+      </w:r>
+      <w:r>
+        <w:rPr>
+          <w:rFonts w:ascii="Arial" w:hAnsi="Arial"/>
+          <w:b w:val="0"/>
+          <w:color w:val="333333"/>
+          <w:sz w:val="22"/>
+        </w:rPr>
+        <w:t>, mas transforma a experiência de quem depende de tecnologia assistiva.</w:t>
+      </w:r>
+    </w:p>
+    <w:p>
+      <w:pPr>
+        <w:spacing w:after="160"/>
+      </w:pPr>
+      <w:r>
+        <w:rPr>
+          <w:rFonts w:ascii="Arial" w:hAnsi="Arial"/>
+          <w:b/>
+          <w:color w:val="333333"/>
+          <w:sz w:val="22"/>
+        </w:rPr>
+        <w:t>Prompt Garden</w:t>
+      </w:r>
+      <w:r>
+        <w:rPr>
+          <w:rFonts w:ascii="Arial" w:hAnsi="Arial"/>
+          <w:b w:val="0"/>
+          <w:color w:val="333333"/>
+          <w:sz w:val="22"/>
+        </w:rPr>
+        <w:t>: biblioteca versionada de prompts especializados reutilizáveis da equipe (geração de componente acessível, criação de tokens, refinamento de requisito) — extensão direta do conceito de Prompt as Code.</w:t>
+      </w:r>
+    </w:p>
+    <w:p>
+      <w:pPr>
+        <w:spacing w:after="160"/>
+      </w:pPr>
+      <w:r>
+        <w:rPr>
+          <w:rFonts w:ascii="Arial" w:hAnsi="Arial"/>
+          <w:b/>
+          <w:color w:val="333333"/>
+          <w:sz w:val="22"/>
+        </w:rPr>
+        <w:t>Multimodalidade</w:t>
+      </w:r>
+      <w:r>
+        <w:rPr>
+          <w:rFonts w:ascii="Arial" w:hAnsi="Arial"/>
+          <w:b w:val="0"/>
+          <w:color w:val="333333"/>
+          <w:sz w:val="22"/>
+        </w:rPr>
+        <w:t xml:space="preserve"> (imagem → código): ferramentas como </w:t>
+      </w:r>
+      <w:r>
+        <w:rPr>
+          <w:rFonts w:ascii="Arial" w:hAnsi="Arial"/>
+          <w:b/>
+          <w:color w:val="333333"/>
+          <w:sz w:val="22"/>
+        </w:rPr>
+        <w:t>Stitch</w:t>
+      </w:r>
+      <w:r>
+        <w:rPr>
+          <w:rFonts w:ascii="Arial" w:hAnsi="Arial"/>
+          <w:b w:val="0"/>
+          <w:color w:val="333333"/>
+          <w:sz w:val="22"/>
+        </w:rPr>
+        <w:t xml:space="preserve"> geram protótipo visual a partir de descrição textual (estrutura real de HTML/CSS, não só mockup estático); modelos multimodais interpretam </w:t>
+      </w:r>
+      <w:r>
+        <w:rPr>
+          <w:rFonts w:ascii="Arial" w:hAnsi="Arial"/>
+          <w:b/>
+          <w:color w:val="333333"/>
+          <w:sz w:val="22"/>
+        </w:rPr>
+        <w:t>imagem do Figma</w:t>
+      </w:r>
+      <w:r>
+        <w:rPr>
+          <w:rFonts w:ascii="Arial" w:hAnsi="Arial"/>
+          <w:b w:val="0"/>
+          <w:color w:val="333333"/>
+          <w:sz w:val="22"/>
+        </w:rPr>
+        <w:t xml:space="preserve"> diretamente e geram componente integrado à stack real do projeto. Em ambos os casos, o protótipo bruto </w:t>
+      </w:r>
+      <w:r>
+        <w:rPr>
+          <w:rFonts w:ascii="Arial" w:hAnsi="Arial"/>
+          <w:b/>
+          <w:color w:val="333333"/>
+          <w:sz w:val="22"/>
+        </w:rPr>
+        <w:t>não deve</w:t>
+      </w:r>
+      <w:r>
+        <w:rPr>
+          <w:rFonts w:ascii="Arial" w:hAnsi="Arial"/>
+          <w:b w:val="0"/>
+          <w:color w:val="333333"/>
+          <w:sz w:val="22"/>
+        </w:rPr>
+        <w:t xml:space="preserve"> ser copiado cegamente — precisa ser refatorado/adaptado à arquitetura e ao design system já existente do projeto.</w:t>
+      </w:r>
     </w:p>
     <w:p>
       <w:pPr>
@@ -1072,7 +550,7 @@
           <w:color w:val="333333"/>
           <w:sz w:val="22"/>
         </w:rPr>
-        <w:t xml:space="preserve">🎯 </w:t>
+        <w:t xml:space="preserve">✅ Resultado/Conclusão: </w:t>
       </w:r>
       <w:r>
         <w:rPr>
@@ -1081,7 +559,7 @@
           <w:color w:val="333333"/>
           <w:sz w:val="22"/>
         </w:rPr>
-        <w:t>Mentalidade correta:</w:t>
+        <w:t>IA acelera, mas não elimina revisão técnica.</w:t>
       </w:r>
       <w:r>
         <w:rPr>
@@ -1090,7 +568,7 @@
           <w:color w:val="333333"/>
           <w:sz w:val="22"/>
         </w:rPr>
-        <w:t xml:space="preserve"> restringir escopo é uma das habilidades mais importantes ao trabalhar com agentes de codificação. Proibir explicitamente CSS solto, cores hexadecimais absolutas ou estilo inline evita que o agente "resolva visualmente" a tarefa da forma mais direta, quebrando o design system.</w:t>
+        <w:t xml:space="preserve"> Problemas de contraste, responsividade e import esquecido continuam aparecendo mesmo com geração assistida — e frequentemente só são detectados por inspeção visual manual (DevTools, teste em mobile), porque muitos problemas de front-end não aparecem em compilação bem-sucedida.</w:t>
       </w:r>
     </w:p>
     <w:p>
@@ -1105,403 +583,140 @@
           <w:color w:val="1F4D78"/>
           <w:sz w:val="24"/>
         </w:rPr>
-        <w:t>Orquestração de Agentes — Local, Paralela e em Nuvem</w:t>
+        <w:t>Módulo 03 — Orquestração de Agentes Locais e Nuvem</w:t>
       </w:r>
     </w:p>
-    <w:tbl>
-      <w:tblPr>
-        <w:tblW w:type="auto" w:w="0"/>
-        <w:tblLook w:firstColumn="1" w:firstRow="1" w:lastColumn="0" w:lastRow="0" w:noHBand="0" w:noVBand="1" w:val="04A0"/>
-        <w:tblBorders>
-          <w:top w:val="single" w:color="auto" w:sz="4"/>
-          <w:left w:val="single" w:color="auto" w:sz="4"/>
-          <w:bottom w:val="single" w:color="auto" w:sz="4"/>
-          <w:right w:val="single" w:color="auto" w:sz="4"/>
-          <w:insideH w:val="single" w:color="auto" w:sz="4"/>
-          <w:insideV w:val="single" w:color="auto" w:sz="4"/>
-        </w:tblBorders>
-      </w:tblPr>
-      <w:tblGrid>
-        <w:gridCol w:w="4320"/>
-        <w:gridCol w:w="4320"/>
-      </w:tblGrid>
-      <w:tr>
-        <w:tc>
-          <w:tcPr>
-            <w:tcW w:type="dxa" w:w="4320"/>
-            <w:shd w:val="clear" w:fill="D6E4F0"/>
-            <w:tcBorders>
-              <w:top w:val="single" w:color="CCCCCC" w:sz="4"/>
-              <w:left w:val="single" w:color="CCCCCC" w:sz="4"/>
-              <w:bottom w:val="single" w:color="CCCCCC" w:sz="4"/>
-              <w:right w:val="single" w:color="CCCCCC" w:sz="4"/>
-            </w:tcBorders>
-            <w:tcMar>
-              <w:top w:w="80" w:type="dxa"/>
-              <w:bottom w:w="80" w:type="dxa"/>
-              <w:left w:w="120" w:type="dxa"/>
-              <w:right w:w="120" w:type="dxa"/>
-            </w:tcMar>
-          </w:tcPr>
-          <w:p>
-            <w:r/>
-            <w:r>
-              <w:rPr>
-                <w:rFonts w:ascii="Arial" w:hAnsi="Arial"/>
-                <w:b/>
-                <w:color w:val="333333"/>
-                <w:sz w:val="22"/>
-              </w:rPr>
-              <w:t>Conceito</w:t>
-            </w:r>
-          </w:p>
-        </w:tc>
-        <w:tc>
-          <w:tcPr>
-            <w:tcW w:type="dxa" w:w="4320"/>
-            <w:shd w:val="clear" w:fill="D6E4F0"/>
-            <w:tcBorders>
-              <w:top w:val="single" w:color="CCCCCC" w:sz="4"/>
-              <w:left w:val="single" w:color="CCCCCC" w:sz="4"/>
-              <w:bottom w:val="single" w:color="CCCCCC" w:sz="4"/>
-              <w:right w:val="single" w:color="CCCCCC" w:sz="4"/>
-            </w:tcBorders>
-            <w:tcMar>
-              <w:top w:w="80" w:type="dxa"/>
-              <w:bottom w:w="80" w:type="dxa"/>
-              <w:left w:w="120" w:type="dxa"/>
-              <w:right w:w="120" w:type="dxa"/>
-            </w:tcMar>
-          </w:tcPr>
-          <w:p>
-            <w:r/>
-            <w:r>
-              <w:rPr>
-                <w:rFonts w:ascii="Arial" w:hAnsi="Arial"/>
-                <w:b/>
-                <w:color w:val="333333"/>
-                <w:sz w:val="22"/>
-              </w:rPr>
-              <w:t>Definição</w:t>
-            </w:r>
-          </w:p>
-        </w:tc>
-      </w:tr>
-      <w:tr>
-        <w:tc>
-          <w:tcPr>
-            <w:tcW w:type="dxa" w:w="4320"/>
-            <w:shd w:val="clear" w:fill="FFFFFF"/>
-            <w:tcBorders>
-              <w:top w:val="single" w:color="CCCCCC" w:sz="4"/>
-              <w:left w:val="single" w:color="CCCCCC" w:sz="4"/>
-              <w:bottom w:val="single" w:color="CCCCCC" w:sz="4"/>
-              <w:right w:val="single" w:color="CCCCCC" w:sz="4"/>
-            </w:tcBorders>
-            <w:tcMar>
-              <w:top w:w="80" w:type="dxa"/>
-              <w:bottom w:w="80" w:type="dxa"/>
-              <w:left w:w="120" w:type="dxa"/>
-              <w:right w:w="120" w:type="dxa"/>
-            </w:tcMar>
-          </w:tcPr>
-          <w:p>
-            <w:r/>
-            <w:r>
-              <w:rPr>
-                <w:rFonts w:ascii="Arial" w:hAnsi="Arial"/>
-                <w:b w:val="0"/>
-                <w:color w:val="333333"/>
-                <w:sz w:val="22"/>
-              </w:rPr>
-              <w:t>Spec-Driven Development</w:t>
-            </w:r>
-          </w:p>
-        </w:tc>
-        <w:tc>
-          <w:tcPr>
-            <w:tcW w:type="dxa" w:w="4320"/>
-            <w:shd w:val="clear" w:fill="FFFFFF"/>
-            <w:tcBorders>
-              <w:top w:val="single" w:color="CCCCCC" w:sz="4"/>
-              <w:left w:val="single" w:color="CCCCCC" w:sz="4"/>
-              <w:bottom w:val="single" w:color="CCCCCC" w:sz="4"/>
-              <w:right w:val="single" w:color="CCCCCC" w:sz="4"/>
-            </w:tcBorders>
-            <w:tcMar>
-              <w:top w:w="80" w:type="dxa"/>
-              <w:bottom w:w="80" w:type="dxa"/>
-              <w:left w:w="120" w:type="dxa"/>
-              <w:right w:w="120" w:type="dxa"/>
-            </w:tcMar>
-          </w:tcPr>
-          <w:p>
-            <w:r/>
-            <w:r>
-              <w:rPr>
-                <w:rFonts w:ascii="Arial" w:hAnsi="Arial"/>
-                <w:b w:val="0"/>
-                <w:color w:val="333333"/>
-                <w:sz w:val="22"/>
-              </w:rPr>
-              <w:t>Especificação estruturada (proposal, design, tasks) como artefato central antes de qualquer geração de código — contrato operacional entre pessoas e agentes</w:t>
-            </w:r>
-          </w:p>
-        </w:tc>
-      </w:tr>
-      <w:tr>
-        <w:tc>
-          <w:tcPr>
-            <w:tcW w:type="dxa" w:w="4320"/>
-            <w:shd w:val="clear" w:fill="FFFFFF"/>
-            <w:tcBorders>
-              <w:top w:val="single" w:color="CCCCCC" w:sz="4"/>
-              <w:left w:val="single" w:color="CCCCCC" w:sz="4"/>
-              <w:bottom w:val="single" w:color="CCCCCC" w:sz="4"/>
-              <w:right w:val="single" w:color="CCCCCC" w:sz="4"/>
-            </w:tcBorders>
-            <w:tcMar>
-              <w:top w:w="80" w:type="dxa"/>
-              <w:bottom w:w="80" w:type="dxa"/>
-              <w:left w:w="120" w:type="dxa"/>
-              <w:right w:w="120" w:type="dxa"/>
-            </w:tcMar>
-          </w:tcPr>
-          <w:p>
-            <w:r/>
-            <w:r>
-              <w:rPr>
-                <w:rFonts w:ascii="Arial" w:hAnsi="Arial"/>
-                <w:b w:val="0"/>
-                <w:color w:val="333333"/>
-                <w:sz w:val="22"/>
-              </w:rPr>
-              <w:t>OpenSpec</w:t>
-            </w:r>
-          </w:p>
-        </w:tc>
-        <w:tc>
-          <w:tcPr>
-            <w:tcW w:type="dxa" w:w="4320"/>
-            <w:shd w:val="clear" w:fill="FFFFFF"/>
-            <w:tcBorders>
-              <w:top w:val="single" w:color="CCCCCC" w:sz="4"/>
-              <w:left w:val="single" w:color="CCCCCC" w:sz="4"/>
-              <w:bottom w:val="single" w:color="CCCCCC" w:sz="4"/>
-              <w:right w:val="single" w:color="CCCCCC" w:sz="4"/>
-            </w:tcBorders>
-            <w:tcMar>
-              <w:top w:w="80" w:type="dxa"/>
-              <w:bottom w:w="80" w:type="dxa"/>
-              <w:left w:w="120" w:type="dxa"/>
-              <w:right w:w="120" w:type="dxa"/>
-            </w:tcMar>
-          </w:tcPr>
-          <w:p>
-            <w:r/>
-            <w:r>
-              <w:rPr>
-                <w:rFonts w:ascii="Arial" w:hAnsi="Arial"/>
-                <w:b w:val="0"/>
-                <w:color w:val="333333"/>
-                <w:sz w:val="22"/>
-              </w:rPr>
-              <w:t>Ferramenta agnóstica de fornecedor que instala "skills" (arquivos Markdown) orientando o agente por fase (exploração, proposta, design, aplicação)</w:t>
-            </w:r>
-          </w:p>
-        </w:tc>
-      </w:tr>
-      <w:tr>
-        <w:tc>
-          <w:tcPr>
-            <w:tcW w:type="dxa" w:w="4320"/>
-            <w:shd w:val="clear" w:fill="FFFFFF"/>
-            <w:tcBorders>
-              <w:top w:val="single" w:color="CCCCCC" w:sz="4"/>
-              <w:left w:val="single" w:color="CCCCCC" w:sz="4"/>
-              <w:bottom w:val="single" w:color="CCCCCC" w:sz="4"/>
-              <w:right w:val="single" w:color="CCCCCC" w:sz="4"/>
-            </w:tcBorders>
-            <w:tcMar>
-              <w:top w:w="80" w:type="dxa"/>
-              <w:bottom w:w="80" w:type="dxa"/>
-              <w:left w:w="120" w:type="dxa"/>
-              <w:right w:w="120" w:type="dxa"/>
-            </w:tcMar>
-          </w:tcPr>
-          <w:p>
-            <w:r/>
-            <w:r>
-              <w:rPr>
-                <w:rFonts w:ascii="Arial" w:hAnsi="Arial"/>
-                <w:b w:val="0"/>
-                <w:color w:val="333333"/>
-                <w:sz w:val="22"/>
-              </w:rPr>
-              <w:t>Git WorkTree</w:t>
-            </w:r>
-          </w:p>
-        </w:tc>
-        <w:tc>
-          <w:tcPr>
-            <w:tcW w:type="dxa" w:w="4320"/>
-            <w:shd w:val="clear" w:fill="FFFFFF"/>
-            <w:tcBorders>
-              <w:top w:val="single" w:color="CCCCCC" w:sz="4"/>
-              <w:left w:val="single" w:color="CCCCCC" w:sz="4"/>
-              <w:bottom w:val="single" w:color="CCCCCC" w:sz="4"/>
-              <w:right w:val="single" w:color="CCCCCC" w:sz="4"/>
-            </w:tcBorders>
-            <w:tcMar>
-              <w:top w:w="80" w:type="dxa"/>
-              <w:bottom w:w="80" w:type="dxa"/>
-              <w:left w:w="120" w:type="dxa"/>
-              <w:right w:w="120" w:type="dxa"/>
-            </w:tcMar>
-          </w:tcPr>
-          <w:p>
-            <w:r/>
-            <w:r>
-              <w:rPr>
-                <w:rFonts w:ascii="Arial" w:hAnsi="Arial"/>
-                <w:b w:val="0"/>
-                <w:color w:val="333333"/>
-                <w:sz w:val="22"/>
-              </w:rPr>
-              <w:t>Múltiplos workspaces físicos apontando para branches diferentes do mesmo repositório — isolamento sem duplicar o projeto inteiro</w:t>
-            </w:r>
-          </w:p>
-        </w:tc>
-      </w:tr>
-      <w:tr>
-        <w:tc>
-          <w:tcPr>
-            <w:tcW w:type="dxa" w:w="4320"/>
-            <w:shd w:val="clear" w:fill="FFFFFF"/>
-            <w:tcBorders>
-              <w:top w:val="single" w:color="CCCCCC" w:sz="4"/>
-              <w:left w:val="single" w:color="CCCCCC" w:sz="4"/>
-              <w:bottom w:val="single" w:color="CCCCCC" w:sz="4"/>
-              <w:right w:val="single" w:color="CCCCCC" w:sz="4"/>
-            </w:tcBorders>
-            <w:tcMar>
-              <w:top w:w="80" w:type="dxa"/>
-              <w:bottom w:w="80" w:type="dxa"/>
-              <w:left w:w="120" w:type="dxa"/>
-              <w:right w:w="120" w:type="dxa"/>
-            </w:tcMar>
-          </w:tcPr>
-          <w:p>
-            <w:r/>
-            <w:r>
-              <w:rPr>
-                <w:rFonts w:ascii="Arial" w:hAnsi="Arial"/>
-                <w:b w:val="0"/>
-                <w:color w:val="333333"/>
-                <w:sz w:val="22"/>
-              </w:rPr>
-              <w:t>Agente síncrono vs. assíncrono</w:t>
-            </w:r>
-          </w:p>
-        </w:tc>
-        <w:tc>
-          <w:tcPr>
-            <w:tcW w:type="dxa" w:w="4320"/>
-            <w:shd w:val="clear" w:fill="FFFFFF"/>
-            <w:tcBorders>
-              <w:top w:val="single" w:color="CCCCCC" w:sz="4"/>
-              <w:left w:val="single" w:color="CCCCCC" w:sz="4"/>
-              <w:bottom w:val="single" w:color="CCCCCC" w:sz="4"/>
-              <w:right w:val="single" w:color="CCCCCC" w:sz="4"/>
-            </w:tcBorders>
-            <w:tcMar>
-              <w:top w:w="80" w:type="dxa"/>
-              <w:bottom w:w="80" w:type="dxa"/>
-              <w:left w:w="120" w:type="dxa"/>
-              <w:right w:w="120" w:type="dxa"/>
-            </w:tcMar>
-          </w:tcPr>
-          <w:p>
-            <w:r/>
-            <w:r>
-              <w:rPr>
-                <w:rFonts w:ascii="Arial" w:hAnsi="Arial"/>
-                <w:b w:val="0"/>
-                <w:color w:val="333333"/>
-                <w:sz w:val="22"/>
-              </w:rPr>
-              <w:t>Local = copiloto acoplado à máquina do desenvolvedor; assíncrono (ex.: Google Jules) = ambiente efêmero na nuvem que clona, implementa, testa e abre PR de forma independente</w:t>
-            </w:r>
-          </w:p>
-        </w:tc>
-      </w:tr>
-      <w:tr>
-        <w:tc>
-          <w:tcPr>
-            <w:tcW w:type="dxa" w:w="4320"/>
-            <w:shd w:val="clear" w:fill="FFFFFF"/>
-            <w:tcBorders>
-              <w:top w:val="single" w:color="CCCCCC" w:sz="4"/>
-              <w:left w:val="single" w:color="CCCCCC" w:sz="4"/>
-              <w:bottom w:val="single" w:color="CCCCCC" w:sz="4"/>
-              <w:right w:val="single" w:color="CCCCCC" w:sz="4"/>
-            </w:tcBorders>
-            <w:tcMar>
-              <w:top w:w="80" w:type="dxa"/>
-              <w:bottom w:w="80" w:type="dxa"/>
-              <w:left w:w="120" w:type="dxa"/>
-              <w:right w:w="120" w:type="dxa"/>
-            </w:tcMar>
-          </w:tcPr>
-          <w:p>
-            <w:r/>
-            <w:r>
-              <w:rPr>
-                <w:rFonts w:ascii="Arial" w:hAnsi="Arial"/>
-                <w:b w:val="0"/>
-                <w:color w:val="333333"/>
-                <w:sz w:val="22"/>
-              </w:rPr>
-              <w:t>Archive de especificação</w:t>
-            </w:r>
-          </w:p>
-        </w:tc>
-        <w:tc>
-          <w:tcPr>
-            <w:tcW w:type="dxa" w:w="4320"/>
-            <w:shd w:val="clear" w:fill="FFFFFF"/>
-            <w:tcBorders>
-              <w:top w:val="single" w:color="CCCCCC" w:sz="4"/>
-              <w:left w:val="single" w:color="CCCCCC" w:sz="4"/>
-              <w:bottom w:val="single" w:color="CCCCCC" w:sz="4"/>
-              <w:right w:val="single" w:color="CCCCCC" w:sz="4"/>
-            </w:tcBorders>
-            <w:tcMar>
-              <w:top w:w="80" w:type="dxa"/>
-              <w:bottom w:w="80" w:type="dxa"/>
-              <w:left w:w="120" w:type="dxa"/>
-              <w:right w:w="120" w:type="dxa"/>
-            </w:tcMar>
-          </w:tcPr>
-          <w:p>
-            <w:r/>
-            <w:r>
-              <w:rPr>
-                <w:rFonts w:ascii="Arial" w:hAnsi="Arial"/>
-                <w:b w:val="0"/>
-                <w:color w:val="333333"/>
-                <w:sz w:val="22"/>
-              </w:rPr>
-              <w:t>Spec implementada vira baseline histórica — futuras specs herdam automaticamente decisões e padrões já estabelecidos</w:t>
-            </w:r>
-          </w:p>
-        </w:tc>
-      </w:tr>
-    </w:tbl>
     <w:p>
       <w:pPr>
-        <w:spacing w:after="80"/>
+        <w:spacing w:after="160"/>
       </w:pPr>
+      <w:r>
+        <w:rPr>
+          <w:rFonts w:ascii="Arial" w:hAnsi="Arial"/>
+          <w:b/>
+          <w:color w:val="333333"/>
+          <w:sz w:val="22"/>
+        </w:rPr>
+        <w:t>Monorepo (Nx)</w:t>
+      </w:r>
+      <w:r>
+        <w:rPr>
+          <w:rFonts w:ascii="Arial" w:hAnsi="Arial"/>
+          <w:b w:val="0"/>
+          <w:color w:val="333333"/>
+          <w:sz w:val="22"/>
+        </w:rPr>
+        <w:t xml:space="preserve"> ≠ monólito: monorepo é organização de código (múltiplas aplicações independentes no mesmo repositório); monólito é estratégia de deploy/arquitetura. O ganho principal aqui é </w:t>
+      </w:r>
+      <w:r>
+        <w:rPr>
+          <w:rFonts w:ascii="Arial" w:hAnsi="Arial"/>
+          <w:b/>
+          <w:color w:val="333333"/>
+          <w:sz w:val="22"/>
+        </w:rPr>
+        <w:t>contrato compartilhado</w:t>
+      </w:r>
+      <w:r>
+        <w:rPr>
+          <w:rFonts w:ascii="Arial" w:hAnsi="Arial"/>
+          <w:b w:val="0"/>
+          <w:color w:val="333333"/>
+          <w:sz w:val="22"/>
+        </w:rPr>
+        <w:t xml:space="preserve"> entre front-end e back-end via biblioteca comum de tipos — elimina duplicação e divergência de DTO entre camadas.</w:t>
+      </w:r>
+    </w:p>
+    <w:p>
+      <w:pPr>
+        <w:spacing w:after="160"/>
+      </w:pPr>
+      <w:r>
+        <w:rPr>
+          <w:rFonts w:ascii="Arial" w:hAnsi="Arial"/>
+          <w:b/>
+          <w:color w:val="333333"/>
+          <w:sz w:val="22"/>
+        </w:rPr>
+        <w:t>Spec-Driven Development (OpenSpec)</w:t>
+      </w:r>
+      <w:r>
+        <w:rPr>
+          <w:rFonts w:ascii="Arial" w:hAnsi="Arial"/>
+          <w:b w:val="0"/>
+          <w:color w:val="333333"/>
+          <w:sz w:val="22"/>
+        </w:rPr>
+        <w:t xml:space="preserve">: em vez de prompt improvisado para features inteiras, gera três artefatos — </w:t>
+      </w:r>
+      <w:r>
+        <w:rPr>
+          <w:rFonts w:ascii="Courier New" w:hAnsi="Courier New"/>
+          <w:color w:val="333333"/>
+          <w:sz w:val="20"/>
+        </w:rPr>
+        <w:t>proposal.md</w:t>
+      </w:r>
+      <w:r>
+        <w:rPr>
+          <w:rFonts w:ascii="Arial" w:hAnsi="Arial"/>
+          <w:b w:val="0"/>
+          <w:color w:val="333333"/>
+          <w:sz w:val="22"/>
+        </w:rPr>
+        <w:t xml:space="preserve"> (o quê), </w:t>
+      </w:r>
+      <w:r>
+        <w:rPr>
+          <w:rFonts w:ascii="Courier New" w:hAnsi="Courier New"/>
+          <w:color w:val="333333"/>
+          <w:sz w:val="20"/>
+        </w:rPr>
+        <w:t>design.md</w:t>
+      </w:r>
+      <w:r>
+        <w:rPr>
+          <w:rFonts w:ascii="Arial" w:hAnsi="Arial"/>
+          <w:b w:val="0"/>
+          <w:color w:val="333333"/>
+          <w:sz w:val="22"/>
+        </w:rPr>
+        <w:t xml:space="preserve"> (como), </w:t>
+      </w:r>
+      <w:r>
+        <w:rPr>
+          <w:rFonts w:ascii="Courier New" w:hAnsi="Courier New"/>
+          <w:color w:val="333333"/>
+          <w:sz w:val="20"/>
+        </w:rPr>
+        <w:t>tasks.md</w:t>
+      </w:r>
+      <w:r>
+        <w:rPr>
+          <w:rFonts w:ascii="Arial" w:hAnsi="Arial"/>
+          <w:b w:val="0"/>
+          <w:color w:val="333333"/>
+          <w:sz w:val="22"/>
+        </w:rPr>
+        <w:t xml:space="preserve"> (plano operacional dividido por camada). A especificação funciona como "memória evolutiva" do projeto quando arquivada (</w:t>
+      </w:r>
+      <w:r>
+        <w:rPr>
+          <w:rFonts w:ascii="Courier New" w:hAnsi="Courier New"/>
+          <w:color w:val="333333"/>
+          <w:sz w:val="20"/>
+        </w:rPr>
+        <w:t>archive</w:t>
+      </w:r>
+      <w:r>
+        <w:rPr>
+          <w:rFonts w:ascii="Arial" w:hAnsi="Arial"/>
+          <w:b w:val="0"/>
+          <w:color w:val="333333"/>
+          <w:sz w:val="22"/>
+        </w:rPr>
+        <w:t>) após implementação — futuras specs herdam contexto de decisões anteriores automaticamente.</w:t>
+      </w:r>
     </w:p>
     <w:p>
       <w:pPr>
@@ -1519,8 +734,13 @@
           <w:color w:val="333333"/>
           <w:sz w:val="22"/>
         </w:rPr>
-        <w:t xml:space="preserve">🔑 </w:t>
+        <w:t>🔑 Regra fundamental: quanto mais complexa a feature, mais perigoso depender de prompt genérico — o risco de alucinação, inconsistência arquitetural e requisito implícito inventado cresce proporcionalmente. Especificação estruturada é o que torna geração assistida por IA previsível em escala.</w:t>
       </w:r>
+    </w:p>
+    <w:p>
+      <w:pPr>
+        <w:spacing w:after="160"/>
+      </w:pPr>
       <w:r>
         <w:rPr>
           <w:rFonts w:ascii="Arial" w:hAnsi="Arial"/>
@@ -1528,7 +748,7 @@
           <w:color w:val="333333"/>
           <w:sz w:val="22"/>
         </w:rPr>
-        <w:t>Regra fundamental:</w:t>
+        <w:t>Execução paralela com Git WorkTree</w:t>
       </w:r>
       <w:r>
         <w:rPr>
@@ -1537,16 +757,15 @@
           <w:color w:val="333333"/>
           <w:sz w:val="22"/>
         </w:rPr>
-        <w:t xml:space="preserve"> especificação genérica ("crie um sistema de eventos") aumenta alucinação, inconsistência arquitetural e desperdício de tokens. Uma boa spec descreve também o que </w:t>
+        <w:t>: múltiplos workspaces físicos apontando para branches diferentes do mesmo repositório — resolve o problema de colisão quando vários agentes trabalham simultaneamente (um por front-end, outro por back-end), sem duplicar o repositório inteiro. Cada agente aplica só o subconjunto de tasks relevante ao seu domínio (</w:t>
       </w:r>
       <w:r>
         <w:rPr>
-          <w:rFonts w:ascii="Arial" w:hAnsi="Arial"/>
-          <w:b/>
+          <w:rFonts w:ascii="Courier New" w:hAnsi="Courier New"/>
           <w:color w:val="333333"/>
-          <w:sz w:val="22"/>
+          <w:sz w:val="20"/>
         </w:rPr>
-        <w:t>não</w:t>
+        <w:t>apply --filter backend</w:t>
       </w:r>
       <w:r>
         <w:rPr>
@@ -1555,7 +774,53 @@
           <w:color w:val="333333"/>
           <w:sz w:val="22"/>
         </w:rPr>
-        <w:t xml:space="preserve"> fazer — sem essa restrição explícita, o agente tende a inventar requisitos adicionais.</w:t>
+        <w:t>).</w:t>
+      </w:r>
+    </w:p>
+    <w:p>
+      <w:pPr>
+        <w:spacing w:after="160"/>
+      </w:pPr>
+      <w:r>
+        <w:rPr>
+          <w:rFonts w:ascii="Arial" w:hAnsi="Arial"/>
+          <w:b/>
+          <w:color w:val="333333"/>
+          <w:sz w:val="22"/>
+        </w:rPr>
+        <w:t>Gerenciamento estratégico de modelo</w:t>
+      </w:r>
+      <w:r>
+        <w:rPr>
+          <w:rFonts w:ascii="Arial" w:hAnsi="Arial"/>
+          <w:b w:val="0"/>
+          <w:color w:val="333333"/>
+          <w:sz w:val="22"/>
+        </w:rPr>
+        <w:t>: modelo mais forte para raciocínio/arquitetura, modelo mais barato para execução repetitiva — decisão de custo real em uso profissional de IA.</w:t>
+      </w:r>
+    </w:p>
+    <w:p>
+      <w:pPr>
+        <w:spacing w:after="160"/>
+      </w:pPr>
+      <w:r>
+        <w:rPr>
+          <w:rFonts w:ascii="Arial" w:hAnsi="Arial"/>
+          <w:b/>
+          <w:color w:val="333333"/>
+          <w:sz w:val="22"/>
+        </w:rPr>
+        <w:t>Agentes assíncronos na nuvem (Google Jules)</w:t>
+      </w:r>
+      <w:r>
+        <w:rPr>
+          <w:rFonts w:ascii="Arial" w:hAnsi="Arial"/>
+          <w:b w:val="0"/>
+          <w:color w:val="333333"/>
+          <w:sz w:val="22"/>
+        </w:rPr>
+        <w:t>: diferente do agente local (para quando a máquina desliga), o agente na nuvem sobe VM própria, clona repositório, implementa, testa e abre Pull Request — deve ser tratado exatamente como "outro desenvolvedor": nunca acesso irrestrito a produção/main, sempre fluxo de branch → PR → revisão → merge.</w:t>
       </w:r>
     </w:p>
     <w:p>
@@ -1570,7 +835,21 @@
           <w:color w:val="1F4D78"/>
           <w:sz w:val="24"/>
         </w:rPr>
-        <w:t>QA AI-Native</w:t>
+        <w:t>Módulo 04 — Automação E2E e QA AI-Native</w:t>
+      </w:r>
+    </w:p>
+    <w:p>
+      <w:pPr>
+        <w:spacing w:after="160"/>
+      </w:pPr>
+      <w:r>
+        <w:rPr>
+          <w:rFonts w:ascii="Arial" w:hAnsi="Arial"/>
+          <w:b w:val="0"/>
+          <w:color w:val="333333"/>
+          <w:sz w:val="22"/>
+        </w:rPr>
+        <w:t>Três estratégias de teste E2E com IA, cada uma com trade-off diferente — não existe solução universal:</w:t>
       </w:r>
     </w:p>
     <w:tbl>
@@ -1678,7 +957,7 @@
                 <w:color w:val="333333"/>
                 <w:sz w:val="22"/>
               </w:rPr>
-              <w:t>Trade-off</w:t>
+              <w:t>Desvantagem</w:t>
             </w:r>
           </w:p>
         </w:tc>
@@ -1740,7 +1019,7 @@
                 <w:color w:val="333333"/>
                 <w:sz w:val="22"/>
               </w:rPr>
-              <w:t>Barata, roda em CI/CD sem dependência contínua de IA</w:t>
+              <w:t>Barato, roda em CI/CD sem IA contínua, rápido</w:t>
             </w:r>
           </w:p>
         </w:tc>
@@ -1770,7 +1049,25 @@
                 <w:color w:val="333333"/>
                 <w:sz w:val="22"/>
               </w:rPr>
-              <w:t>Frágil a mudanças estruturais (flaky tests)</w:t>
+              <w:t>Fragilidade a mudança de seletor/classe (</w:t>
+            </w:r>
+            <w:r>
+              <w:rPr>
+                <w:rFonts w:ascii="Arial" w:hAnsi="Arial"/>
+                <w:b/>
+                <w:color w:val="333333"/>
+                <w:sz w:val="22"/>
+              </w:rPr>
+              <w:t>flaky tests</w:t>
+            </w:r>
+            <w:r>
+              <w:rPr>
+                <w:rFonts w:ascii="Arial" w:hAnsi="Arial"/>
+                <w:b w:val="0"/>
+                <w:color w:val="333333"/>
+                <w:sz w:val="22"/>
+              </w:rPr>
+              <w:t>)</w:t>
             </w:r>
           </w:p>
         </w:tc>
@@ -1879,7 +1176,7 @@
                 <w:color w:val="333333"/>
                 <w:sz w:val="22"/>
               </w:rPr>
-              <w:t>Lock-in na nuvem do Cypress</w:t>
+              <w:t>Lock-in na nuvem Cypress, custo de plataforma</w:t>
             </w:r>
           </w:p>
         </w:tc>
@@ -1941,7 +1238,7 @@
                 <w:color w:val="333333"/>
                 <w:sz w:val="22"/>
               </w:rPr>
-              <w:t>Máxima flexibilidade, funciona também como RPA</w:t>
+              <w:t>Máxima flexibilidade, serve também para RPA em sistemas sem API</w:t>
             </w:r>
           </w:p>
         </w:tc>
@@ -1971,7 +1268,7 @@
                 <w:color w:val="333333"/>
                 <w:sz w:val="22"/>
               </w:rPr>
-              <w:t>Custo computacional e consumo contínuo de tokens</w:t>
+              <w:t>Consumo contínuo de tokens, mais lento, mais caro</w:t>
             </w:r>
           </w:p>
         </w:tc>
@@ -1998,7 +1295,7 @@
           <w:color w:val="333333"/>
           <w:sz w:val="22"/>
         </w:rPr>
-        <w:t xml:space="preserve">⚡ </w:t>
+        <w:t xml:space="preserve">🔑 Regra fundamental: </w:t>
       </w:r>
       <w:r>
         <w:rPr>
@@ -2007,7 +1304,7 @@
           <w:color w:val="333333"/>
           <w:sz w:val="22"/>
         </w:rPr>
-        <w:t>Performance/Custo:</w:t>
+        <w:t>self-healing</w:t>
       </w:r>
       <w:r>
         <w:rPr>
@@ -2016,383 +1313,15 @@
           <w:color w:val="333333"/>
           <w:sz w:val="22"/>
         </w:rPr>
-        <w:t xml:space="preserve"> não existe solução universal — smoke tests rápidos usam Cypress tradicional, fluxos frágeis usam self-healing, sistemas legados sem API usam Playwright MCP como RPA. A combinação híbrida das três estratégias é citada como caminho mais provável para o mercado.</w:t>
-      </w:r>
-    </w:p>
-    <w:p>
-      <w:pPr>
-        <w:pStyle w:val="Heading3"/>
-        <w:spacing w:before="200" w:after="80"/>
-      </w:pPr>
-      <w:r>
-        <w:rPr>
-          <w:rFonts w:ascii="Arial" w:hAnsi="Arial"/>
-          <w:b/>
-          <w:color w:val="1F4D78"/>
-          <w:sz w:val="24"/>
-        </w:rPr>
-        <w:t>IA como Componente Arquitetural</w:t>
-      </w:r>
-    </w:p>
-    <w:tbl>
-      <w:tblPr>
-        <w:tblW w:type="auto" w:w="0"/>
-        <w:tblLook w:firstColumn="1" w:firstRow="1" w:lastColumn="0" w:lastRow="0" w:noHBand="0" w:noVBand="1" w:val="04A0"/>
-        <w:tblBorders>
-          <w:top w:val="single" w:color="auto" w:sz="4"/>
-          <w:left w:val="single" w:color="auto" w:sz="4"/>
-          <w:bottom w:val="single" w:color="auto" w:sz="4"/>
-          <w:right w:val="single" w:color="auto" w:sz="4"/>
-          <w:insideH w:val="single" w:color="auto" w:sz="4"/>
-          <w:insideV w:val="single" w:color="auto" w:sz="4"/>
-        </w:tblBorders>
-      </w:tblPr>
-      <w:tblGrid>
-        <w:gridCol w:w="4320"/>
-        <w:gridCol w:w="4320"/>
-      </w:tblGrid>
-      <w:tr>
-        <w:tc>
-          <w:tcPr>
-            <w:tcW w:type="dxa" w:w="4320"/>
-            <w:shd w:val="clear" w:fill="D6E4F0"/>
-            <w:tcBorders>
-              <w:top w:val="single" w:color="CCCCCC" w:sz="4"/>
-              <w:left w:val="single" w:color="CCCCCC" w:sz="4"/>
-              <w:bottom w:val="single" w:color="CCCCCC" w:sz="4"/>
-              <w:right w:val="single" w:color="CCCCCC" w:sz="4"/>
-            </w:tcBorders>
-            <w:tcMar>
-              <w:top w:w="80" w:type="dxa"/>
-              <w:bottom w:w="80" w:type="dxa"/>
-              <w:left w:w="120" w:type="dxa"/>
-              <w:right w:w="120" w:type="dxa"/>
-            </w:tcMar>
-          </w:tcPr>
-          <w:p>
-            <w:r/>
-            <w:r>
-              <w:rPr>
-                <w:rFonts w:ascii="Arial" w:hAnsi="Arial"/>
-                <w:b/>
-                <w:color w:val="333333"/>
-                <w:sz w:val="22"/>
-              </w:rPr>
-              <w:t>Conceito</w:t>
-            </w:r>
-          </w:p>
-        </w:tc>
-        <w:tc>
-          <w:tcPr>
-            <w:tcW w:type="dxa" w:w="4320"/>
-            <w:shd w:val="clear" w:fill="D6E4F0"/>
-            <w:tcBorders>
-              <w:top w:val="single" w:color="CCCCCC" w:sz="4"/>
-              <w:left w:val="single" w:color="CCCCCC" w:sz="4"/>
-              <w:bottom w:val="single" w:color="CCCCCC" w:sz="4"/>
-              <w:right w:val="single" w:color="CCCCCC" w:sz="4"/>
-            </w:tcBorders>
-            <w:tcMar>
-              <w:top w:w="80" w:type="dxa"/>
-              <w:bottom w:w="80" w:type="dxa"/>
-              <w:left w:w="120" w:type="dxa"/>
-              <w:right w:w="120" w:type="dxa"/>
-            </w:tcMar>
-          </w:tcPr>
-          <w:p>
-            <w:r/>
-            <w:r>
-              <w:rPr>
-                <w:rFonts w:ascii="Arial" w:hAnsi="Arial"/>
-                <w:b/>
-                <w:color w:val="333333"/>
-                <w:sz w:val="22"/>
-              </w:rPr>
-              <w:t>Definição</w:t>
-            </w:r>
-          </w:p>
-        </w:tc>
-      </w:tr>
-      <w:tr>
-        <w:tc>
-          <w:tcPr>
-            <w:tcW w:type="dxa" w:w="4320"/>
-            <w:shd w:val="clear" w:fill="FFFFFF"/>
-            <w:tcBorders>
-              <w:top w:val="single" w:color="CCCCCC" w:sz="4"/>
-              <w:left w:val="single" w:color="CCCCCC" w:sz="4"/>
-              <w:bottom w:val="single" w:color="CCCCCC" w:sz="4"/>
-              <w:right w:val="single" w:color="CCCCCC" w:sz="4"/>
-            </w:tcBorders>
-            <w:tcMar>
-              <w:top w:w="80" w:type="dxa"/>
-              <w:bottom w:w="80" w:type="dxa"/>
-              <w:left w:w="120" w:type="dxa"/>
-              <w:right w:w="120" w:type="dxa"/>
-            </w:tcMar>
-          </w:tcPr>
-          <w:p>
-            <w:r/>
-            <w:r>
-              <w:rPr>
-                <w:rFonts w:ascii="Arial" w:hAnsi="Arial"/>
-                <w:b w:val="0"/>
-                <w:color w:val="333333"/>
-                <w:sz w:val="22"/>
-              </w:rPr>
-              <w:t>GenKit</w:t>
-            </w:r>
-          </w:p>
-        </w:tc>
-        <w:tc>
-          <w:tcPr>
-            <w:tcW w:type="dxa" w:w="4320"/>
-            <w:shd w:val="clear" w:fill="FFFFFF"/>
-            <w:tcBorders>
-              <w:top w:val="single" w:color="CCCCCC" w:sz="4"/>
-              <w:left w:val="single" w:color="CCCCCC" w:sz="4"/>
-              <w:bottom w:val="single" w:color="CCCCCC" w:sz="4"/>
-              <w:right w:val="single" w:color="CCCCCC" w:sz="4"/>
-            </w:tcBorders>
-            <w:tcMar>
-              <w:top w:w="80" w:type="dxa"/>
-              <w:bottom w:w="80" w:type="dxa"/>
-              <w:left w:w="120" w:type="dxa"/>
-              <w:right w:w="120" w:type="dxa"/>
-            </w:tcMar>
-          </w:tcPr>
-          <w:p>
-            <w:r/>
-            <w:r>
-              <w:rPr>
-                <w:rFonts w:ascii="Arial" w:hAnsi="Arial"/>
-                <w:b w:val="0"/>
-                <w:color w:val="333333"/>
-                <w:sz w:val="22"/>
-              </w:rPr>
-              <w:t>Framework do Google, agnóstico de modelo (funciona via plugins — Gemini, OpenAI, outros), que abstrai chamadas a LLMs dentro de uma aplicação Node.js</w:t>
-            </w:r>
-          </w:p>
-        </w:tc>
-      </w:tr>
-      <w:tr>
-        <w:tc>
-          <w:tcPr>
-            <w:tcW w:type="dxa" w:w="4320"/>
-            <w:shd w:val="clear" w:fill="FFFFFF"/>
-            <w:tcBorders>
-              <w:top w:val="single" w:color="CCCCCC" w:sz="4"/>
-              <w:left w:val="single" w:color="CCCCCC" w:sz="4"/>
-              <w:bottom w:val="single" w:color="CCCCCC" w:sz="4"/>
-              <w:right w:val="single" w:color="CCCCCC" w:sz="4"/>
-            </w:tcBorders>
-            <w:tcMar>
-              <w:top w:w="80" w:type="dxa"/>
-              <w:bottom w:w="80" w:type="dxa"/>
-              <w:left w:w="120" w:type="dxa"/>
-              <w:right w:w="120" w:type="dxa"/>
-            </w:tcMar>
-          </w:tcPr>
-          <w:p>
-            <w:r/>
-            <w:r>
-              <w:rPr>
-                <w:rFonts w:ascii="Arial" w:hAnsi="Arial"/>
-                <w:b w:val="0"/>
-                <w:color w:val="333333"/>
-                <w:sz w:val="22"/>
-              </w:rPr>
-              <w:t>Flow</w:t>
-            </w:r>
-          </w:p>
-        </w:tc>
-        <w:tc>
-          <w:tcPr>
-            <w:tcW w:type="dxa" w:w="4320"/>
-            <w:shd w:val="clear" w:fill="FFFFFF"/>
-            <w:tcBorders>
-              <w:top w:val="single" w:color="CCCCCC" w:sz="4"/>
-              <w:left w:val="single" w:color="CCCCCC" w:sz="4"/>
-              <w:bottom w:val="single" w:color="CCCCCC" w:sz="4"/>
-              <w:right w:val="single" w:color="CCCCCC" w:sz="4"/>
-            </w:tcBorders>
-            <w:tcMar>
-              <w:top w:w="80" w:type="dxa"/>
-              <w:bottom w:w="80" w:type="dxa"/>
-              <w:left w:w="120" w:type="dxa"/>
-              <w:right w:w="120" w:type="dxa"/>
-            </w:tcMar>
-          </w:tcPr>
-          <w:p>
-            <w:r/>
-            <w:r>
-              <w:rPr>
-                <w:rFonts w:ascii="Arial" w:hAnsi="Arial"/>
-                <w:b w:val="0"/>
-                <w:color w:val="333333"/>
-                <w:sz w:val="22"/>
-              </w:rPr>
-              <w:t>Unidade de orquestração do GenKit — encapsula prompt, chamada ao modelo e validação de saída</w:t>
-            </w:r>
-          </w:p>
-        </w:tc>
-      </w:tr>
-      <w:tr>
-        <w:tc>
-          <w:tcPr>
-            <w:tcW w:type="dxa" w:w="4320"/>
-            <w:shd w:val="clear" w:fill="FFFFFF"/>
-            <w:tcBorders>
-              <w:top w:val="single" w:color="CCCCCC" w:sz="4"/>
-              <w:left w:val="single" w:color="CCCCCC" w:sz="4"/>
-              <w:bottom w:val="single" w:color="CCCCCC" w:sz="4"/>
-              <w:right w:val="single" w:color="CCCCCC" w:sz="4"/>
-            </w:tcBorders>
-            <w:tcMar>
-              <w:top w:w="80" w:type="dxa"/>
-              <w:bottom w:w="80" w:type="dxa"/>
-              <w:left w:w="120" w:type="dxa"/>
-              <w:right w:w="120" w:type="dxa"/>
-            </w:tcMar>
-          </w:tcPr>
-          <w:p>
-            <w:r/>
-            <w:r>
-              <w:rPr>
-                <w:rFonts w:ascii="Arial" w:hAnsi="Arial"/>
-                <w:b w:val="0"/>
-                <w:color w:val="333333"/>
-                <w:sz w:val="22"/>
-              </w:rPr>
-              <w:t>Validação estrutural com Zod</w:t>
-            </w:r>
-          </w:p>
-        </w:tc>
-        <w:tc>
-          <w:tcPr>
-            <w:tcW w:type="dxa" w:w="4320"/>
-            <w:shd w:val="clear" w:fill="FFFFFF"/>
-            <w:tcBorders>
-              <w:top w:val="single" w:color="CCCCCC" w:sz="4"/>
-              <w:left w:val="single" w:color="CCCCCC" w:sz="4"/>
-              <w:bottom w:val="single" w:color="CCCCCC" w:sz="4"/>
-              <w:right w:val="single" w:color="CCCCCC" w:sz="4"/>
-            </w:tcBorders>
-            <w:tcMar>
-              <w:top w:w="80" w:type="dxa"/>
-              <w:bottom w:w="80" w:type="dxa"/>
-              <w:left w:w="120" w:type="dxa"/>
-              <w:right w:w="120" w:type="dxa"/>
-            </w:tcMar>
-          </w:tcPr>
-          <w:p>
-            <w:r/>
-            <w:r>
-              <w:rPr>
-                <w:rFonts w:ascii="Arial" w:hAnsi="Arial"/>
-                <w:b w:val="0"/>
-                <w:color w:val="333333"/>
-                <w:sz w:val="22"/>
-              </w:rPr>
-              <w:t>Schema que garante que a resposta da LLM respeita um contrato — se não respeitar, lança exceção tratável, tirando a IA do reino do "texto solto"</w:t>
-            </w:r>
-          </w:p>
-        </w:tc>
-      </w:tr>
-      <w:tr>
-        <w:tc>
-          <w:tcPr>
-            <w:tcW w:type="dxa" w:w="4320"/>
-            <w:shd w:val="clear" w:fill="FFFFFF"/>
-            <w:tcBorders>
-              <w:top w:val="single" w:color="CCCCCC" w:sz="4"/>
-              <w:left w:val="single" w:color="CCCCCC" w:sz="4"/>
-              <w:bottom w:val="single" w:color="CCCCCC" w:sz="4"/>
-              <w:right w:val="single" w:color="CCCCCC" w:sz="4"/>
-            </w:tcBorders>
-            <w:tcMar>
-              <w:top w:w="80" w:type="dxa"/>
-              <w:bottom w:w="80" w:type="dxa"/>
-              <w:left w:w="120" w:type="dxa"/>
-              <w:right w:w="120" w:type="dxa"/>
-            </w:tcMar>
-          </w:tcPr>
-          <w:p>
-            <w:r/>
-            <w:r>
-              <w:rPr>
-                <w:rFonts w:ascii="Arial" w:hAnsi="Arial"/>
-                <w:b w:val="0"/>
-                <w:color w:val="333333"/>
-                <w:sz w:val="22"/>
-              </w:rPr>
-              <w:t>Micro-BFF</w:t>
-            </w:r>
-          </w:p>
-        </w:tc>
-        <w:tc>
-          <w:tcPr>
-            <w:tcW w:type="dxa" w:w="4320"/>
-            <w:shd w:val="clear" w:fill="FFFFFF"/>
-            <w:tcBorders>
-              <w:top w:val="single" w:color="CCCCCC" w:sz="4"/>
-              <w:left w:val="single" w:color="CCCCCC" w:sz="4"/>
-              <w:bottom w:val="single" w:color="CCCCCC" w:sz="4"/>
-              <w:right w:val="single" w:color="CCCCCC" w:sz="4"/>
-            </w:tcBorders>
-            <w:tcMar>
-              <w:top w:w="80" w:type="dxa"/>
-              <w:bottom w:w="80" w:type="dxa"/>
-              <w:left w:w="120" w:type="dxa"/>
-              <w:right w:w="120" w:type="dxa"/>
-            </w:tcMar>
-          </w:tcPr>
-          <w:p>
-            <w:r/>
-            <w:r>
-              <w:rPr>
-                <w:rFonts w:ascii="Arial" w:hAnsi="Arial"/>
-                <w:b w:val="0"/>
-                <w:color w:val="333333"/>
-                <w:sz w:val="22"/>
-              </w:rPr>
-              <w:t>Backend For Frontend simplificado (aqui, o próprio servidor SSR do Angular) que processa chamadas à LLM junto com a renderização</w:t>
-            </w:r>
-          </w:p>
-        </w:tc>
-      </w:tr>
-    </w:tbl>
-    <w:p>
-      <w:pPr>
-        <w:spacing w:after="80"/>
-      </w:pPr>
-    </w:p>
-    <w:p>
-      <w:pPr>
-        <w:spacing w:before="120" w:after="120"/>
-        <w:ind w:left="360" w:right="360"/>
-        <w:shd w:val="clear" w:fill="F5F5F5"/>
-        <w:pBdr>
-          <w:left w:val="single" w:color="2E75B6" w:sz="4" w:space="10"/>
-        </w:pBdr>
-      </w:pPr>
-      <w:r>
-        <w:rPr>
-          <w:rFonts w:ascii="Arial" w:hAnsi="Arial"/>
-          <w:b w:val="0"/>
-          <w:color w:val="333333"/>
-          <w:sz w:val="22"/>
-        </w:rPr>
-        <w:t xml:space="preserve">🔍 </w:t>
+        <w:t xml:space="preserve"> não é mágica — por trás, o </w:t>
       </w:r>
       <w:r>
         <w:rPr>
-          <w:rFonts w:ascii="Arial" w:hAnsi="Arial"/>
-          <w:b/>
+          <w:rFonts w:ascii="Courier New" w:hAnsi="Courier New"/>
           <w:color w:val="333333"/>
-          <w:sz w:val="22"/>
+          <w:sz w:val="20"/>
         </w:rPr>
-        <w:t>Exemplo detalhado:</w:t>
+        <w:t>cy.prompt</w:t>
       </w:r>
       <w:r>
         <w:rPr>
@@ -2401,629 +1330,7 @@
           <w:color w:val="333333"/>
           <w:sz w:val="22"/>
         </w:rPr>
-        <w:t xml:space="preserve"> sem GenKit, a aplicação chama diretamente a API de um único fornecedor, acoplando toda a arquitetura àquele provedor. Com GenKit, trocar de modelo é uma mudança de plugin, não uma reescrita — o mesmo raciocínio de abstração usado por ORMs para banco de dados, aplicado a LLMs.</w:t>
-      </w:r>
-    </w:p>
-    <w:p>
-      <w:pPr>
-        <w:pStyle w:val="Heading2"/>
-        <w:spacing w:before="360" w:after="160"/>
-      </w:pPr>
-      <w:r>
-        <w:rPr>
-          <w:rFonts w:ascii="Arial" w:hAnsi="Arial"/>
-          <w:b/>
-          <w:color w:val="2E74B5"/>
-          <w:sz w:val="28"/>
-        </w:rPr>
-        <w:t>3. Detalhes de Implementação</w:t>
-      </w:r>
-    </w:p>
-    <w:p>
-      <w:pPr>
-        <w:pStyle w:val="Heading3"/>
-        <w:spacing w:before="200" w:after="80"/>
-      </w:pPr>
-      <w:r>
-        <w:rPr>
-          <w:rFonts w:ascii="Arial" w:hAnsi="Arial"/>
-          <w:b/>
-          <w:color w:val="1F4D78"/>
-          <w:sz w:val="24"/>
-        </w:rPr>
-        <w:t>3.1 Requirements Copilot para UX — PixApp</w:t>
-      </w:r>
-    </w:p>
-    <w:p>
-      <w:pPr>
-        <w:spacing w:after="160"/>
-      </w:pPr>
-      <w:r>
-        <w:rPr>
-          <w:rFonts w:ascii="Arial" w:hAnsi="Arial"/>
-          <w:b w:val="0"/>
-          <w:color w:val="333333"/>
-          <w:sz w:val="22"/>
-        </w:rPr>
-        <w:t>O modelo, configurado como arquiteto/analista/UX sênior conforme o contexto, expande um requisito simples de PIX agendado em edge cases reais: validação de saldo no agendamento versus na execução, comportamento se a chave PIX for removida após o agendamento, tratamento da virada de dia às 23h59. O mesmo exercício mapeia estados de interface frequentemente esquecidos — carregamento, vazio, erro — que impactam diretamente a percepção de qualidade do usuário.</w:t>
-      </w:r>
-    </w:p>
-    <w:p>
-      <w:pPr>
-        <w:pStyle w:val="Heading3"/>
-        <w:spacing w:before="200" w:after="80"/>
-      </w:pPr>
-      <w:r>
-        <w:rPr>
-          <w:rFonts w:ascii="Arial" w:hAnsi="Arial"/>
-          <w:b/>
-          <w:color w:val="1F4D78"/>
-          <w:sz w:val="24"/>
-        </w:rPr>
-        <w:t>3.2 Diagramas Mermaid como Documentação Viva</w:t>
-      </w:r>
-    </w:p>
-    <w:p>
-      <w:pPr>
-        <w:spacing w:after="160"/>
-      </w:pPr>
-      <w:r>
-        <w:rPr>
-          <w:rFonts w:ascii="Arial" w:hAnsi="Arial"/>
-          <w:b w:val="0"/>
-          <w:color w:val="333333"/>
-          <w:sz w:val="22"/>
-        </w:rPr>
-        <w:t>Fluxos de jornada gerados em Mermaid (texto → diagrama) a partir do refinamento anterior, versionáveis no Git e renderizáveis nativamente em GitHub/VS Code — resolvendo o problema histórico de diagramas desatualizados por serem custosos de editar manualmente. O ciclo é iterativo: a IA gera um primeiro fluxo, o time discute, novos cenários aparecem, o diagrama evolui.</w:t>
-      </w:r>
-    </w:p>
-    <w:p>
-      <w:pPr>
-        <w:pStyle w:val="Heading3"/>
-        <w:spacing w:before="200" w:after="80"/>
-      </w:pPr>
-      <w:r>
-        <w:rPr>
-          <w:rFonts w:ascii="Arial" w:hAnsi="Arial"/>
-          <w:b/>
-          <w:color w:val="1F4D78"/>
-          <w:sz w:val="24"/>
-        </w:rPr>
-        <w:t>3.3 UX Writing Estruturado e Reutilizável</w:t>
-      </w:r>
-    </w:p>
-    <w:p>
-      <w:pPr>
-        <w:spacing w:after="160"/>
-      </w:pPr>
-      <w:r>
-        <w:rPr>
-          <w:rFonts w:ascii="Arial" w:hAnsi="Arial"/>
-          <w:b w:val="0"/>
-          <w:color w:val="333333"/>
-          <w:sz w:val="22"/>
-        </w:rPr>
-        <w:t>Em vez de textos soltos no código (hardcoded), o agente (perfil UX Writer) gera mensagens já no formato de arquivo de internacionalização (JSON) consumido pela aplicação — cobrindo sucesso, erro de saldo, limite excedido, timeout, cancelamento. Princípios aplicados: não culpar o usuário, orientar a próxima ação, manter terminologia consistente (nunca alternar "transferência"/"envio"/"remessa" para o mesmo conceito).</w:t>
-      </w:r>
-    </w:p>
-    <w:p>
-      <w:pPr>
-        <w:pStyle w:val="Heading3"/>
-        <w:spacing w:before="200" w:after="80"/>
-      </w:pPr>
-      <w:r>
-        <w:rPr>
-          <w:rFonts w:ascii="Arial" w:hAnsi="Arial"/>
-          <w:b/>
-          <w:color w:val="1F4D78"/>
-          <w:sz w:val="24"/>
-        </w:rPr>
-        <w:t>3.4 Sanitização de Datasets com Compliance</w:t>
-      </w:r>
-    </w:p>
-    <w:p>
-      <w:pPr>
-        <w:spacing w:after="160"/>
-      </w:pPr>
-      <w:r>
-        <w:rPr>
-          <w:rFonts w:ascii="Arial" w:hAnsi="Arial"/>
-          <w:b w:val="0"/>
-          <w:color w:val="333333"/>
-          <w:sz w:val="22"/>
-        </w:rPr>
-        <w:t>Agente configurado como "engenheiro de dados sênior + especialista em LGPD" processa feedbacks reais (reviews, tickets) removendo PII (CPF, telefone, e-mail) via substituição por marcadores neutros — preservando o valor analítico do relato (ex.: "trava ao agendar PIX no dia 31 no iPhone" mantém toda informação técnica útil mesmo após a sanitização). Saída estruturada em JSON alimenta pipelines de analytics e geração automática de tickets.</w:t>
-      </w:r>
-    </w:p>
-    <w:p>
-      <w:pPr>
-        <w:pStyle w:val="Heading3"/>
-        <w:spacing w:before="200" w:after="80"/>
-      </w:pPr>
-      <w:r>
-        <w:rPr>
-          <w:rFonts w:ascii="Arial" w:hAnsi="Arial"/>
-          <w:b/>
-          <w:color w:val="1F4D78"/>
-          <w:sz w:val="24"/>
-        </w:rPr>
-        <w:t>3.5 Structured Prompts — De Feedback a Backlog</w:t>
-      </w:r>
-    </w:p>
-    <w:p>
-      <w:pPr>
-        <w:spacing w:after="160"/>
-      </w:pPr>
-      <w:r>
-        <w:rPr>
-          <w:rFonts w:ascii="Arial" w:hAnsi="Arial"/>
-          <w:b w:val="0"/>
-          <w:color w:val="333333"/>
-          <w:sz w:val="22"/>
-        </w:rPr>
-        <w:t>Com o agente atuando como Tech Lead + Product Manager simultaneamente, feedbacks sanitizados são classificados por categoria (bug crítico, melhoria de UX, nova funcionalidade) e severidade, com agrupamento semântico de relatos equivalentes escritos com palavras diferentes ("travou", "tela branca", "fechou sozinho" → mesmo bug). Cada item gera ação proposta (ex.: erro de calendário → validação no DatePicker + tratamento de exceção no backend).</w:t>
-      </w:r>
-    </w:p>
-    <w:p>
-      <w:pPr>
-        <w:pStyle w:val="Heading3"/>
-        <w:spacing w:before="200" w:after="80"/>
-      </w:pPr>
-      <w:r>
-        <w:rPr>
-          <w:rFonts w:ascii="Arial" w:hAnsi="Arial"/>
-          <w:b/>
-          <w:color w:val="1F4D78"/>
-          <w:sz w:val="24"/>
-        </w:rPr>
-        <w:t>3.6 Setup Angular + MCP — PixApp no Antigravity</w:t>
-      </w:r>
-    </w:p>
-    <w:p>
-      <w:pPr>
-        <w:spacing w:after="160"/>
-      </w:pPr>
-      <w:r>
-        <w:rPr>
-          <w:rFonts w:ascii="Arial" w:hAnsi="Arial"/>
-          <w:b w:val="0"/>
-          <w:color w:val="333333"/>
-          <w:sz w:val="22"/>
-        </w:rPr>
-        <w:t xml:space="preserve">Ambiente configurado com Angular CLI + IDE agêntica (Antigravity, fork do VS Code) conectada ao </w:t>
-      </w:r>
-      <w:r>
-        <w:rPr>
-          <w:rFonts w:ascii="Arial" w:hAnsi="Arial"/>
-          <w:b/>
-          <w:color w:val="333333"/>
-          <w:sz w:val="22"/>
-        </w:rPr>
-        <w:t>MCP do Angular</w:t>
-      </w:r>
-      <w:r>
-        <w:rPr>
-          <w:rFonts w:ascii="Arial" w:hAnsi="Arial"/>
-          <w:b w:val="0"/>
-          <w:color w:val="333333"/>
-          <w:sz w:val="22"/>
-        </w:rPr>
-        <w:t>, garantindo que o agente use sintaxe atualizada (standalone components, signals) em vez de padrões desatualizados aprendidos no treinamento genérico do modelo. Primeira geração é deliberadamente restrita — HTML puro, sem CSS — para separar estrutura de estilização.</w:t>
-      </w:r>
-    </w:p>
-    <w:p>
-      <w:pPr>
-        <w:pStyle w:val="Heading3"/>
-        <w:spacing w:before="200" w:after="80"/>
-      </w:pPr>
-      <w:r>
-        <w:rPr>
-          <w:rFonts w:ascii="Arial" w:hAnsi="Arial"/>
-          <w:b/>
-          <w:color w:val="1F4D78"/>
-          <w:sz w:val="24"/>
-        </w:rPr>
-        <w:t>3.7 Design Tokens e Componentes Acessíveis</w:t>
-      </w:r>
-    </w:p>
-    <w:p>
-      <w:pPr>
-        <w:spacing w:after="160"/>
-      </w:pPr>
-      <w:r>
-        <w:rPr>
-          <w:rFonts w:ascii="Arial" w:hAnsi="Arial"/>
-          <w:b w:val="0"/>
-          <w:color w:val="333333"/>
-          <w:sz w:val="22"/>
-        </w:rPr>
-        <w:t xml:space="preserve">Briefing de marca (azul noturno, verde neon, tipografia Montserrat/Inter) convertido em variáveis CSS nativas nomeadas semanticamente. Modal de erro gerado com ARIA completo, fechamento via ESC e gerenciamento de foco, seguindo diretrizes W3C WCAG — construído via </w:t>
-      </w:r>
-      <w:r>
-        <w:rPr>
-          <w:rFonts w:ascii="Arial" w:hAnsi="Arial"/>
-          <w:b/>
-          <w:color w:val="333333"/>
-          <w:sz w:val="22"/>
-        </w:rPr>
-        <w:t>Prompt Garden</w:t>
-      </w:r>
-      <w:r>
-        <w:rPr>
-          <w:rFonts w:ascii="Arial" w:hAnsi="Arial"/>
-          <w:b w:val="0"/>
-          <w:color w:val="333333"/>
-          <w:sz w:val="22"/>
-        </w:rPr>
-        <w:t xml:space="preserve"> (arquivo de prompt versionado especificamente para geração de componentes acessíveis).</w:t>
-      </w:r>
-    </w:p>
-    <w:p>
-      <w:pPr>
-        <w:pStyle w:val="Heading3"/>
-        <w:spacing w:before="200" w:after="80"/>
-      </w:pPr>
-      <w:r>
-        <w:rPr>
-          <w:rFonts w:ascii="Arial" w:hAnsi="Arial"/>
-          <w:b/>
-          <w:color w:val="1F4D78"/>
-          <w:sz w:val="24"/>
-        </w:rPr>
-        <w:t>3.8 Do Stitch ao Angular — Comprovante PIX</w:t>
-      </w:r>
-    </w:p>
-    <w:p>
-      <w:pPr>
-        <w:spacing w:after="160"/>
-      </w:pPr>
-      <w:r>
-        <w:rPr>
-          <w:rFonts w:ascii="Arial" w:hAnsi="Arial"/>
-          <w:b w:val="0"/>
-          <w:color w:val="333333"/>
-          <w:sz w:val="22"/>
-        </w:rPr>
-        <w:t>Ferramenta Stitch (Google) gera protótipo visual completo (HTML + Tailwind) a partir de descrição textual. Como o projeto não usa Tailwind, um segundo agente refatora o protótipo para standalone component Angular consumindo os design tokens já existentes — demonstrando combinação de ferramentas especializadas em etapas diferentes do fluxo, não uma ferramenta única resolvendo tudo.</w:t>
-      </w:r>
-    </w:p>
-    <w:p>
-      <w:pPr>
-        <w:pStyle w:val="Heading3"/>
-        <w:spacing w:before="200" w:after="80"/>
-      </w:pPr>
-      <w:r>
-        <w:rPr>
-          <w:rFonts w:ascii="Arial" w:hAnsi="Arial"/>
-          <w:b/>
-          <w:color w:val="1F4D78"/>
-          <w:sz w:val="24"/>
-        </w:rPr>
-        <w:t>3.9 Handoff Figma → Angular — Extrato PIX</w:t>
-      </w:r>
-    </w:p>
-    <w:p>
-      <w:pPr>
-        <w:spacing w:after="160"/>
-      </w:pPr>
-      <w:r>
-        <w:rPr>
-          <w:rFonts w:ascii="Arial" w:hAnsi="Arial"/>
-          <w:b w:val="0"/>
-          <w:color w:val="333333"/>
-          <w:sz w:val="22"/>
-        </w:rPr>
-        <w:t>Modelo multimodal recebe imagem de alta fidelidade do Figma + especificações estruturais (Dev Mode) e gera componente Angular adaptado ao design system já existente — não uma cópia literal, mas integração arquitetural. Erro real de integração (import de biblioteca de ícones esquecido) reforça que revisão humana continua obrigatória mesmo em fluxos avançados.</w:t>
-      </w:r>
-    </w:p>
-    <w:p>
-      <w:pPr>
-        <w:pStyle w:val="Heading3"/>
-        <w:spacing w:before="200" w:after="80"/>
-      </w:pPr>
-      <w:r>
-        <w:rPr>
-          <w:rFonts w:ascii="Arial" w:hAnsi="Arial"/>
-          <w:b/>
-          <w:color w:val="1F4D78"/>
-          <w:sz w:val="24"/>
-        </w:rPr>
-        <w:t>3.10 Correção Pós-Geração — Contraste e Responsividade</w:t>
-      </w:r>
-    </w:p>
-    <w:p>
-      <w:pPr>
-        <w:spacing w:after="160"/>
-      </w:pPr>
-      <w:r>
-        <w:rPr>
-          <w:rFonts w:ascii="Arial" w:hAnsi="Arial"/>
-          <w:b w:val="0"/>
-          <w:color w:val="333333"/>
-          <w:sz w:val="22"/>
-        </w:rPr>
-        <w:t>Bug de acessibilidade real (texto escuro sobre fundo escuro no comprovante) corrigido com instrução pontual reutilizando token já existente (</w:t>
-      </w:r>
-      <w:r>
-        <w:rPr>
-          <w:rFonts w:ascii="Courier New" w:hAnsi="Courier New"/>
-          <w:color w:val="333333"/>
-          <w:sz w:val="20"/>
-        </w:rPr>
-        <w:t>varColorTextLight</w:t>
-      </w:r>
-      <w:r>
-        <w:rPr>
-          <w:rFonts w:ascii="Arial" w:hAnsi="Arial"/>
-          <w:b w:val="0"/>
-          <w:color w:val="333333"/>
-          <w:sz w:val="22"/>
-        </w:rPr>
-        <w:t>) — sem necessidade de novo System Prompt complexo. Problemas de responsividade mobile (menu esmagando a tela) corrigidos com Signal de estado (</w:t>
-      </w:r>
-      <w:r>
-        <w:rPr>
-          <w:rFonts w:ascii="Courier New" w:hAnsi="Courier New"/>
-          <w:color w:val="333333"/>
-          <w:sz w:val="20"/>
-        </w:rPr>
-        <w:t>isMenuOpen</w:t>
-      </w:r>
-      <w:r>
-        <w:rPr>
-          <w:rFonts w:ascii="Arial" w:hAnsi="Arial"/>
-          <w:b w:val="0"/>
-          <w:color w:val="333333"/>
-          <w:sz w:val="22"/>
-        </w:rPr>
-        <w:t>) e media queries, reforçando que front-end assistido por IA exige tanta ou mais validação visual manual (DevTools) quanto desenvolvimento tradicional.</w:t>
-      </w:r>
-    </w:p>
-    <w:p>
-      <w:pPr>
-        <w:pStyle w:val="Heading3"/>
-        <w:spacing w:before="200" w:after="80"/>
-      </w:pPr>
-      <w:r>
-        <w:rPr>
-          <w:rFonts w:ascii="Arial" w:hAnsi="Arial"/>
-          <w:b/>
-          <w:color w:val="1F4D78"/>
-          <w:sz w:val="24"/>
-        </w:rPr>
-        <w:t>3.11 Monorepo Nx — Plataforma CFP</w:t>
-      </w:r>
-    </w:p>
-    <w:p>
-      <w:pPr>
-        <w:spacing w:after="160"/>
-      </w:pPr>
-      <w:r>
-        <w:rPr>
-          <w:rFonts w:ascii="Arial" w:hAnsi="Arial"/>
-          <w:b w:val="0"/>
-          <w:color w:val="333333"/>
-          <w:sz w:val="22"/>
-        </w:rPr>
-        <w:t>Workspace Nx unificando Angular (front-end), NestJS (back-end) e uma biblioteca compartilhada de tipos — contratos definidos uma vez (</w:t>
-      </w:r>
-      <w:r>
-        <w:rPr>
-          <w:rFonts w:ascii="Courier New" w:hAnsi="Courier New"/>
-          <w:color w:val="333333"/>
-          <w:sz w:val="20"/>
-        </w:rPr>
-        <w:t>SpeakerDTO</w:t>
-      </w:r>
-      <w:r>
-        <w:rPr>
-          <w:rFonts w:ascii="Arial" w:hAnsi="Arial"/>
-          <w:b w:val="0"/>
-          <w:color w:val="333333"/>
-          <w:sz w:val="22"/>
-        </w:rPr>
-        <w:t>) e consumidos por ambas as camadas, eliminando duplicação e divergência silenciosa. MCP do Nx melhora a assertividade do agente sobre a estrutura do workspace, reduzindo tentativa e erro (e, por consequência, consumo de tokens).</w:t>
-      </w:r>
-    </w:p>
-    <w:p>
-      <w:pPr>
-        <w:pStyle w:val="Heading3"/>
-        <w:spacing w:before="200" w:after="80"/>
-      </w:pPr>
-      <w:r>
-        <w:rPr>
-          <w:rFonts w:ascii="Arial" w:hAnsi="Arial"/>
-          <w:b/>
-          <w:color w:val="1F4D78"/>
-          <w:sz w:val="24"/>
-        </w:rPr>
-        <w:t>3.12 Spec-Driven Development com OpenSpec</w:t>
-      </w:r>
-    </w:p>
-    <w:p>
-      <w:pPr>
-        <w:spacing w:after="160"/>
-      </w:pPr>
-      <w:r>
-        <w:rPr>
-          <w:rFonts w:ascii="Arial" w:hAnsi="Arial"/>
-          <w:b w:val="0"/>
-          <w:color w:val="333333"/>
-          <w:sz w:val="22"/>
-        </w:rPr>
-        <w:t xml:space="preserve">Especificação da feature de submissão de palestras gerada com contexto detalhado (frameworks obrigatórios, uso de Signals, ARIA, testes) e restrições explícitas do que evitar (sem autenticação desnecessária, sem upload sem necessidade). Três artefatos resultantes — </w:t>
-      </w:r>
-      <w:r>
-        <w:rPr>
-          <w:rFonts w:ascii="Courier New" w:hAnsi="Courier New"/>
-          <w:color w:val="333333"/>
-          <w:sz w:val="20"/>
-        </w:rPr>
-        <w:t>proposal.md</w:t>
-      </w:r>
-      <w:r>
-        <w:rPr>
-          <w:rFonts w:ascii="Arial" w:hAnsi="Arial"/>
-          <w:b w:val="0"/>
-          <w:color w:val="333333"/>
-          <w:sz w:val="22"/>
-        </w:rPr>
-        <w:t xml:space="preserve"> (o quê), </w:t>
-      </w:r>
-      <w:r>
-        <w:rPr>
-          <w:rFonts w:ascii="Courier New" w:hAnsi="Courier New"/>
-          <w:color w:val="333333"/>
-          <w:sz w:val="20"/>
-        </w:rPr>
-        <w:t>design.md</w:t>
-      </w:r>
-      <w:r>
-        <w:rPr>
-          <w:rFonts w:ascii="Arial" w:hAnsi="Arial"/>
-          <w:b w:val="0"/>
-          <w:color w:val="333333"/>
-          <w:sz w:val="22"/>
-        </w:rPr>
-        <w:t xml:space="preserve"> (como), </w:t>
-      </w:r>
-      <w:r>
-        <w:rPr>
-          <w:rFonts w:ascii="Courier New" w:hAnsi="Courier New"/>
-          <w:color w:val="333333"/>
-          <w:sz w:val="20"/>
-        </w:rPr>
-        <w:t>tasks.md</w:t>
-      </w:r>
-      <w:r>
-        <w:rPr>
-          <w:rFonts w:ascii="Arial" w:hAnsi="Arial"/>
-          <w:b w:val="0"/>
-          <w:color w:val="333333"/>
-          <w:sz w:val="22"/>
-        </w:rPr>
-        <w:t xml:space="preserve"> (plano operacional dividido por front-end/back-end/integração) — versionados no repositório como Prompt as Code.</w:t>
-      </w:r>
-    </w:p>
-    <w:p>
-      <w:pPr>
-        <w:pStyle w:val="Heading3"/>
-        <w:spacing w:before="200" w:after="80"/>
-      </w:pPr>
-      <w:r>
-        <w:rPr>
-          <w:rFonts w:ascii="Arial" w:hAnsi="Arial"/>
-          <w:b/>
-          <w:color w:val="1F4D78"/>
-          <w:sz w:val="24"/>
-        </w:rPr>
-        <w:t>3.13 Orquestração Paralela com Git WorkTree</w:t>
-      </w:r>
-    </w:p>
-    <w:p>
-      <w:pPr>
-        <w:spacing w:after="160"/>
-      </w:pPr>
-      <w:r>
-        <w:rPr>
-          <w:rFonts w:ascii="Arial" w:hAnsi="Arial"/>
-          <w:b w:val="0"/>
-          <w:color w:val="333333"/>
-          <w:sz w:val="22"/>
-        </w:rPr>
-        <w:t xml:space="preserve">Dois WorkTrees (branches isoladas para API e UI) permitem que dois agentes trabalhem simultaneamente sem colisão de arquivos, cada um aplicando apenas seu subconjunto de tasks via </w:t>
-      </w:r>
-      <w:r>
-        <w:rPr>
-          <w:rFonts w:ascii="Courier New" w:hAnsi="Courier New"/>
-          <w:color w:val="333333"/>
-          <w:sz w:val="20"/>
-        </w:rPr>
-        <w:t>openspec apply</w:t>
-      </w:r>
-      <w:r>
-        <w:rPr>
-          <w:rFonts w:ascii="Arial" w:hAnsi="Arial"/>
-          <w:b w:val="0"/>
-          <w:color w:val="333333"/>
-          <w:sz w:val="22"/>
-        </w:rPr>
-        <w:t>. Estratégia de modelo diferenciada por complexidade de tarefa (modelo mais forte para raciocínio/planejamento, mais barato para execução repetitiva) e validação automática (agente abre navegador, testa rotas) complementam o fluxo — sempre sob supervisão humana antes do merge final.</w:t>
-      </w:r>
-    </w:p>
-    <w:p>
-      <w:pPr>
-        <w:pStyle w:val="Heading3"/>
-        <w:spacing w:before="200" w:after="80"/>
-      </w:pPr>
-      <w:r>
-        <w:rPr>
-          <w:rFonts w:ascii="Arial" w:hAnsi="Arial"/>
-          <w:b/>
-          <w:color w:val="1F4D78"/>
-          <w:sz w:val="24"/>
-        </w:rPr>
-        <w:t>3.14 Agente Assíncrono na Nuvem — Google Jules</w:t>
-      </w:r>
-    </w:p>
-    <w:p>
-      <w:pPr>
-        <w:spacing w:after="160"/>
-      </w:pPr>
-      <w:r>
-        <w:rPr>
-          <w:rFonts w:ascii="Arial" w:hAnsi="Arial"/>
-          <w:b w:val="0"/>
-          <w:color w:val="333333"/>
-          <w:sz w:val="22"/>
-        </w:rPr>
-        <w:t>Tarefa delegada a um ambiente efêmero que clona o repositório, implementa (DTO compartilhado, endpoint NestJS, formulário Angular com Reactive Forms), roda testes, captura evidências visuais e abre Pull Request — tratado exatamente como contribuição de outro desenvolvedor: revisão, comentário, aprovação e merge, nunca acesso irrestrito a produção ou branch principal.</w:t>
-      </w:r>
-    </w:p>
-    <w:p>
-      <w:pPr>
-        <w:pStyle w:val="Heading3"/>
-        <w:spacing w:before="200" w:after="80"/>
-      </w:pPr>
-      <w:r>
-        <w:rPr>
-          <w:rFonts w:ascii="Arial" w:hAnsi="Arial"/>
-          <w:b/>
-          <w:color w:val="1F4D78"/>
-          <w:sz w:val="24"/>
-        </w:rPr>
-        <w:t>3.15 QA — Cypress no Nx via OpenSpec</w:t>
-      </w:r>
-    </w:p>
-    <w:p>
-      <w:pPr>
-        <w:spacing w:after="160"/>
-      </w:pPr>
-      <w:r>
-        <w:rPr>
-          <w:rFonts w:ascii="Arial" w:hAnsi="Arial"/>
-          <w:b w:val="0"/>
-          <w:color w:val="333333"/>
-          <w:sz w:val="22"/>
-        </w:rPr>
-        <w:t xml:space="preserve">Spec </w:t>
-      </w:r>
-      <w:r>
-        <w:rPr>
-          <w:rFonts w:ascii="Courier New" w:hAnsi="Courier New"/>
-          <w:color w:val="333333"/>
-          <w:sz w:val="20"/>
-        </w:rPr>
-        <w:t>createEventTest</w:t>
-      </w:r>
-      <w:r>
-        <w:rPr>
-          <w:rFonts w:ascii="Arial" w:hAnsi="Arial"/>
-          <w:b w:val="0"/>
-          <w:color w:val="333333"/>
-          <w:sz w:val="22"/>
-        </w:rPr>
-        <w:t xml:space="preserve"> gera cenários de sucesso e erro para o formulário de cadastro de eventos, restringindo explicitamente a sintaxe tradicional do Cypress (</w:t>
+        <w:t xml:space="preserve"> continua gerando código Cypress tradicional (</w:t>
       </w:r>
       <w:r>
         <w:rPr>
@@ -3048,7 +1355,7 @@
           <w:color w:val="333333"/>
           <w:sz w:val="20"/>
         </w:rPr>
-        <w:t>contains</w:t>
+        <w:t>type</w:t>
       </w:r>
       <w:r>
         <w:rPr>
@@ -3065,7 +1372,7 @@
           <w:color w:val="333333"/>
           <w:sz w:val="20"/>
         </w:rPr>
-        <w:t>should</w:t>
+        <w:t>click</w:t>
       </w:r>
       <w:r>
         <w:rPr>
@@ -3074,7 +1381,96 @@
           <w:color w:val="333333"/>
           <w:sz w:val="22"/>
         </w:rPr>
-        <w:t>), sem bibliotecas externas. O agente identifica sozinho a coexistência necessária com Playwright já configurado no workspace — evidência de análise contextual, não apenas geração cega de código.</w:t>
+        <w:t>); a IA só reinterpreta a interface quando o seletor original desaparece, criando um novo caminho válido. Entender isso evita tratar a ferramenta como caixa-preta.</w:t>
+      </w:r>
+    </w:p>
+    <w:p>
+      <w:pPr>
+        <w:spacing w:after="160"/>
+      </w:pPr>
+      <w:r>
+        <w:rPr>
+          <w:rFonts w:ascii="Arial" w:hAnsi="Arial"/>
+          <w:b/>
+          <w:color w:val="333333"/>
+          <w:sz w:val="22"/>
+        </w:rPr>
+        <w:t>Instrumentalização do front-end</w:t>
+      </w:r>
+      <w:r>
+        <w:rPr>
+          <w:rFonts w:ascii="Arial" w:hAnsi="Arial"/>
+          <w:b w:val="0"/>
+          <w:color w:val="333333"/>
+          <w:sz w:val="22"/>
+        </w:rPr>
+        <w:t xml:space="preserve"> (</w:t>
+      </w:r>
+      <w:r>
+        <w:rPr>
+          <w:rFonts w:ascii="Courier New" w:hAnsi="Courier New"/>
+          <w:color w:val="333333"/>
+          <w:sz w:val="20"/>
+        </w:rPr>
+        <w:t>data-cy</w:t>
+      </w:r>
+      <w:r>
+        <w:rPr>
+          <w:rFonts w:ascii="Arial" w:hAnsi="Arial"/>
+          <w:b w:val="0"/>
+          <w:color w:val="333333"/>
+          <w:sz w:val="22"/>
+        </w:rPr>
+        <w:t xml:space="preserve">, </w:t>
+      </w:r>
+      <w:r>
+        <w:rPr>
+          <w:rFonts w:ascii="Courier New" w:hAnsi="Courier New"/>
+          <w:color w:val="333333"/>
+          <w:sz w:val="20"/>
+        </w:rPr>
+        <w:t>data-testid</w:t>
+      </w:r>
+      <w:r>
+        <w:rPr>
+          <w:rFonts w:ascii="Arial" w:hAnsi="Arial"/>
+          <w:b w:val="0"/>
+          <w:color w:val="333333"/>
+          <w:sz w:val="22"/>
+        </w:rPr>
+        <w:t>) reduz fragilidade sem depender de IA proprietária — atributo estável desacoplado de classe CSS/texto visual, boa prática independente da estratégia de teste escolhida.</w:t>
+      </w:r>
+    </w:p>
+    <w:p>
+      <w:pPr>
+        <w:spacing w:after="160"/>
+      </w:pPr>
+      <w:r>
+        <w:rPr>
+          <w:rFonts w:ascii="Arial" w:hAnsi="Arial"/>
+          <w:b w:val="0"/>
+          <w:color w:val="333333"/>
+          <w:sz w:val="22"/>
+        </w:rPr>
+        <w:t xml:space="preserve">Especificação (OpenSpec) também se aplica a </w:t>
+      </w:r>
+      <w:r>
+        <w:rPr>
+          <w:rFonts w:ascii="Arial" w:hAnsi="Arial"/>
+          <w:b/>
+          <w:color w:val="333333"/>
+          <w:sz w:val="22"/>
+        </w:rPr>
+        <w:t>testes</w:t>
+      </w:r>
+      <w:r>
+        <w:rPr>
+          <w:rFonts w:ascii="Arial" w:hAnsi="Arial"/>
+          <w:b w:val="0"/>
+          <w:color w:val="333333"/>
+          <w:sz w:val="22"/>
+        </w:rPr>
+        <w:t>, não só features — a mesma disciplina de proposal/design/tasks gera cenários de sucesso e erro estruturados (implicitamente em formato Dado/Quando/Então).</w:t>
       </w:r>
     </w:p>
     <w:p>
@@ -3089,15 +1485,7 @@
           <w:color w:val="1F4D78"/>
           <w:sz w:val="24"/>
         </w:rPr>
-        <w:t xml:space="preserve">3.16 Self-Healing com </w:t>
-      </w:r>
-      <w:r>
-        <w:rPr>
-          <w:rFonts w:ascii="Courier New" w:hAnsi="Courier New"/>
-          <w:color w:val="1F4D78"/>
-          <w:sz w:val="22"/>
-        </w:rPr>
-        <w:t>cy.prompt</w:t>
+        <w:t>Módulo 05 — Integração de Lógica de IA no Cliente e no Servidor</w:t>
       </w:r>
     </w:p>
     <w:p>
@@ -3111,15 +1499,16 @@
           <w:color w:val="333333"/>
           <w:sz w:val="22"/>
         </w:rPr>
-        <w:t xml:space="preserve">Reescrita do mesmo teste usando instruções semânticas ("clique no botão de salvar", "verifique mensagem de sucesso") em vez de seletores técnicos. Ao alterar deliberadamente a classe CSS do botão, o teste tradicional quebra imediatamente; o teste baseado em </w:t>
+        <w:t xml:space="preserve">Mudança de paradigma central do módulo: a IA deixa de ser ferramenta </w:t>
       </w:r>
       <w:r>
         <w:rPr>
-          <w:rFonts w:ascii="Courier New" w:hAnsi="Courier New"/>
+          <w:rFonts w:ascii="Arial" w:hAnsi="Arial"/>
+          <w:b/>
           <w:color w:val="333333"/>
-          <w:sz w:val="20"/>
+          <w:sz w:val="22"/>
         </w:rPr>
-        <w:t>cy.prompt</w:t>
+        <w:t>usada pelo desenvolvedor</w:t>
       </w:r>
       <w:r>
         <w:rPr>
@@ -3128,7 +1517,344 @@
           <w:color w:val="333333"/>
           <w:sz w:val="22"/>
         </w:rPr>
-        <w:t xml:space="preserve"> se autocorrige, reinterpretando a interface e gerando novo caminho válido — trade-off explícito: menos fragilidade, mais dependência da nuvem proprietária do Cypress.</w:t>
+        <w:t xml:space="preserve"> e passa a ser </w:t>
+      </w:r>
+      <w:r>
+        <w:rPr>
+          <w:rFonts w:ascii="Arial" w:hAnsi="Arial"/>
+          <w:b/>
+          <w:color w:val="333333"/>
+          <w:sz w:val="22"/>
+        </w:rPr>
+        <w:t>componente da arquitetura da aplicação</w:t>
+      </w:r>
+      <w:r>
+        <w:rPr>
+          <w:rFonts w:ascii="Arial" w:hAnsi="Arial"/>
+          <w:b w:val="0"/>
+          <w:color w:val="333333"/>
+          <w:sz w:val="22"/>
+        </w:rPr>
+        <w:t xml:space="preserve"> (BragBot: transforma rascunho informal de conquista profissional em documento executivo estruturado via Gemini).</w:t>
+      </w:r>
+    </w:p>
+    <w:p>
+      <w:pPr>
+        <w:spacing w:after="160"/>
+      </w:pPr>
+      <w:r>
+        <w:rPr>
+          <w:rFonts w:ascii="Arial" w:hAnsi="Arial"/>
+          <w:b/>
+          <w:color w:val="333333"/>
+          <w:sz w:val="22"/>
+        </w:rPr>
+        <w:t>GenKit</w:t>
+      </w:r>
+      <w:r>
+        <w:rPr>
+          <w:rFonts w:ascii="Arial" w:hAnsi="Arial"/>
+          <w:b w:val="0"/>
+          <w:color w:val="333333"/>
+          <w:sz w:val="22"/>
+        </w:rPr>
+        <w:t xml:space="preserve"> (framework do Google, mas </w:t>
+      </w:r>
+      <w:r>
+        <w:rPr>
+          <w:rFonts w:ascii="Arial" w:hAnsi="Arial"/>
+          <w:b/>
+          <w:color w:val="333333"/>
+          <w:sz w:val="22"/>
+        </w:rPr>
+        <w:t>agnóstico de modelo</w:t>
+      </w:r>
+      <w:r>
+        <w:rPr>
+          <w:rFonts w:ascii="Arial" w:hAnsi="Arial"/>
+          <w:b w:val="0"/>
+          <w:color w:val="333333"/>
+          <w:sz w:val="22"/>
+        </w:rPr>
+        <w:t xml:space="preserve"> via plugins — Gemini, OpenAI, outros) é uma camada de abstração para não acoplar a aplicação a um fornecedor específico de LLM — mesmo princípio de ORM abstraindo banco de dados. Fornece: definição de </w:t>
+      </w:r>
+      <w:r>
+        <w:rPr>
+          <w:rFonts w:ascii="Arial" w:hAnsi="Arial"/>
+          <w:b/>
+          <w:color w:val="333333"/>
+          <w:sz w:val="22"/>
+        </w:rPr>
+        <w:t>flows</w:t>
+      </w:r>
+      <w:r>
+        <w:rPr>
+          <w:rFonts w:ascii="Arial" w:hAnsi="Arial"/>
+          <w:b w:val="0"/>
+          <w:color w:val="333333"/>
+          <w:sz w:val="22"/>
+        </w:rPr>
+        <w:t xml:space="preserve"> (função assíncrona estruturada = prompt + modelo + schema + validação + tracing, tudo encapsulado), Dev UI (testar flow isoladamente, sem subir a aplicação inteira, visualizando prompt/schema/output/trace), MCP próprio.</w:t>
+      </w:r>
+    </w:p>
+    <w:p>
+      <w:pPr>
+        <w:spacing w:after="160"/>
+      </w:pPr>
+      <w:r>
+        <w:rPr>
+          <w:rFonts w:ascii="Arial" w:hAnsi="Arial"/>
+          <w:b/>
+          <w:color w:val="333333"/>
+          <w:sz w:val="22"/>
+        </w:rPr>
+        <w:t>Zod</w:t>
+      </w:r>
+      <w:r>
+        <w:rPr>
+          <w:rFonts w:ascii="Arial" w:hAnsi="Arial"/>
+          <w:b w:val="0"/>
+          <w:color w:val="333333"/>
+          <w:sz w:val="22"/>
+        </w:rPr>
+        <w:t xml:space="preserve"> valida o contrato de saída da LLM </w:t>
+      </w:r>
+      <w:r>
+        <w:rPr>
+          <w:rFonts w:ascii="Arial" w:hAnsi="Arial"/>
+          <w:b/>
+          <w:color w:val="333333"/>
+          <w:sz w:val="22"/>
+        </w:rPr>
+        <w:t>em tempo de execução</w:t>
+      </w:r>
+      <w:r>
+        <w:rPr>
+          <w:rFonts w:ascii="Arial" w:hAnsi="Arial"/>
+          <w:b w:val="0"/>
+          <w:color w:val="333333"/>
+          <w:sz w:val="22"/>
+        </w:rPr>
+        <w:t xml:space="preserve"> (TypeScript sozinho só garante tipo em compilação, não garante que o dado </w:t>
+      </w:r>
+      <w:r>
+        <w:rPr>
+          <w:rFonts w:ascii="Arial" w:hAnsi="Arial"/>
+          <w:i/>
+          <w:color w:val="333333"/>
+          <w:sz w:val="22"/>
+        </w:rPr>
+        <w:t>real</w:t>
+      </w:r>
+      <w:r>
+        <w:rPr>
+          <w:rFonts w:ascii="Arial" w:hAnsi="Arial"/>
+          <w:b w:val="0"/>
+          <w:color w:val="333333"/>
+          <w:sz w:val="22"/>
+        </w:rPr>
+        <w:t xml:space="preserve"> — vindo de uma LLM não determinística — respeita a forma esperada). Detalhe importante: os </w:t>
+      </w:r>
+      <w:r>
+        <w:rPr>
+          <w:rFonts w:ascii="Courier New" w:hAnsi="Courier New"/>
+          <w:color w:val="333333"/>
+          <w:sz w:val="20"/>
+        </w:rPr>
+        <w:t>describe()</w:t>
+      </w:r>
+      <w:r>
+        <w:rPr>
+          <w:rFonts w:ascii="Arial" w:hAnsi="Arial"/>
+          <w:b w:val="0"/>
+          <w:color w:val="333333"/>
+          <w:sz w:val="22"/>
+        </w:rPr>
+        <w:t xml:space="preserve"> do schema Zod não servem só para validação — o GenKit os usa para </w:t>
+      </w:r>
+      <w:r>
+        <w:rPr>
+          <w:rFonts w:ascii="Arial" w:hAnsi="Arial"/>
+          <w:b/>
+          <w:color w:val="333333"/>
+          <w:sz w:val="22"/>
+        </w:rPr>
+        <w:t>construir o próprio prompt</w:t>
+      </w:r>
+      <w:r>
+        <w:rPr>
+          <w:rFonts w:ascii="Arial" w:hAnsi="Arial"/>
+          <w:b w:val="0"/>
+          <w:color w:val="333333"/>
+          <w:sz w:val="22"/>
+        </w:rPr>
+        <w:t xml:space="preserve"> enviado ao modelo, funcionando como documentação semântica que orienta a geração.</w:t>
+      </w:r>
+    </w:p>
+    <w:p>
+      <w:pPr>
+        <w:spacing w:after="160"/>
+      </w:pPr>
+      <w:r>
+        <w:rPr>
+          <w:rFonts w:ascii="Arial" w:hAnsi="Arial"/>
+          <w:b/>
+          <w:color w:val="333333"/>
+          <w:sz w:val="22"/>
+        </w:rPr>
+        <w:t>Temperatura</w:t>
+      </w:r>
+      <w:r>
+        <w:rPr>
+          <w:rFonts w:ascii="Arial" w:hAnsi="Arial"/>
+          <w:b w:val="0"/>
+          <w:color w:val="333333"/>
+          <w:sz w:val="22"/>
+        </w:rPr>
+        <w:t>: controla criatividade/imprevisibilidade da resposta — mais alta, mais variação; mais baixa, mais consistência. Escolhida conforme o caso de uso (BragBot usa temperatura intermediária, equilibrando alguma naturalidade com profissionalismo).</w:t>
+      </w:r>
+    </w:p>
+    <w:p>
+      <w:pPr>
+        <w:spacing w:after="160"/>
+      </w:pPr>
+      <w:r>
+        <w:rPr>
+          <w:rFonts w:ascii="Arial" w:hAnsi="Arial"/>
+          <w:b/>
+          <w:color w:val="333333"/>
+          <w:sz w:val="22"/>
+        </w:rPr>
+        <w:t>BFF (Backend For Frontend)</w:t>
+      </w:r>
+      <w:r>
+        <w:rPr>
+          <w:rFonts w:ascii="Arial" w:hAnsi="Arial"/>
+          <w:b w:val="0"/>
+          <w:color w:val="333333"/>
+          <w:sz w:val="22"/>
+        </w:rPr>
+        <w:t>: camada intermediária especializada em servir a interface, encapsulando regra de negócio e protegendo credencial — no laboratório, simplificado como "micro-BFF" (servidor SSR do Angular fazendo dupla função de front e back, decisão consciente para reduzir complexidade e manter o foco didático no GenKit, não a arquitetura ideal de produção).</w:t>
+      </w:r>
+    </w:p>
+    <w:p>
+      <w:pPr>
+        <w:spacing w:before="120" w:after="120"/>
+        <w:ind w:left="360" w:right="360"/>
+        <w:shd w:val="clear" w:fill="F5F5F5"/>
+        <w:pBdr>
+          <w:left w:val="single" w:color="2E75B6" w:sz="4" w:space="10"/>
+        </w:pBdr>
+      </w:pPr>
+      <w:r>
+        <w:rPr>
+          <w:rFonts w:ascii="Arial" w:hAnsi="Arial"/>
+          <w:b w:val="0"/>
+          <w:color w:val="333333"/>
+          <w:sz w:val="22"/>
+        </w:rPr>
+        <w:t xml:space="preserve">⚠️ Mesmo com prompt e schema corretos, o comportamento observado (ex.: resposta parcialmente na língua errada apesar da instrução de preservar idioma do input) reforça que </w:t>
+      </w:r>
+      <w:r>
+        <w:rPr>
+          <w:rFonts w:ascii="Arial" w:hAnsi="Arial"/>
+          <w:b/>
+          <w:color w:val="333333"/>
+          <w:sz w:val="22"/>
+        </w:rPr>
+        <w:t>LLM não é determinística</w:t>
+      </w:r>
+      <w:r>
+        <w:rPr>
+          <w:rFonts w:ascii="Arial" w:hAnsi="Arial"/>
+          <w:b w:val="0"/>
+          <w:color w:val="333333"/>
+          <w:sz w:val="22"/>
+        </w:rPr>
+        <w:t xml:space="preserve"> — engenharia de prompt continua sendo processo iterativo mesmo dentro de framework estruturado, e a observabilidade (Dev UI, tracing) é o que permite diagnosticar esse tipo de comportamento inconsistente.</w:t>
+      </w:r>
+    </w:p>
+    <w:p>
+      <w:pPr>
+        <w:pStyle w:val="Heading2"/>
+        <w:spacing w:before="360" w:after="160"/>
+      </w:pPr>
+      <w:r>
+        <w:rPr>
+          <w:rFonts w:ascii="Arial" w:hAnsi="Arial"/>
+          <w:b/>
+          <w:color w:val="2E74B5"/>
+          <w:sz w:val="28"/>
+        </w:rPr>
+        <w:t>3. Detalhes de Implementação</w:t>
+      </w:r>
+    </w:p>
+    <w:p>
+      <w:pPr>
+        <w:spacing w:after="160"/>
+      </w:pPr>
+      <w:r>
+        <w:rPr>
+          <w:rFonts w:ascii="Arial" w:hAnsi="Arial"/>
+          <w:b w:val="0"/>
+          <w:color w:val="333333"/>
+          <w:sz w:val="22"/>
+        </w:rPr>
+        <w:t>Os dois projetos principais do módulo (</w:t>
+      </w:r>
+      <w:r>
+        <w:rPr>
+          <w:rFonts w:ascii="Arial" w:hAnsi="Arial"/>
+          <w:b/>
+          <w:color w:val="333333"/>
+          <w:sz w:val="22"/>
+        </w:rPr>
+        <w:t>BragBot</w:t>
+      </w:r>
+      <w:r>
+        <w:rPr>
+          <w:rFonts w:ascii="Arial" w:hAnsi="Arial"/>
+          <w:b w:val="0"/>
+          <w:color w:val="333333"/>
+          <w:sz w:val="22"/>
+        </w:rPr>
+        <w:t xml:space="preserve"> — módulo 05, e </w:t>
+      </w:r>
+      <w:r>
+        <w:rPr>
+          <w:rFonts w:ascii="Arial" w:hAnsi="Arial"/>
+          <w:b/>
+          <w:color w:val="333333"/>
+          <w:sz w:val="22"/>
+        </w:rPr>
+        <w:t>CFP Platform</w:t>
+      </w:r>
+      <w:r>
+        <w:rPr>
+          <w:rFonts w:ascii="Arial" w:hAnsi="Arial"/>
+          <w:b w:val="0"/>
+          <w:color w:val="333333"/>
+          <w:sz w:val="22"/>
+        </w:rPr>
+        <w:t xml:space="preserve"> — módulos 03/04) têm apenas a </w:t>
+      </w:r>
+      <w:r>
+        <w:rPr>
+          <w:rFonts w:ascii="Arial" w:hAnsi="Arial"/>
+          <w:b/>
+          <w:color w:val="333333"/>
+          <w:sz w:val="22"/>
+        </w:rPr>
+        <w:t>lógica de backend</w:t>
+      </w:r>
+      <w:r>
+        <w:rPr>
+          <w:rFonts w:ascii="Arial" w:hAnsi="Arial"/>
+          <w:b w:val="0"/>
+          <w:color w:val="333333"/>
+          <w:sz w:val="22"/>
+        </w:rPr>
+        <w:t xml:space="preserve"> portada para Java/Go — a UI Angular permanece fora de escopo dos ports, conforme a skill do repositório usada para gerar essas versões.</w:t>
       </w:r>
     </w:p>
     <w:p>
@@ -3143,7 +1869,7 @@
           <w:color w:val="1F4D78"/>
           <w:sz w:val="24"/>
         </w:rPr>
-        <w:t>3.17 Playwright MCP como Agente Autônomo de QA</w:t>
+        <w:t>3.1 Brag Bot API — Go</w:t>
       </w:r>
     </w:p>
     <w:p>
@@ -3157,7 +1883,581 @@
           <w:color w:val="333333"/>
           <w:sz w:val="22"/>
         </w:rPr>
-        <w:t>Sem escrever nenhum código de teste tradicional, um prompt operacional ("suba o ambiente, preencha o formulário com dados realistas, valide a mensagem de sucesso") é executado diretamente pelo agente controlando o navegador via MCP — o mesmo padrão citado como aplicável a RPA (automação de sistemas legados sem API, através da interface web).</w:t>
+        <w:t xml:space="preserve">O que faz: expõe </w:t>
+      </w:r>
+      <w:r>
+        <w:rPr>
+          <w:rFonts w:ascii="Courier New" w:hAnsi="Courier New"/>
+          <w:color w:val="333333"/>
+          <w:sz w:val="20"/>
+        </w:rPr>
+        <w:t>POST /api/brag</w:t>
+      </w:r>
+      <w:r>
+        <w:rPr>
+          <w:rFonts w:ascii="Arial" w:hAnsi="Arial"/>
+          <w:b w:val="0"/>
+          <w:color w:val="333333"/>
+          <w:sz w:val="22"/>
+        </w:rPr>
+        <w:t>, recebendo um rascunho informal (</w:t>
+      </w:r>
+      <w:r>
+        <w:rPr>
+          <w:rFonts w:ascii="Courier New" w:hAnsi="Courier New"/>
+          <w:color w:val="333333"/>
+          <w:sz w:val="20"/>
+        </w:rPr>
+        <w:t>definition</w:t>
+      </w:r>
+      <w:r>
+        <w:rPr>
+          <w:rFonts w:ascii="Arial" w:hAnsi="Arial"/>
+          <w:b w:val="0"/>
+          <w:color w:val="333333"/>
+          <w:sz w:val="22"/>
+        </w:rPr>
+        <w:t>) e devolvendo um Brag Document estruturado (</w:t>
+      </w:r>
+      <w:r>
+        <w:rPr>
+          <w:rFonts w:ascii="Courier New" w:hAnsi="Courier New"/>
+          <w:color w:val="333333"/>
+          <w:sz w:val="20"/>
+        </w:rPr>
+        <w:t>title</w:t>
+      </w:r>
+      <w:r>
+        <w:rPr>
+          <w:rFonts w:ascii="Arial" w:hAnsi="Arial"/>
+          <w:b w:val="0"/>
+          <w:color w:val="333333"/>
+          <w:sz w:val="22"/>
+        </w:rPr>
+        <w:t xml:space="preserve">, </w:t>
+      </w:r>
+      <w:r>
+        <w:rPr>
+          <w:rFonts w:ascii="Courier New" w:hAnsi="Courier New"/>
+          <w:color w:val="333333"/>
+          <w:sz w:val="20"/>
+        </w:rPr>
+        <w:t>context</w:t>
+      </w:r>
+      <w:r>
+        <w:rPr>
+          <w:rFonts w:ascii="Arial" w:hAnsi="Arial"/>
+          <w:b w:val="0"/>
+          <w:color w:val="333333"/>
+          <w:sz w:val="22"/>
+        </w:rPr>
+        <w:t xml:space="preserve">, </w:t>
+      </w:r>
+      <w:r>
+        <w:rPr>
+          <w:rFonts w:ascii="Courier New" w:hAnsi="Courier New"/>
+          <w:color w:val="333333"/>
+          <w:sz w:val="20"/>
+        </w:rPr>
+        <w:t>actionTaken</w:t>
+      </w:r>
+      <w:r>
+        <w:rPr>
+          <w:rFonts w:ascii="Arial" w:hAnsi="Arial"/>
+          <w:b w:val="0"/>
+          <w:color w:val="333333"/>
+          <w:sz w:val="22"/>
+        </w:rPr>
+        <w:t xml:space="preserve">, </w:t>
+      </w:r>
+      <w:r>
+        <w:rPr>
+          <w:rFonts w:ascii="Courier New" w:hAnsi="Courier New"/>
+          <w:color w:val="333333"/>
+          <w:sz w:val="20"/>
+        </w:rPr>
+        <w:t>businessImpact</w:t>
+      </w:r>
+      <w:r>
+        <w:rPr>
+          <w:rFonts w:ascii="Arial" w:hAnsi="Arial"/>
+          <w:b w:val="0"/>
+          <w:color w:val="333333"/>
+          <w:sz w:val="22"/>
+        </w:rPr>
+        <w:t xml:space="preserve">, </w:t>
+      </w:r>
+      <w:r>
+        <w:rPr>
+          <w:rFonts w:ascii="Courier New" w:hAnsi="Courier New"/>
+          <w:color w:val="333333"/>
+          <w:sz w:val="20"/>
+        </w:rPr>
+        <w:t>metrics[]</w:t>
+      </w:r>
+      <w:r>
+        <w:rPr>
+          <w:rFonts w:ascii="Arial" w:hAnsi="Arial"/>
+          <w:b w:val="0"/>
+          <w:color w:val="333333"/>
+          <w:sz w:val="22"/>
+        </w:rPr>
+        <w:t xml:space="preserve">, </w:t>
+      </w:r>
+      <w:r>
+        <w:rPr>
+          <w:rFonts w:ascii="Courier New" w:hAnsi="Courier New"/>
+          <w:color w:val="333333"/>
+          <w:sz w:val="20"/>
+        </w:rPr>
+        <w:t>technologiesUsed[]</w:t>
+      </w:r>
+      <w:r>
+        <w:rPr>
+          <w:rFonts w:ascii="Arial" w:hAnsi="Arial"/>
+          <w:b w:val="0"/>
+          <w:color w:val="333333"/>
+          <w:sz w:val="22"/>
+        </w:rPr>
+        <w:t>) gerado pelo Gemini.</w:t>
+      </w:r>
+    </w:p>
+    <w:p>
+      <w:pPr>
+        <w:spacing w:after="160"/>
+      </w:pPr>
+      <w:r>
+        <w:rPr>
+          <w:rFonts w:ascii="Arial" w:hAnsi="Arial"/>
+          <w:b w:val="0"/>
+          <w:color w:val="333333"/>
+          <w:sz w:val="22"/>
+        </w:rPr>
+        <w:t>Fluxo de dados: requisição → validação (</w:t>
+      </w:r>
+      <w:r>
+        <w:rPr>
+          <w:rFonts w:ascii="Courier New" w:hAnsi="Courier New"/>
+          <w:color w:val="333333"/>
+          <w:sz w:val="20"/>
+        </w:rPr>
+        <w:t>definition</w:t>
+      </w:r>
+      <w:r>
+        <w:rPr>
+          <w:rFonts w:ascii="Arial" w:hAnsi="Arial"/>
+          <w:b w:val="0"/>
+          <w:color w:val="333333"/>
+          <w:sz w:val="22"/>
+        </w:rPr>
+        <w:t xml:space="preserve"> não vazio, senão </w:t>
+      </w:r>
+      <w:r>
+        <w:rPr>
+          <w:rFonts w:ascii="Courier New" w:hAnsi="Courier New"/>
+          <w:color w:val="333333"/>
+          <w:sz w:val="20"/>
+        </w:rPr>
+        <w:t>400</w:t>
+      </w:r>
+      <w:r>
+        <w:rPr>
+          <w:rFonts w:ascii="Arial" w:hAnsi="Arial"/>
+          <w:b w:val="0"/>
+          <w:color w:val="333333"/>
+          <w:sz w:val="22"/>
+        </w:rPr>
+        <w:t>) → chamada REST direta à API do Gemini (</w:t>
+      </w:r>
+      <w:r>
+        <w:rPr>
+          <w:rFonts w:ascii="Courier New" w:hAnsi="Courier New"/>
+          <w:color w:val="333333"/>
+          <w:sz w:val="20"/>
+        </w:rPr>
+        <w:t>gemini/client.go</w:t>
+      </w:r>
+      <w:r>
+        <w:rPr>
+          <w:rFonts w:ascii="Arial" w:hAnsi="Arial"/>
+          <w:b w:val="0"/>
+          <w:color w:val="333333"/>
+          <w:sz w:val="22"/>
+        </w:rPr>
+        <w:t xml:space="preserve">, </w:t>
+      </w:r>
+      <w:r>
+        <w:rPr>
+          <w:rFonts w:ascii="Courier New" w:hAnsi="Courier New"/>
+          <w:color w:val="333333"/>
+          <w:sz w:val="20"/>
+        </w:rPr>
+        <w:t>responseMimeType: application/json</w:t>
+      </w:r>
+      <w:r>
+        <w:rPr>
+          <w:rFonts w:ascii="Arial" w:hAnsi="Arial"/>
+          <w:b w:val="0"/>
+          <w:color w:val="333333"/>
+          <w:sz w:val="22"/>
+        </w:rPr>
+        <w:t xml:space="preserve">) → parse manual tolerante dos campos esperados (sem validação de schema automática como no GenKit original) → </w:t>
+      </w:r>
+      <w:r>
+        <w:rPr>
+          <w:rFonts w:ascii="Courier New" w:hAnsi="Courier New"/>
+          <w:color w:val="333333"/>
+          <w:sz w:val="20"/>
+        </w:rPr>
+        <w:t>id</w:t>
+      </w:r>
+      <w:r>
+        <w:rPr>
+          <w:rFonts w:ascii="Arial" w:hAnsi="Arial"/>
+          <w:b w:val="0"/>
+          <w:color w:val="333333"/>
+          <w:sz w:val="22"/>
+        </w:rPr>
+        <w:t xml:space="preserve"> gerado no servidor (</w:t>
+      </w:r>
+      <w:r>
+        <w:rPr>
+          <w:rFonts w:ascii="Courier New" w:hAnsi="Courier New"/>
+          <w:color w:val="333333"/>
+          <w:sz w:val="20"/>
+        </w:rPr>
+        <w:t>uuid.New()</w:t>
+      </w:r>
+      <w:r>
+        <w:rPr>
+          <w:rFonts w:ascii="Arial" w:hAnsi="Arial"/>
+          <w:b w:val="0"/>
+          <w:color w:val="333333"/>
+          <w:sz w:val="22"/>
+        </w:rPr>
+        <w:t>) → resposta.</w:t>
+      </w:r>
+    </w:p>
+    <w:p>
+      <w:pPr>
+        <w:spacing w:after="160"/>
+      </w:pPr>
+      <w:r>
+        <w:rPr>
+          <w:rFonts w:ascii="Arial" w:hAnsi="Arial"/>
+          <w:b w:val="0"/>
+          <w:color w:val="333333"/>
+          <w:sz w:val="22"/>
+        </w:rPr>
+        <w:t>Trecho de código (Go) — chamada direta à API do Gemini, substituindo a abstração do GenKit:</w:t>
+      </w:r>
+    </w:p>
+    <w:p>
+      <w:pPr>
+        <w:spacing w:before="20" w:after="20"/>
+        <w:ind w:left="360"/>
+        <w:shd w:val="clear" w:fill="F0F0F0"/>
+      </w:pPr>
+      <w:r>
+        <w:rPr>
+          <w:rFonts w:ascii="Courier New" w:hAnsi="Courier New"/>
+          <w:color w:val="333333"/>
+          <w:sz w:val="18"/>
+        </w:rPr>
+        <w:t>func (c *GeminiClient) GenerateBrag(definition string) (*BragDocument, error) {</w:t>
+      </w:r>
+    </w:p>
+    <w:p>
+      <w:pPr>
+        <w:spacing w:before="20" w:after="20"/>
+        <w:ind w:left="360"/>
+        <w:shd w:val="clear" w:fill="F0F0F0"/>
+      </w:pPr>
+      <w:r>
+        <w:rPr>
+          <w:rFonts w:ascii="Courier New" w:hAnsi="Courier New"/>
+          <w:color w:val="333333"/>
+          <w:sz w:val="18"/>
+        </w:rPr>
+        <w:t xml:space="preserve">    reqBody := buildPrompt(definition) // mesma persona, objetivo e regras 1-4 do flow original</w:t>
+      </w:r>
+    </w:p>
+    <w:p>
+      <w:pPr>
+        <w:spacing w:before="20" w:after="20"/>
+        <w:ind w:left="360"/>
+        <w:shd w:val="clear" w:fill="F0F0F0"/>
+      </w:pPr>
+      <w:r>
+        <w:rPr>
+          <w:rFonts w:ascii="Courier New" w:hAnsi="Courier New"/>
+          <w:color w:val="333333"/>
+          <w:sz w:val="18"/>
+        </w:rPr>
+        <w:t xml:space="preserve">    resp, err := c.post("/models/gemini-2.5-flash:generateContent", reqBody)</w:t>
+      </w:r>
+    </w:p>
+    <w:p>
+      <w:pPr>
+        <w:spacing w:before="20" w:after="20"/>
+        <w:ind w:left="360"/>
+        <w:shd w:val="clear" w:fill="F0F0F0"/>
+      </w:pPr>
+      <w:r>
+        <w:rPr>
+          <w:rFonts w:ascii="Courier New" w:hAnsi="Courier New"/>
+          <w:color w:val="333333"/>
+          <w:sz w:val="18"/>
+        </w:rPr>
+        <w:t xml:space="preserve">    if err != nil {</w:t>
+      </w:r>
+    </w:p>
+    <w:p>
+      <w:pPr>
+        <w:spacing w:before="20" w:after="20"/>
+        <w:ind w:left="360"/>
+        <w:shd w:val="clear" w:fill="F0F0F0"/>
+      </w:pPr>
+      <w:r>
+        <w:rPr>
+          <w:rFonts w:ascii="Courier New" w:hAnsi="Courier New"/>
+          <w:color w:val="333333"/>
+          <w:sz w:val="18"/>
+        </w:rPr>
+        <w:t xml:space="preserve">        return nil, err</w:t>
+      </w:r>
+    </w:p>
+    <w:p>
+      <w:pPr>
+        <w:spacing w:before="20" w:after="20"/>
+        <w:ind w:left="360"/>
+        <w:shd w:val="clear" w:fill="F0F0F0"/>
+      </w:pPr>
+      <w:r>
+        <w:rPr>
+          <w:rFonts w:ascii="Courier New" w:hAnsi="Courier New"/>
+          <w:color w:val="333333"/>
+          <w:sz w:val="18"/>
+        </w:rPr>
+        <w:t xml:space="preserve">    }</w:t>
+      </w:r>
+    </w:p>
+    <w:p>
+      <w:pPr>
+        <w:spacing w:before="20" w:after="20"/>
+        <w:ind w:left="360"/>
+        <w:shd w:val="clear" w:fill="F0F0F0"/>
+      </w:pPr>
+      <w:r>
+        <w:rPr>
+          <w:rFonts w:ascii="Courier New" w:hAnsi="Courier New"/>
+          <w:color w:val="333333"/>
+          <w:sz w:val="18"/>
+        </w:rPr>
+        <w:t xml:space="preserve">    var doc BragDocument</w:t>
+      </w:r>
+    </w:p>
+    <w:p>
+      <w:pPr>
+        <w:spacing w:before="20" w:after="20"/>
+        <w:ind w:left="360"/>
+        <w:shd w:val="clear" w:fill="F0F0F0"/>
+      </w:pPr>
+      <w:r>
+        <w:rPr>
+          <w:rFonts w:ascii="Courier New" w:hAnsi="Courier New"/>
+          <w:color w:val="333333"/>
+          <w:sz w:val="18"/>
+        </w:rPr>
+        <w:t xml:space="preserve">    if err := json.Unmarshal(resp.Text, &amp;doc); err != nil {</w:t>
+      </w:r>
+    </w:p>
+    <w:p>
+      <w:pPr>
+        <w:spacing w:before="20" w:after="20"/>
+        <w:ind w:left="360"/>
+        <w:shd w:val="clear" w:fill="F0F0F0"/>
+      </w:pPr>
+      <w:r>
+        <w:rPr>
+          <w:rFonts w:ascii="Courier New" w:hAnsi="Courier New"/>
+          <w:color w:val="333333"/>
+          <w:sz w:val="18"/>
+        </w:rPr>
+        <w:t xml:space="preserve">        return nil, fmt.Errorf("resposta não é JSON válido: %w", err)</w:t>
+      </w:r>
+    </w:p>
+    <w:p>
+      <w:pPr>
+        <w:spacing w:before="20" w:after="20"/>
+        <w:ind w:left="360"/>
+        <w:shd w:val="clear" w:fill="F0F0F0"/>
+      </w:pPr>
+      <w:r>
+        <w:rPr>
+          <w:rFonts w:ascii="Courier New" w:hAnsi="Courier New"/>
+          <w:color w:val="333333"/>
+          <w:sz w:val="18"/>
+        </w:rPr>
+        <w:t xml:space="preserve">    }</w:t>
+      </w:r>
+    </w:p>
+    <w:p>
+      <w:pPr>
+        <w:spacing w:before="20" w:after="20"/>
+        <w:ind w:left="360"/>
+        <w:shd w:val="clear" w:fill="F0F0F0"/>
+      </w:pPr>
+      <w:r>
+        <w:rPr>
+          <w:rFonts w:ascii="Courier New" w:hAnsi="Courier New"/>
+          <w:color w:val="333333"/>
+          <w:sz w:val="18"/>
+        </w:rPr>
+        <w:t xml:space="preserve">    doc.ID = uuid.New().String()</w:t>
+      </w:r>
+    </w:p>
+    <w:p>
+      <w:pPr>
+        <w:spacing w:before="20" w:after="20"/>
+        <w:ind w:left="360"/>
+        <w:shd w:val="clear" w:fill="F0F0F0"/>
+      </w:pPr>
+      <w:r>
+        <w:rPr>
+          <w:rFonts w:ascii="Courier New" w:hAnsi="Courier New"/>
+          <w:color w:val="333333"/>
+          <w:sz w:val="18"/>
+        </w:rPr>
+        <w:t xml:space="preserve">    return &amp;doc, nil</w:t>
+      </w:r>
+    </w:p>
+    <w:p>
+      <w:pPr>
+        <w:spacing w:before="20" w:after="20"/>
+        <w:ind w:left="360"/>
+        <w:shd w:val="clear" w:fill="F0F0F0"/>
+      </w:pPr>
+      <w:r>
+        <w:rPr>
+          <w:rFonts w:ascii="Courier New" w:hAnsi="Courier New"/>
+          <w:color w:val="333333"/>
+          <w:sz w:val="18"/>
+        </w:rPr>
+        <w:t>}</w:t>
+      </w:r>
+    </w:p>
+    <w:p>
+      <w:pPr>
+        <w:spacing w:after="160"/>
+      </w:pPr>
+      <w:r>
+        <w:rPr>
+          <w:rFonts w:ascii="Arial" w:hAnsi="Arial"/>
+          <w:b w:val="0"/>
+          <w:color w:val="333333"/>
+          <w:sz w:val="22"/>
+        </w:rPr>
+        <w:t>Arquitetura: mesmo prompt, mesmo schema de saída, mesma temperatura (0.8) e mesmo modelo (</w:t>
+      </w:r>
+      <w:r>
+        <w:rPr>
+          <w:rFonts w:ascii="Courier New" w:hAnsi="Courier New"/>
+          <w:color w:val="333333"/>
+          <w:sz w:val="20"/>
+        </w:rPr>
+        <w:t>gemini-2.5-flash</w:t>
+      </w:r>
+      <w:r>
+        <w:rPr>
+          <w:rFonts w:ascii="Arial" w:hAnsi="Arial"/>
+          <w:b w:val="0"/>
+          <w:color w:val="333333"/>
+          <w:sz w:val="22"/>
+        </w:rPr>
+        <w:t>) do original TypeScript — a diferença arquitetural é que Go não tem o equivalente ao GenKit, então a validação estrutural (que no original é automática via Zod) vira leitura tolerante manual dos campos.</w:t>
+      </w:r>
+    </w:p>
+    <w:p>
+      <w:pPr>
+        <w:spacing w:after="160"/>
+      </w:pPr>
+      <w:r>
+        <w:rPr>
+          <w:rFonts w:ascii="Arial" w:hAnsi="Arial"/>
+          <w:b w:val="0"/>
+          <w:color w:val="333333"/>
+          <w:sz w:val="22"/>
+        </w:rPr>
+        <w:t xml:space="preserve">Como rodar: </w:t>
+      </w:r>
+      <w:r>
+        <w:rPr>
+          <w:rFonts w:ascii="Courier New" w:hAnsi="Courier New"/>
+          <w:color w:val="333333"/>
+          <w:sz w:val="20"/>
+        </w:rPr>
+        <w:t>cp .env.example .env</w:t>
+      </w:r>
+      <w:r>
+        <w:rPr>
+          <w:rFonts w:ascii="Arial" w:hAnsi="Arial"/>
+          <w:b w:val="0"/>
+          <w:color w:val="333333"/>
+          <w:sz w:val="22"/>
+        </w:rPr>
+        <w:t xml:space="preserve"> (com </w:t>
+      </w:r>
+      <w:r>
+        <w:rPr>
+          <w:rFonts w:ascii="Courier New" w:hAnsi="Courier New"/>
+          <w:color w:val="333333"/>
+          <w:sz w:val="20"/>
+        </w:rPr>
+        <w:t>GEMINI_API_KEY</w:t>
+      </w:r>
+      <w:r>
+        <w:rPr>
+          <w:rFonts w:ascii="Arial" w:hAnsi="Arial"/>
+          <w:b w:val="0"/>
+          <w:color w:val="333333"/>
+          <w:sz w:val="22"/>
+        </w:rPr>
+        <w:t xml:space="preserve">) e </w:t>
+      </w:r>
+      <w:r>
+        <w:rPr>
+          <w:rFonts w:ascii="Courier New" w:hAnsi="Courier New"/>
+          <w:color w:val="333333"/>
+          <w:sz w:val="20"/>
+        </w:rPr>
+        <w:t>go run .</w:t>
+      </w:r>
+      <w:r>
+        <w:rPr>
+          <w:rFonts w:ascii="Arial" w:hAnsi="Arial"/>
+          <w:b w:val="0"/>
+          <w:color w:val="333333"/>
+          <w:sz w:val="22"/>
+        </w:rPr>
+        <w:t xml:space="preserve">; </w:t>
+      </w:r>
+      <w:r>
+        <w:rPr>
+          <w:rFonts w:ascii="Courier New" w:hAnsi="Courier New"/>
+          <w:color w:val="333333"/>
+          <w:sz w:val="20"/>
+        </w:rPr>
+        <w:t>go test ./...</w:t>
+      </w:r>
+      <w:r>
+        <w:rPr>
+          <w:rFonts w:ascii="Arial" w:hAnsi="Arial"/>
+          <w:b w:val="0"/>
+          <w:color w:val="333333"/>
+          <w:sz w:val="22"/>
+        </w:rPr>
+        <w:t xml:space="preserve"> para os testes.</w:t>
       </w:r>
     </w:p>
     <w:p>
@@ -3172,7 +2472,7 @@
           <w:color w:val="1F4D78"/>
           <w:sz w:val="24"/>
         </w:rPr>
-        <w:t>3.18 GenKit e o BragBot</w:t>
+        <w:t>3.2 Brag Bot API — Java</w:t>
       </w:r>
     </w:p>
     <w:p>
@@ -3186,7 +2486,50 @@
           <w:color w:val="333333"/>
           <w:sz w:val="22"/>
         </w:rPr>
-        <w:t xml:space="preserve">Projeto final (diário de conquistas profissionais) usa Angular SSR também como backend simplificado, com GenKit + plugin Google AI configurados, API Key protegida via </w:t>
+        <w:t>O que faz: mesmo endpoint e contrato que a versão Go — porta espelhada para comparação entre linguagens sobre o mesmo domínio (transformação de texto informal em documento estruturado via LLM).</w:t>
+      </w:r>
+    </w:p>
+    <w:p>
+      <w:pPr>
+        <w:spacing w:after="160"/>
+      </w:pPr>
+      <w:r>
+        <w:rPr>
+          <w:rFonts w:ascii="Arial" w:hAnsi="Arial"/>
+          <w:b w:val="0"/>
+          <w:color w:val="333333"/>
+          <w:sz w:val="22"/>
+        </w:rPr>
+        <w:t>Arquitetura: onde Go faz chamada REST direta e parse manual, a versão Java tipicamente usa um HTTP client + Jackson para desserialização, mantendo mesma persona/regras de prompt e mesmo schema de saída — evidenciando que a ausência de um framework equivalente ao GenKit nessas linguagens obriga a reimplementar manualmente o que ele automatiza (parsing, validação, retry).</w:t>
+      </w:r>
+    </w:p>
+    <w:p>
+      <w:pPr>
+        <w:pStyle w:val="Heading3"/>
+        <w:spacing w:before="200" w:after="80"/>
+      </w:pPr>
+      <w:r>
+        <w:rPr>
+          <w:rFonts w:ascii="Arial" w:hAnsi="Arial"/>
+          <w:b/>
+          <w:color w:val="1F4D78"/>
+          <w:sz w:val="24"/>
+        </w:rPr>
+        <w:t>3.3 CFP Platform API — Go</w:t>
+      </w:r>
+    </w:p>
+    <w:p>
+      <w:pPr>
+        <w:spacing w:after="160"/>
+      </w:pPr>
+      <w:r>
+        <w:rPr>
+          <w:rFonts w:ascii="Arial" w:hAnsi="Arial"/>
+          <w:b w:val="0"/>
+          <w:color w:val="333333"/>
+          <w:sz w:val="22"/>
+        </w:rPr>
+        <w:t xml:space="preserve">O que faz: backend mínimo do sistema de Call for Papers (módulos 03/04) — dois recursos, </w:t>
       </w:r>
       <w:r>
         <w:rPr>
@@ -3194,7 +2537,281 @@
           <w:color w:val="333333"/>
           <w:sz w:val="20"/>
         </w:rPr>
-        <w:t>.env</w:t>
+        <w:t>events</w:t>
+      </w:r>
+      <w:r>
+        <w:rPr>
+          <w:rFonts w:ascii="Arial" w:hAnsi="Arial"/>
+          <w:b w:val="0"/>
+          <w:color w:val="333333"/>
+          <w:sz w:val="22"/>
+        </w:rPr>
+        <w:t xml:space="preserve"> e </w:t>
+      </w:r>
+      <w:r>
+        <w:rPr>
+          <w:rFonts w:ascii="Courier New" w:hAnsi="Courier New"/>
+          <w:color w:val="333333"/>
+          <w:sz w:val="20"/>
+        </w:rPr>
+        <w:t>speakers</w:t>
+      </w:r>
+      <w:r>
+        <w:rPr>
+          <w:rFonts w:ascii="Arial" w:hAnsi="Arial"/>
+          <w:b w:val="0"/>
+          <w:color w:val="333333"/>
+          <w:sz w:val="22"/>
+        </w:rPr>
+        <w:t>, com CRUD simples em memória.</w:t>
+      </w:r>
+    </w:p>
+    <w:p>
+      <w:pPr>
+        <w:spacing w:after="160"/>
+      </w:pPr>
+      <w:r>
+        <w:rPr>
+          <w:rFonts w:ascii="Arial" w:hAnsi="Arial"/>
+          <w:b w:val="0"/>
+          <w:color w:val="333333"/>
+          <w:sz w:val="22"/>
+        </w:rPr>
+        <w:t xml:space="preserve">Fluxo de dados: </w:t>
+      </w:r>
+      <w:r>
+        <w:rPr>
+          <w:rFonts w:ascii="Courier New" w:hAnsi="Courier New"/>
+          <w:color w:val="333333"/>
+          <w:sz w:val="20"/>
+        </w:rPr>
+        <w:t>POST /api/events</w:t>
+      </w:r>
+      <w:r>
+        <w:rPr>
+          <w:rFonts w:ascii="Arial" w:hAnsi="Arial"/>
+          <w:b w:val="0"/>
+          <w:color w:val="333333"/>
+          <w:sz w:val="22"/>
+        </w:rPr>
+        <w:t xml:space="preserve"> (nome, endereço, capacidade, data) e </w:t>
+      </w:r>
+      <w:r>
+        <w:rPr>
+          <w:rFonts w:ascii="Courier New" w:hAnsi="Courier New"/>
+          <w:color w:val="333333"/>
+          <w:sz w:val="20"/>
+        </w:rPr>
+        <w:t>POST /api/speakers</w:t>
+      </w:r>
+      <w:r>
+        <w:rPr>
+          <w:rFonts w:ascii="Arial" w:hAnsi="Arial"/>
+          <w:b w:val="0"/>
+          <w:color w:val="333333"/>
+          <w:sz w:val="22"/>
+        </w:rPr>
+        <w:t xml:space="preserve"> (nome, email, título da palestra, </w:t>
+      </w:r>
+      <w:r>
+        <w:rPr>
+          <w:rFonts w:ascii="Courier New" w:hAnsi="Courier New"/>
+          <w:color w:val="333333"/>
+          <w:sz w:val="20"/>
+        </w:rPr>
+        <w:t>isGDE</w:t>
+      </w:r>
+      <w:r>
+        <w:rPr>
+          <w:rFonts w:ascii="Arial" w:hAnsi="Arial"/>
+          <w:b w:val="0"/>
+          <w:color w:val="333333"/>
+          <w:sz w:val="22"/>
+        </w:rPr>
+        <w:t xml:space="preserve">) → validação manual em </w:t>
+      </w:r>
+      <w:r>
+        <w:rPr>
+          <w:rFonts w:ascii="Courier New" w:hAnsi="Courier New"/>
+          <w:color w:val="333333"/>
+          <w:sz w:val="20"/>
+        </w:rPr>
+        <w:t>dto.Validate()</w:t>
+      </w:r>
+      <w:r>
+        <w:rPr>
+          <w:rFonts w:ascii="Arial" w:hAnsi="Arial"/>
+          <w:b w:val="0"/>
+          <w:color w:val="333333"/>
+          <w:sz w:val="22"/>
+        </w:rPr>
+        <w:t xml:space="preserve"> (campo de texto não vazio, e-mail com formato válido, capacidade numérica positiva) → armazenamento em memória protegido por </w:t>
+      </w:r>
+      <w:r>
+        <w:rPr>
+          <w:rFonts w:ascii="Courier New" w:hAnsi="Courier New"/>
+          <w:color w:val="333333"/>
+          <w:sz w:val="20"/>
+        </w:rPr>
+        <w:t>sync.Mutex</w:t>
+      </w:r>
+      <w:r>
+        <w:rPr>
+          <w:rFonts w:ascii="Arial" w:hAnsi="Arial"/>
+          <w:b w:val="0"/>
+          <w:color w:val="333333"/>
+          <w:sz w:val="22"/>
+        </w:rPr>
+        <w:t xml:space="preserve"> (Go atende requisição concorrentemente, diferente do Node.js single-threaded do NestJS original) → </w:t>
+      </w:r>
+      <w:r>
+        <w:rPr>
+          <w:rFonts w:ascii="Courier New" w:hAnsi="Courier New"/>
+          <w:color w:val="333333"/>
+          <w:sz w:val="20"/>
+        </w:rPr>
+        <w:t>GET</w:t>
+      </w:r>
+      <w:r>
+        <w:rPr>
+          <w:rFonts w:ascii="Arial" w:hAnsi="Arial"/>
+          <w:b w:val="0"/>
+          <w:color w:val="333333"/>
+          <w:sz w:val="22"/>
+        </w:rPr>
+        <w:t xml:space="preserve"> para listagem.</w:t>
+      </w:r>
+    </w:p>
+    <w:p>
+      <w:pPr>
+        <w:spacing w:after="160"/>
+      </w:pPr>
+      <w:r>
+        <w:rPr>
+          <w:rFonts w:ascii="Arial" w:hAnsi="Arial"/>
+          <w:b w:val="0"/>
+          <w:color w:val="333333"/>
+          <w:sz w:val="22"/>
+        </w:rPr>
+        <w:t xml:space="preserve">Trecho de código (Go) — geração de ID curto não criptográfico, mesmo propósito do </w:t>
+      </w:r>
+      <w:r>
+        <w:rPr>
+          <w:rFonts w:ascii="Courier New" w:hAnsi="Courier New"/>
+          <w:color w:val="333333"/>
+          <w:sz w:val="20"/>
+        </w:rPr>
+        <w:t>Math.random().toString(36)</w:t>
+      </w:r>
+      <w:r>
+        <w:rPr>
+          <w:rFonts w:ascii="Arial" w:hAnsi="Arial"/>
+          <w:b w:val="0"/>
+          <w:color w:val="333333"/>
+          <w:sz w:val="22"/>
+        </w:rPr>
+        <w:t xml:space="preserve"> original:</w:t>
+      </w:r>
+    </w:p>
+    <w:p>
+      <w:pPr>
+        <w:spacing w:before="20" w:after="20"/>
+        <w:ind w:left="360"/>
+        <w:shd w:val="clear" w:fill="F0F0F0"/>
+      </w:pPr>
+      <w:r>
+        <w:rPr>
+          <w:rFonts w:ascii="Courier New" w:hAnsi="Courier New"/>
+          <w:color w:val="333333"/>
+          <w:sz w:val="18"/>
+        </w:rPr>
+        <w:t>func shortID() string {</w:t>
+      </w:r>
+    </w:p>
+    <w:p>
+      <w:pPr>
+        <w:spacing w:before="20" w:after="20"/>
+        <w:ind w:left="360"/>
+        <w:shd w:val="clear" w:fill="F0F0F0"/>
+      </w:pPr>
+      <w:r>
+        <w:rPr>
+          <w:rFonts w:ascii="Courier New" w:hAnsi="Courier New"/>
+          <w:color w:val="333333"/>
+          <w:sz w:val="18"/>
+        </w:rPr>
+        <w:t xml:space="preserve">    return uuid.New().String()[:7] // equivalente a Math.random().toString(36).substring(2, 9)</w:t>
+      </w:r>
+    </w:p>
+    <w:p>
+      <w:pPr>
+        <w:spacing w:before="20" w:after="20"/>
+        <w:ind w:left="360"/>
+        <w:shd w:val="clear" w:fill="F0F0F0"/>
+      </w:pPr>
+      <w:r>
+        <w:rPr>
+          <w:rFonts w:ascii="Courier New" w:hAnsi="Courier New"/>
+          <w:color w:val="333333"/>
+          <w:sz w:val="18"/>
+        </w:rPr>
+        <w:t>}</w:t>
+      </w:r>
+    </w:p>
+    <w:p>
+      <w:pPr>
+        <w:spacing w:after="160"/>
+      </w:pPr>
+      <w:r>
+        <w:rPr>
+          <w:rFonts w:ascii="Arial" w:hAnsi="Arial"/>
+          <w:b w:val="0"/>
+          <w:color w:val="333333"/>
+          <w:sz w:val="22"/>
+        </w:rPr>
+        <w:t xml:space="preserve">Arquitetura: </w:t>
+      </w:r>
+      <w:r>
+        <w:rPr>
+          <w:rFonts w:ascii="Courier New" w:hAnsi="Courier New"/>
+          <w:color w:val="333333"/>
+          <w:sz w:val="20"/>
+        </w:rPr>
+        <w:t>net/http</w:t>
+      </w:r>
+      <w:r>
+        <w:rPr>
+          <w:rFonts w:ascii="Arial" w:hAnsi="Arial"/>
+          <w:b w:val="0"/>
+          <w:color w:val="333333"/>
+          <w:sz w:val="22"/>
+        </w:rPr>
+        <w:t xml:space="preserve"> com </w:t>
+      </w:r>
+      <w:r>
+        <w:rPr>
+          <w:rFonts w:ascii="Courier New" w:hAnsi="Courier New"/>
+          <w:color w:val="333333"/>
+          <w:sz w:val="20"/>
+        </w:rPr>
+        <w:t>http.ServeMux</w:t>
+      </w:r>
+      <w:r>
+        <w:rPr>
+          <w:rFonts w:ascii="Arial" w:hAnsi="Arial"/>
+          <w:b w:val="0"/>
+          <w:color w:val="333333"/>
+          <w:sz w:val="22"/>
+        </w:rPr>
+        <w:t xml:space="preserve"> (Go 1.22+) no lugar de NestJS com </w:t>
+      </w:r>
+      <w:r>
+        <w:rPr>
+          <w:rFonts w:ascii="Courier New" w:hAnsi="Courier New"/>
+          <w:color w:val="333333"/>
+          <w:sz w:val="20"/>
+        </w:rPr>
+        <w:t>@Controller</w:t>
       </w:r>
       <w:r>
         <w:rPr>
@@ -3211,7 +2828,7 @@
           <w:color w:val="333333"/>
           <w:sz w:val="20"/>
         </w:rPr>
-        <w:t>.gitignore</w:t>
+        <w:t>class-validator</w:t>
       </w:r>
       <w:r>
         <w:rPr>
@@ -3220,7 +2837,101 @@
           <w:color w:val="333333"/>
           <w:sz w:val="22"/>
         </w:rPr>
-        <w:t>, e MCP do GenKit validando a comunicação com os modelos disponíveis. Interface inicial construída com dados mockados (Signals para lista de conquistas e estado de loading) antes de qualquer integração real — validando fluxo visual isoladamente do backend de IA.</w:t>
+        <w:t>/</w:t>
+      </w:r>
+      <w:r>
+        <w:rPr>
+          <w:rFonts w:ascii="Courier New" w:hAnsi="Courier New"/>
+          <w:color w:val="333333"/>
+          <w:sz w:val="20"/>
+        </w:rPr>
+        <w:t>ValidationPipe</w:t>
+      </w:r>
+      <w:r>
+        <w:rPr>
+          <w:rFonts w:ascii="Arial" w:hAnsi="Arial"/>
+          <w:b w:val="0"/>
+          <w:color w:val="333333"/>
+          <w:sz w:val="22"/>
+        </w:rPr>
+        <w:t xml:space="preserve"> — mesmo prefixo </w:t>
+      </w:r>
+      <w:r>
+        <w:rPr>
+          <w:rFonts w:ascii="Courier New" w:hAnsi="Courier New"/>
+          <w:color w:val="333333"/>
+          <w:sz w:val="20"/>
+        </w:rPr>
+        <w:t>/api</w:t>
+      </w:r>
+      <w:r>
+        <w:rPr>
+          <w:rFonts w:ascii="Arial" w:hAnsi="Arial"/>
+          <w:b w:val="0"/>
+          <w:color w:val="333333"/>
+          <w:sz w:val="22"/>
+        </w:rPr>
+        <w:t>, mesmos campos e mesma regra de validação, porém checada manualmente em vez de decorada.</w:t>
+      </w:r>
+    </w:p>
+    <w:p>
+      <w:pPr>
+        <w:spacing w:after="160"/>
+      </w:pPr>
+      <w:r>
+        <w:rPr>
+          <w:rFonts w:ascii="Arial" w:hAnsi="Arial"/>
+          <w:b w:val="0"/>
+          <w:color w:val="333333"/>
+          <w:sz w:val="22"/>
+        </w:rPr>
+        <w:t xml:space="preserve">Como rodar: </w:t>
+      </w:r>
+      <w:r>
+        <w:rPr>
+          <w:rFonts w:ascii="Courier New" w:hAnsi="Courier New"/>
+          <w:color w:val="333333"/>
+          <w:sz w:val="20"/>
+        </w:rPr>
+        <w:t>cp .env.example .env &amp;&amp; go run .</w:t>
+      </w:r>
+      <w:r>
+        <w:rPr>
+          <w:rFonts w:ascii="Arial" w:hAnsi="Arial"/>
+          <w:b w:val="0"/>
+          <w:color w:val="333333"/>
+          <w:sz w:val="22"/>
+        </w:rPr>
+        <w:t>; porta padrão 3000.</w:t>
+      </w:r>
+    </w:p>
+    <w:p>
+      <w:pPr>
+        <w:pStyle w:val="Heading3"/>
+        <w:spacing w:before="200" w:after="80"/>
+      </w:pPr>
+      <w:r>
+        <w:rPr>
+          <w:rFonts w:ascii="Arial" w:hAnsi="Arial"/>
+          <w:b/>
+          <w:color w:val="1F4D78"/>
+          <w:sz w:val="24"/>
+        </w:rPr>
+        <w:t>3.4 CFP Platform API — Java</w:t>
+      </w:r>
+    </w:p>
+    <w:p>
+      <w:pPr>
+        <w:spacing w:after="160"/>
+      </w:pPr>
+      <w:r>
+        <w:rPr>
+          <w:rFonts w:ascii="Arial" w:hAnsi="Arial"/>
+          <w:b w:val="0"/>
+          <w:color w:val="333333"/>
+          <w:sz w:val="22"/>
+        </w:rPr>
+        <w:t>O que faz: mesmos dois recursos (events, speakers) e mesmas rotas que a versão Go, evidenciando o mesmo contrato mínimo sustentando o front-end Angular original em Spring Boot.</w:t>
       </w:r>
     </w:p>
     <w:p>
@@ -3283,7 +2994,7 @@
                 <w:color w:val="333333"/>
                 <w:sz w:val="22"/>
               </w:rPr>
-              <w:t>Conceito Front-end + IA</w:t>
+              <w:t>Conceito</w:t>
             </w:r>
           </w:p>
         </w:tc>
@@ -3375,7 +3086,7 @@
                 <w:color w:val="333333"/>
                 <w:sz w:val="22"/>
               </w:rPr>
-              <w:t>System Prompt estruturado (papel/objetivo/regras/saída)</w:t>
+              <w:t>GenKit como abstração de fornecedor de LLM</w:t>
             </w:r>
           </w:p>
         </w:tc>
@@ -3405,7 +3116,92 @@
                 <w:color w:val="333333"/>
                 <w:sz w:val="22"/>
               </w:rPr>
-              <w:t>Contrato de interface + Javadoc explicando pré-condições</w:t>
+              <w:t xml:space="preserve">Uma interface </w:t>
+            </w:r>
+            <w:r>
+              <w:rPr>
+                <w:rFonts w:ascii="Courier New" w:hAnsi="Courier New"/>
+                <w:color w:val="333333"/>
+                <w:sz w:val="20"/>
+              </w:rPr>
+              <w:t>LlmProvider</w:t>
+            </w:r>
+            <w:r>
+              <w:rPr>
+                <w:rFonts w:ascii="Arial" w:hAnsi="Arial"/>
+                <w:b w:val="0"/>
+                <w:color w:val="333333"/>
+                <w:sz w:val="22"/>
+              </w:rPr>
+              <w:t xml:space="preserve"> com implementações </w:t>
+            </w:r>
+            <w:r>
+              <w:rPr>
+                <w:rFonts w:ascii="Courier New" w:hAnsi="Courier New"/>
+                <w:color w:val="333333"/>
+                <w:sz w:val="20"/>
+              </w:rPr>
+              <w:t>GeminiProvider</w:t>
+            </w:r>
+            <w:r>
+              <w:rPr>
+                <w:rFonts w:ascii="Arial" w:hAnsi="Arial"/>
+                <w:b w:val="0"/>
+                <w:color w:val="333333"/>
+                <w:sz w:val="22"/>
+              </w:rPr>
+              <w:t>/</w:t>
+            </w:r>
+            <w:r>
+              <w:rPr>
+                <w:rFonts w:ascii="Courier New" w:hAnsi="Courier New"/>
+                <w:color w:val="333333"/>
+                <w:sz w:val="20"/>
+              </w:rPr>
+              <w:t>OpenAiProvider</w:t>
+            </w:r>
+            <w:r>
+              <w:rPr>
+                <w:rFonts w:ascii="Arial" w:hAnsi="Arial"/>
+                <w:b w:val="0"/>
+                <w:color w:val="333333"/>
+                <w:sz w:val="22"/>
+              </w:rPr>
+              <w:t xml:space="preserve"> injetadas via </w:t>
+            </w:r>
+            <w:r>
+              <w:rPr>
+                <w:rFonts w:ascii="Courier New" w:hAnsi="Courier New"/>
+                <w:color w:val="333333"/>
+                <w:sz w:val="20"/>
+              </w:rPr>
+              <w:t>@Qualifier</w:t>
+            </w:r>
+            <w:r>
+              <w:rPr>
+                <w:rFonts w:ascii="Arial" w:hAnsi="Arial"/>
+                <w:b w:val="0"/>
+                <w:color w:val="333333"/>
+                <w:sz w:val="22"/>
+              </w:rPr>
+              <w:t xml:space="preserve"> — o </w:t>
+            </w:r>
+            <w:r>
+              <w:rPr>
+                <w:rFonts w:ascii="Courier New" w:hAnsi="Courier New"/>
+                <w:color w:val="333333"/>
+                <w:sz w:val="20"/>
+              </w:rPr>
+              <w:t>@Service</w:t>
+            </w:r>
+            <w:r>
+              <w:rPr>
+                <w:rFonts w:ascii="Arial" w:hAnsi="Arial"/>
+                <w:b w:val="0"/>
+                <w:color w:val="333333"/>
+                <w:sz w:val="22"/>
+              </w:rPr>
+              <w:t xml:space="preserve"> de negócio depende só da interface, nunca do SDK concreto</w:t>
             </w:r>
           </w:p>
         </w:tc>
@@ -3435,7 +3231,7 @@
                 <w:color w:val="333333"/>
                 <w:sz w:val="22"/>
               </w:rPr>
-              <w:t>Comentário de pacote (</w:t>
+              <w:t xml:space="preserve">Uma </w:t>
             </w:r>
             <w:r>
               <w:rPr>
@@ -3443,7 +3239,7 @@
                 <w:color w:val="333333"/>
                 <w:sz w:val="20"/>
               </w:rPr>
-              <w:t>// Package x faz...</w:t>
+              <w:t>interface LlmClient</w:t>
             </w:r>
             <w:r>
               <w:rPr>
@@ -3452,7 +3248,24 @@
                 <w:color w:val="333333"/>
                 <w:sz w:val="22"/>
               </w:rPr>
-              <w:t>) + assinatura de função explícita como contrato</w:t>
+              <w:t xml:space="preserve"> implementada por </w:t>
+            </w:r>
+            <w:r>
+              <w:rPr>
+                <w:rFonts w:ascii="Courier New" w:hAnsi="Courier New"/>
+                <w:color w:val="333333"/>
+                <w:sz w:val="20"/>
+              </w:rPr>
+              <w:t>GeminiClient</w:t>
+            </w:r>
+            <w:r>
+              <w:rPr>
+                <w:rFonts w:ascii="Arial" w:hAnsi="Arial"/>
+                <w:b w:val="0"/>
+                <w:color w:val="333333"/>
+                <w:sz w:val="22"/>
+              </w:rPr>
+              <w:t xml:space="preserve"> — trocar de fornecedor é trocar a implementação injetada no construtor, sem tocar no handler HTTP</w:t>
             </w:r>
           </w:p>
         </w:tc>
@@ -3484,7 +3297,7 @@
                 <w:color w:val="333333"/>
                 <w:sz w:val="22"/>
               </w:rPr>
-              <w:t>MCP do Angular/Nx orientando o agente</w:t>
+              <w:t>Flow do GenKit (prompt + schema + validação encapsulados)</w:t>
             </w:r>
           </w:p>
         </w:tc>
@@ -3514,7 +3327,41 @@
                 <w:color w:val="333333"/>
                 <w:sz w:val="22"/>
               </w:rPr>
-              <w:t>Starter do Spring Boot injetando convenções via auto-configuração</w:t>
+              <w:t xml:space="preserve">Um método de </w:t>
+            </w:r>
+            <w:r>
+              <w:rPr>
+                <w:rFonts w:ascii="Courier New" w:hAnsi="Courier New"/>
+                <w:color w:val="333333"/>
+                <w:sz w:val="20"/>
+              </w:rPr>
+              <w:t>@Service</w:t>
+            </w:r>
+            <w:r>
+              <w:rPr>
+                <w:rFonts w:ascii="Arial" w:hAnsi="Arial"/>
+                <w:b w:val="0"/>
+                <w:color w:val="333333"/>
+                <w:sz w:val="22"/>
+              </w:rPr>
+              <w:t xml:space="preserve"> anotado que já embute chamada ao provedor, </w:t>
+            </w:r>
+            <w:r>
+              <w:rPr>
+                <w:rFonts w:ascii="Courier New" w:hAnsi="Courier New"/>
+                <w:color w:val="333333"/>
+                <w:sz w:val="20"/>
+              </w:rPr>
+              <w:t>@Valid</w:t>
+            </w:r>
+            <w:r>
+              <w:rPr>
+                <w:rFonts w:ascii="Arial" w:hAnsi="Arial"/>
+                <w:b w:val="0"/>
+                <w:color w:val="333333"/>
+                <w:sz w:val="22"/>
+              </w:rPr>
+              <w:t xml:space="preserve"> no DTO de retorno e log estruturado — uma "unidade operacional" só, testável isoladamente</w:t>
             </w:r>
           </w:p>
         </w:tc>
@@ -3539,37 +3386,12 @@
             <w:r/>
             <w:r>
               <w:rPr>
-                <w:rFonts w:ascii="Courier New" w:hAnsi="Courier New"/>
-                <w:color w:val="333333"/>
-                <w:sz w:val="20"/>
-              </w:rPr>
-              <w:t>go generate</w:t>
-            </w:r>
-            <w:r>
-              <w:rPr>
                 <w:rFonts w:ascii="Arial" w:hAnsi="Arial"/>
                 <w:b w:val="0"/>
                 <w:color w:val="333333"/>
                 <w:sz w:val="22"/>
               </w:rPr>
-              <w:t xml:space="preserve"> + linters (</w:t>
-            </w:r>
-            <w:r>
-              <w:rPr>
-                <w:rFonts w:ascii="Courier New" w:hAnsi="Courier New"/>
-                <w:color w:val="333333"/>
-                <w:sz w:val="20"/>
-              </w:rPr>
-              <w:t>golangci-lint</w:t>
-            </w:r>
-            <w:r>
-              <w:rPr>
-                <w:rFonts w:ascii="Arial" w:hAnsi="Arial"/>
-                <w:b w:val="0"/>
-                <w:color w:val="333333"/>
-                <w:sz w:val="22"/>
-              </w:rPr>
-              <w:t>) aplicando convenções do time automaticamente</w:t>
+              <w:t>Uma função que recebe input, monta o prompt, chama o client e retorna um struct já validado — sem framework, mas com a mesma responsabilidade concentrada numa única unidade</w:t>
             </w:r>
           </w:p>
         </w:tc>
@@ -3601,62 +3423,7 @@
                 <w:color w:val="333333"/>
                 <w:sz w:val="22"/>
               </w:rPr>
-              <w:t>Design Tokens (variáveis semânticas)</w:t>
-            </w:r>
-          </w:p>
-        </w:tc>
-        <w:tc>
-          <w:tcPr>
-            <w:tcW w:type="dxa" w:w="2880"/>
-            <w:shd w:val="clear" w:fill="FFFFFF"/>
-            <w:tcBorders>
-              <w:top w:val="single" w:color="CCCCCC" w:sz="4"/>
-              <w:left w:val="single" w:color="CCCCCC" w:sz="4"/>
-              <w:bottom w:val="single" w:color="CCCCCC" w:sz="4"/>
-              <w:right w:val="single" w:color="CCCCCC" w:sz="4"/>
-            </w:tcBorders>
-            <w:tcMar>
-              <w:top w:w="80" w:type="dxa"/>
-              <w:bottom w:w="80" w:type="dxa"/>
-              <w:left w:w="120" w:type="dxa"/>
-              <w:right w:w="120" w:type="dxa"/>
-            </w:tcMar>
-          </w:tcPr>
-          <w:p>
-            <w:r/>
-            <w:r>
-              <w:rPr>
-                <w:rFonts w:ascii="Courier New" w:hAnsi="Courier New"/>
-                <w:color w:val="333333"/>
-                <w:sz w:val="20"/>
-              </w:rPr>
-              <w:t>application.yml</w:t>
-            </w:r>
-            <w:r>
-              <w:rPr>
-                <w:rFonts w:ascii="Arial" w:hAnsi="Arial"/>
-                <w:b w:val="0"/>
-                <w:color w:val="333333"/>
-                <w:sz w:val="22"/>
-              </w:rPr>
-              <w:t xml:space="preserve"> com propriedades nomeadas por função (</w:t>
-            </w:r>
-            <w:r>
-              <w:rPr>
-                <w:rFonts w:ascii="Courier New" w:hAnsi="Courier New"/>
-                <w:color w:val="333333"/>
-                <w:sz w:val="20"/>
-              </w:rPr>
-              <w:t>app.color.primary</w:t>
-            </w:r>
-            <w:r>
-              <w:rPr>
-                <w:rFonts w:ascii="Arial" w:hAnsi="Arial"/>
-                <w:b w:val="0"/>
-                <w:color w:val="333333"/>
-                <w:sz w:val="22"/>
-              </w:rPr>
-              <w:t>), não por valor literal</w:t>
+              <w:t>Validação de schema com Zod em runtime</w:t>
             </w:r>
           </w:p>
         </w:tc>
@@ -3686,7 +3453,7 @@
                 <w:color w:val="333333"/>
                 <w:sz w:val="22"/>
               </w:rPr>
-              <w:t xml:space="preserve">Pacote </w:t>
+              <w:t>Bean Validation (</w:t>
             </w:r>
             <w:r>
               <w:rPr>
@@ -3694,7 +3461,7 @@
                 <w:color w:val="333333"/>
                 <w:sz w:val="20"/>
               </w:rPr>
-              <w:t>config</w:t>
+              <w:t>@NotBlank</w:t>
             </w:r>
             <w:r>
               <w:rPr>
@@ -3703,7 +3470,79 @@
                 <w:color w:val="333333"/>
                 <w:sz w:val="22"/>
               </w:rPr>
-              <w:t xml:space="preserve"> centralizando constantes nomeadas por função, nunca "magic values" espalhados</w:t>
+              <w:t xml:space="preserve">, </w:t>
+            </w:r>
+            <w:r>
+              <w:rPr>
+                <w:rFonts w:ascii="Courier New" w:hAnsi="Courier New"/>
+                <w:color w:val="333333"/>
+                <w:sz w:val="20"/>
+              </w:rPr>
+              <w:t>@Email</w:t>
+            </w:r>
+            <w:r>
+              <w:rPr>
+                <w:rFonts w:ascii="Arial" w:hAnsi="Arial"/>
+                <w:b w:val="0"/>
+                <w:color w:val="333333"/>
+                <w:sz w:val="22"/>
+              </w:rPr>
+              <w:t>) validando o DTO desserializado, mesmo vindo de fonte não confiável (like uma resposta de LLM)</w:t>
+            </w:r>
+          </w:p>
+        </w:tc>
+        <w:tc>
+          <w:tcPr>
+            <w:tcW w:type="dxa" w:w="2880"/>
+            <w:shd w:val="clear" w:fill="FFFFFF"/>
+            <w:tcBorders>
+              <w:top w:val="single" w:color="CCCCCC" w:sz="4"/>
+              <w:left w:val="single" w:color="CCCCCC" w:sz="4"/>
+              <w:bottom w:val="single" w:color="CCCCCC" w:sz="4"/>
+              <w:right w:val="single" w:color="CCCCCC" w:sz="4"/>
+            </w:tcBorders>
+            <w:tcMar>
+              <w:top w:w="80" w:type="dxa"/>
+              <w:bottom w:w="80" w:type="dxa"/>
+              <w:left w:w="120" w:type="dxa"/>
+              <w:right w:w="120" w:type="dxa"/>
+            </w:tcMar>
+          </w:tcPr>
+          <w:p>
+            <w:r/>
+            <w:r>
+              <w:rPr>
+                <w:rFonts w:ascii="Courier New" w:hAnsi="Courier New"/>
+                <w:color w:val="333333"/>
+                <w:sz w:val="20"/>
+              </w:rPr>
+              <w:t>dto.Validate()</w:t>
+            </w:r>
+            <w:r>
+              <w:rPr>
+                <w:rFonts w:ascii="Arial" w:hAnsi="Arial"/>
+                <w:b w:val="0"/>
+                <w:color w:val="333333"/>
+                <w:sz w:val="22"/>
+              </w:rPr>
+              <w:t xml:space="preserve"> manual, chamado explicitamente após o </w:t>
+            </w:r>
+            <w:r>
+              <w:rPr>
+                <w:rFonts w:ascii="Courier New" w:hAnsi="Courier New"/>
+                <w:color w:val="333333"/>
+                <w:sz w:val="20"/>
+              </w:rPr>
+              <w:t>json.Unmarshal</w:t>
+            </w:r>
+            <w:r>
+              <w:rPr>
+                <w:rFonts w:ascii="Arial" w:hAnsi="Arial"/>
+                <w:b w:val="0"/>
+                <w:color w:val="333333"/>
+                <w:sz w:val="22"/>
+              </w:rPr>
+              <w:t xml:space="preserve"> — Go não tem anotação declarativa, então a validação é código explícito, como visto no CFP Platform Go</w:t>
             </w:r>
           </w:p>
         </w:tc>
@@ -3735,7 +3574,7 @@
                 <w:color w:val="333333"/>
                 <w:sz w:val="22"/>
               </w:rPr>
-              <w:t>Prompt as Code (versionado no repositório)</w:t>
+              <w:t>MCP fornecendo contexto/documentação atualizada a um agente</w:t>
             </w:r>
           </w:p>
         </w:tc>
@@ -3765,7 +3604,24 @@
                 <w:color w:val="333333"/>
                 <w:sz w:val="22"/>
               </w:rPr>
-              <w:t>Arquivo de configuração do Spring versionado junto ao código-fonte</w:t>
+              <w:t xml:space="preserve">Aproximável a um </w:t>
+            </w:r>
+            <w:r>
+              <w:rPr>
+                <w:rFonts w:ascii="Courier New" w:hAnsi="Courier New"/>
+                <w:color w:val="333333"/>
+                <w:sz w:val="20"/>
+              </w:rPr>
+              <w:t>@ConfigurationProperties</w:t>
+            </w:r>
+            <w:r>
+              <w:rPr>
+                <w:rFonts w:ascii="Arial" w:hAnsi="Arial"/>
+                <w:b w:val="0"/>
+                <w:color w:val="333333"/>
+                <w:sz w:val="22"/>
+              </w:rPr>
+              <w:t xml:space="preserve"> carregando metadado de versão/documentação de uma dependência em tempo de build — não é exato, mas a ideia de "contexto estruturado carregado explicitamente" é a mesma</w:t>
             </w:r>
           </w:p>
         </w:tc>
@@ -3795,7 +3651,7 @@
                 <w:color w:val="333333"/>
                 <w:sz w:val="22"/>
               </w:rPr>
-              <w:t xml:space="preserve">Arquivo </w:t>
+              <w:t xml:space="preserve">Não há analogia direta nativa; o mais próximo é gerar </w:t>
             </w:r>
             <w:r>
               <w:rPr>
@@ -3803,7 +3659,7 @@
                 <w:color w:val="333333"/>
                 <w:sz w:val="20"/>
               </w:rPr>
-              <w:t>.go</w:t>
+              <w:t>godoc</w:t>
             </w:r>
             <w:r>
               <w:rPr>
@@ -3812,7 +3668,7 @@
                 <w:color w:val="333333"/>
                 <w:sz w:val="22"/>
               </w:rPr>
-              <w:t xml:space="preserve"> de configuração versionado no mesmo módulo, sem segredos hardcoded</w:t>
+              <w:t xml:space="preserve"> versionado e apontar explicitamente o agente para ele</w:t>
             </w:r>
           </w:p>
         </w:tc>
@@ -3874,7 +3730,7 @@
                 <w:color w:val="333333"/>
                 <w:sz w:val="22"/>
               </w:rPr>
-              <w:t>Documento de RFC/ADR (Architecture Decision Record) antes da implementação</w:t>
+              <w:t>Documentos de design técnico (RFC interno) versionados junto ao código, referenciados no PR — a spec como artefato de primeira classe, não só comentário de commit</w:t>
             </w:r>
           </w:p>
         </w:tc>
@@ -3904,7 +3760,7 @@
                 <w:color w:val="333333"/>
                 <w:sz w:val="22"/>
               </w:rPr>
-              <w:t>Design doc estilo Go proposal (padrão usado pelo próprio time da linguagem) antes de codificar</w:t>
+              <w:t>Mesmo princípio — arquivos Markdown versionados no repositório, sem ferramenta nativa Go equivalente ao OpenSpec, mas replicável como convenção de projeto</w:t>
             </w:r>
           </w:p>
         </w:tc>
@@ -3936,7 +3792,7 @@
                 <w:color w:val="333333"/>
                 <w:sz w:val="22"/>
               </w:rPr>
-              <w:t>Git WorkTree para agentes paralelos</w:t>
+              <w:t>Git WorkTree para isolamento de agentes paralelos</w:t>
             </w:r>
           </w:p>
         </w:tc>
@@ -3966,77 +3822,7 @@
                 <w:color w:val="333333"/>
                 <w:sz w:val="22"/>
               </w:rPr>
-              <w:t>Múltiplos workspaces de IDE apontando para branches Git distintas de um monorepo Maven/Gradle</w:t>
-            </w:r>
-          </w:p>
-        </w:tc>
-        <w:tc>
-          <w:tcPr>
-            <w:tcW w:type="dxa" w:w="2880"/>
-            <w:shd w:val="clear" w:fill="FFFFFF"/>
-            <w:tcBorders>
-              <w:top w:val="single" w:color="CCCCCC" w:sz="4"/>
-              <w:left w:val="single" w:color="CCCCCC" w:sz="4"/>
-              <w:bottom w:val="single" w:color="CCCCCC" w:sz="4"/>
-              <w:right w:val="single" w:color="CCCCCC" w:sz="4"/>
-            </w:tcBorders>
-            <w:tcMar>
-              <w:top w:w="80" w:type="dxa"/>
-              <w:bottom w:w="80" w:type="dxa"/>
-              <w:left w:w="120" w:type="dxa"/>
-              <w:right w:w="120" w:type="dxa"/>
-            </w:tcMar>
-          </w:tcPr>
-          <w:p>
-            <w:r/>
-            <w:r>
-              <w:rPr>
-                <w:rFonts w:ascii="Courier New" w:hAnsi="Courier New"/>
-                <w:color w:val="333333"/>
-                <w:sz w:val="20"/>
-              </w:rPr>
-              <w:t>go.work</w:t>
-            </w:r>
-            <w:r>
-              <w:rPr>
-                <w:rFonts w:ascii="Arial" w:hAnsi="Arial"/>
-                <w:b w:val="0"/>
-                <w:color w:val="333333"/>
-                <w:sz w:val="22"/>
-              </w:rPr>
-              <w:t xml:space="preserve"> (workspace mode) referenciando múltiplos módulos em paralelo</w:t>
-            </w:r>
-          </w:p>
-        </w:tc>
-      </w:tr>
-      <w:tr>
-        <w:tc>
-          <w:tcPr>
-            <w:tcW w:type="dxa" w:w="2880"/>
-            <w:shd w:val="clear" w:fill="FFFFFF"/>
-            <w:tcBorders>
-              <w:top w:val="single" w:color="CCCCCC" w:sz="4"/>
-              <w:left w:val="single" w:color="CCCCCC" w:sz="4"/>
-              <w:bottom w:val="single" w:color="CCCCCC" w:sz="4"/>
-              <w:right w:val="single" w:color="CCCCCC" w:sz="4"/>
-            </w:tcBorders>
-            <w:tcMar>
-              <w:top w:w="80" w:type="dxa"/>
-              <w:bottom w:w="80" w:type="dxa"/>
-              <w:left w:w="120" w:type="dxa"/>
-              <w:right w:w="120" w:type="dxa"/>
-            </w:tcMar>
-          </w:tcPr>
-          <w:p>
-            <w:r/>
-            <w:r>
-              <w:rPr>
-                <w:rFonts w:ascii="Arial" w:hAnsi="Arial"/>
-                <w:b w:val="0"/>
-                <w:color w:val="333333"/>
-                <w:sz w:val="22"/>
-              </w:rPr>
-              <w:t>Validação Zod da resposta da LLM</w:t>
+              <w:t>Múltiplos checkouts físicos do mesmo repositório, cada um numa branch — Java/Maven não tem particularidade aqui, o mecanismo é do Git, não da linguagem</w:t>
             </w:r>
           </w:p>
         </w:tc>
@@ -4066,7 +3852,7 @@
                 <w:color w:val="333333"/>
                 <w:sz w:val="22"/>
               </w:rPr>
-              <w:t>Bean Validation (</w:t>
+              <w:t xml:space="preserve">Mesmo mecanismo Git, independente da linguagem — cada workspace roda </w:t>
             </w:r>
             <w:r>
               <w:rPr>
@@ -4074,7 +3860,7 @@
                 <w:color w:val="333333"/>
                 <w:sz w:val="20"/>
               </w:rPr>
-              <w:t>@Valid</w:t>
+              <w:t>go build</w:t>
             </w:r>
             <w:r>
               <w:rPr>
@@ -4083,7 +3869,7 @@
                 <w:color w:val="333333"/>
                 <w:sz w:val="22"/>
               </w:rPr>
-              <w:t xml:space="preserve">, </w:t>
+              <w:t>/</w:t>
             </w:r>
             <w:r>
               <w:rPr>
@@ -4091,7 +3877,7 @@
                 <w:color w:val="333333"/>
                 <w:sz w:val="20"/>
               </w:rPr>
-              <w:t>@NotNull</w:t>
+              <w:t>go test</w:t>
             </w:r>
             <w:r>
               <w:rPr>
@@ -4100,297 +3886,7 @@
                 <w:color w:val="333333"/>
                 <w:sz w:val="22"/>
               </w:rPr>
-              <w:t>) rejeitando objeto malformado</w:t>
-            </w:r>
-          </w:p>
-        </w:tc>
-        <w:tc>
-          <w:tcPr>
-            <w:tcW w:type="dxa" w:w="2880"/>
-            <w:shd w:val="clear" w:fill="FFFFFF"/>
-            <w:tcBorders>
-              <w:top w:val="single" w:color="CCCCCC" w:sz="4"/>
-              <w:left w:val="single" w:color="CCCCCC" w:sz="4"/>
-              <w:bottom w:val="single" w:color="CCCCCC" w:sz="4"/>
-              <w:right w:val="single" w:color="CCCCCC" w:sz="4"/>
-            </w:tcBorders>
-            <w:tcMar>
-              <w:top w:w="80" w:type="dxa"/>
-              <w:bottom w:w="80" w:type="dxa"/>
-              <w:left w:w="120" w:type="dxa"/>
-              <w:right w:w="120" w:type="dxa"/>
-            </w:tcMar>
-          </w:tcPr>
-          <w:p>
-            <w:r/>
-            <w:r>
-              <w:rPr>
-                <w:rFonts w:ascii="Arial" w:hAnsi="Arial"/>
-                <w:b w:val="0"/>
-                <w:color w:val="333333"/>
-                <w:sz w:val="22"/>
-              </w:rPr>
-              <w:t>Struct tags + validação explícita (</w:t>
-            </w:r>
-            <w:r>
-              <w:rPr>
-                <w:rFonts w:ascii="Courier New" w:hAnsi="Courier New"/>
-                <w:color w:val="333333"/>
-                <w:sz w:val="20"/>
-              </w:rPr>
-              <w:t>validator.Struct()</w:t>
-            </w:r>
-            <w:r>
-              <w:rPr>
-                <w:rFonts w:ascii="Arial" w:hAnsi="Arial"/>
-                <w:b w:val="0"/>
-                <w:color w:val="333333"/>
-                <w:sz w:val="22"/>
-              </w:rPr>
-              <w:t>) rejeitando payload fora do contrato</w:t>
-            </w:r>
-          </w:p>
-        </w:tc>
-      </w:tr>
-      <w:tr>
-        <w:tc>
-          <w:tcPr>
-            <w:tcW w:type="dxa" w:w="2880"/>
-            <w:shd w:val="clear" w:fill="FFFFFF"/>
-            <w:tcBorders>
-              <w:top w:val="single" w:color="CCCCCC" w:sz="4"/>
-              <w:left w:val="single" w:color="CCCCCC" w:sz="4"/>
-              <w:bottom w:val="single" w:color="CCCCCC" w:sz="4"/>
-              <w:right w:val="single" w:color="CCCCCC" w:sz="4"/>
-            </w:tcBorders>
-            <w:tcMar>
-              <w:top w:w="80" w:type="dxa"/>
-              <w:bottom w:w="80" w:type="dxa"/>
-              <w:left w:w="120" w:type="dxa"/>
-              <w:right w:w="120" w:type="dxa"/>
-            </w:tcMar>
-          </w:tcPr>
-          <w:p>
-            <w:r/>
-            <w:r>
-              <w:rPr>
-                <w:rFonts w:ascii="Arial" w:hAnsi="Arial"/>
-                <w:b w:val="0"/>
-                <w:color w:val="333333"/>
-                <w:sz w:val="22"/>
-              </w:rPr>
-              <w:t>GenKit abstraindo o fornecedor de LLM</w:t>
-            </w:r>
-          </w:p>
-        </w:tc>
-        <w:tc>
-          <w:tcPr>
-            <w:tcW w:type="dxa" w:w="2880"/>
-            <w:shd w:val="clear" w:fill="FFFFFF"/>
-            <w:tcBorders>
-              <w:top w:val="single" w:color="CCCCCC" w:sz="4"/>
-              <w:left w:val="single" w:color="CCCCCC" w:sz="4"/>
-              <w:bottom w:val="single" w:color="CCCCCC" w:sz="4"/>
-              <w:right w:val="single" w:color="CCCCCC" w:sz="4"/>
-            </w:tcBorders>
-            <w:tcMar>
-              <w:top w:w="80" w:type="dxa"/>
-              <w:bottom w:w="80" w:type="dxa"/>
-              <w:left w:w="120" w:type="dxa"/>
-              <w:right w:w="120" w:type="dxa"/>
-            </w:tcMar>
-          </w:tcPr>
-          <w:p>
-            <w:r/>
-            <w:r>
-              <w:rPr>
-                <w:rFonts w:ascii="Arial" w:hAnsi="Arial"/>
-                <w:b w:val="0"/>
-                <w:color w:val="333333"/>
-                <w:sz w:val="22"/>
-              </w:rPr>
-              <w:t xml:space="preserve">Interface </w:t>
-            </w:r>
-            <w:r>
-              <w:rPr>
-                <w:rFonts w:ascii="Courier New" w:hAnsi="Courier New"/>
-                <w:color w:val="333333"/>
-                <w:sz w:val="20"/>
-              </w:rPr>
-              <w:t>PaymentGateway</w:t>
-            </w:r>
-            <w:r>
-              <w:rPr>
-                <w:rFonts w:ascii="Arial" w:hAnsi="Arial"/>
-                <w:b w:val="0"/>
-                <w:color w:val="333333"/>
-                <w:sz w:val="22"/>
-              </w:rPr>
-              <w:t xml:space="preserve"> com implementações trocáveis via </w:t>
-            </w:r>
-            <w:r>
-              <w:rPr>
-                <w:rFonts w:ascii="Courier New" w:hAnsi="Courier New"/>
-                <w:color w:val="333333"/>
-                <w:sz w:val="20"/>
-              </w:rPr>
-              <w:t>@Qualifier</w:t>
-            </w:r>
-          </w:p>
-        </w:tc>
-        <w:tc>
-          <w:tcPr>
-            <w:tcW w:type="dxa" w:w="2880"/>
-            <w:shd w:val="clear" w:fill="FFFFFF"/>
-            <w:tcBorders>
-              <w:top w:val="single" w:color="CCCCCC" w:sz="4"/>
-              <w:left w:val="single" w:color="CCCCCC" w:sz="4"/>
-              <w:bottom w:val="single" w:color="CCCCCC" w:sz="4"/>
-              <w:right w:val="single" w:color="CCCCCC" w:sz="4"/>
-            </w:tcBorders>
-            <w:tcMar>
-              <w:top w:w="80" w:type="dxa"/>
-              <w:bottom w:w="80" w:type="dxa"/>
-              <w:left w:w="120" w:type="dxa"/>
-              <w:right w:w="120" w:type="dxa"/>
-            </w:tcMar>
-          </w:tcPr>
-          <w:p>
-            <w:r/>
-            <w:r>
-              <w:rPr>
-                <w:rFonts w:ascii="Arial" w:hAnsi="Arial"/>
-                <w:b w:val="0"/>
-                <w:color w:val="333333"/>
-                <w:sz w:val="22"/>
-              </w:rPr>
-              <w:t>Interface Go implementada por múltiplos providers, injetada por composição, sem acoplamento ao pacote concreto</w:t>
-            </w:r>
-          </w:p>
-        </w:tc>
-      </w:tr>
-      <w:tr>
-        <w:tc>
-          <w:tcPr>
-            <w:tcW w:type="dxa" w:w="2880"/>
-            <w:shd w:val="clear" w:fill="FFFFFF"/>
-            <w:tcBorders>
-              <w:top w:val="single" w:color="CCCCCC" w:sz="4"/>
-              <w:left w:val="single" w:color="CCCCCC" w:sz="4"/>
-              <w:bottom w:val="single" w:color="CCCCCC" w:sz="4"/>
-              <w:right w:val="single" w:color="CCCCCC" w:sz="4"/>
-            </w:tcBorders>
-            <w:tcMar>
-              <w:top w:w="80" w:type="dxa"/>
-              <w:bottom w:w="80" w:type="dxa"/>
-              <w:left w:w="120" w:type="dxa"/>
-              <w:right w:w="120" w:type="dxa"/>
-            </w:tcMar>
-          </w:tcPr>
-          <w:p>
-            <w:r/>
-            <w:r>
-              <w:rPr>
-                <w:rFonts w:ascii="Arial" w:hAnsi="Arial"/>
-                <w:b w:val="0"/>
-                <w:color w:val="333333"/>
-                <w:sz w:val="22"/>
-              </w:rPr>
-              <w:t>Self-healing do Cypress (</w:t>
-            </w:r>
-            <w:r>
-              <w:rPr>
-                <w:rFonts w:ascii="Courier New" w:hAnsi="Courier New"/>
-                <w:color w:val="333333"/>
-                <w:sz w:val="20"/>
-              </w:rPr>
-              <w:t>cy.prompt</w:t>
-            </w:r>
-            <w:r>
-              <w:rPr>
-                <w:rFonts w:ascii="Arial" w:hAnsi="Arial"/>
-                <w:b w:val="0"/>
-                <w:color w:val="333333"/>
-                <w:sz w:val="22"/>
-              </w:rPr>
-              <w:t>)</w:t>
-            </w:r>
-          </w:p>
-        </w:tc>
-        <w:tc>
-          <w:tcPr>
-            <w:tcW w:type="dxa" w:w="2880"/>
-            <w:shd w:val="clear" w:fill="FFFFFF"/>
-            <w:tcBorders>
-              <w:top w:val="single" w:color="CCCCCC" w:sz="4"/>
-              <w:left w:val="single" w:color="CCCCCC" w:sz="4"/>
-              <w:bottom w:val="single" w:color="CCCCCC" w:sz="4"/>
-              <w:right w:val="single" w:color="CCCCCC" w:sz="4"/>
-            </w:tcBorders>
-            <w:tcMar>
-              <w:top w:w="80" w:type="dxa"/>
-              <w:bottom w:w="80" w:type="dxa"/>
-              <w:left w:w="120" w:type="dxa"/>
-              <w:right w:w="120" w:type="dxa"/>
-            </w:tcMar>
-          </w:tcPr>
-          <w:p>
-            <w:r/>
-            <w:r>
-              <w:rPr>
-                <w:rFonts w:ascii="Arial" w:hAnsi="Arial"/>
-                <w:b w:val="0"/>
-                <w:color w:val="333333"/>
-                <w:sz w:val="22"/>
-              </w:rPr>
-              <w:t>Teste de contrato (Pact) tolerante a mudança de implementação, desde que o contrato se mantenha</w:t>
-            </w:r>
-          </w:p>
-        </w:tc>
-        <w:tc>
-          <w:tcPr>
-            <w:tcW w:type="dxa" w:w="2880"/>
-            <w:shd w:val="clear" w:fill="FFFFFF"/>
-            <w:tcBorders>
-              <w:top w:val="single" w:color="CCCCCC" w:sz="4"/>
-              <w:left w:val="single" w:color="CCCCCC" w:sz="4"/>
-              <w:bottom w:val="single" w:color="CCCCCC" w:sz="4"/>
-              <w:right w:val="single" w:color="CCCCCC" w:sz="4"/>
-            </w:tcBorders>
-            <w:tcMar>
-              <w:top w:w="80" w:type="dxa"/>
-              <w:bottom w:w="80" w:type="dxa"/>
-              <w:left w:w="120" w:type="dxa"/>
-              <w:right w:w="120" w:type="dxa"/>
-            </w:tcMar>
-          </w:tcPr>
-          <w:p>
-            <w:r/>
-            <w:r>
-              <w:rPr>
-                <w:rFonts w:ascii="Arial" w:hAnsi="Arial"/>
-                <w:b w:val="0"/>
-                <w:color w:val="333333"/>
-                <w:sz w:val="22"/>
-              </w:rPr>
-              <w:t xml:space="preserve">Teste de integração em Go usando </w:t>
-            </w:r>
-            <w:r>
-              <w:rPr>
-                <w:rFonts w:ascii="Courier New" w:hAnsi="Courier New"/>
-                <w:color w:val="333333"/>
-                <w:sz w:val="20"/>
-              </w:rPr>
-              <w:t>httptest</w:t>
-            </w:r>
-            <w:r>
-              <w:rPr>
-                <w:rFonts w:ascii="Arial" w:hAnsi="Arial"/>
-                <w:b w:val="0"/>
-                <w:color w:val="333333"/>
-                <w:sz w:val="22"/>
-              </w:rPr>
-              <w:t xml:space="preserve"> com asserção por comportamento, não por string exata de resposta</w:t>
+              <w:t xml:space="preserve"> isoladamente no seu diretório físico</w:t>
             </w:r>
           </w:p>
         </w:tc>
@@ -4417,16 +3913,15 @@
           <w:color w:val="333333"/>
           <w:sz w:val="22"/>
         </w:rPr>
-        <w:t xml:space="preserve">💡 </w:t>
+        <w:t xml:space="preserve">💡 Analogia arquitetural completa: pensar o BragBot como um pipeline de processamento de pedido ajuda a situar as duas linguagens. Em Java/Spring, o "flow" do GenKit seria um </w:t>
       </w:r>
       <w:r>
         <w:rPr>
-          <w:rFonts w:ascii="Arial" w:hAnsi="Arial"/>
-          <w:b/>
+          <w:rFonts w:ascii="Courier New" w:hAnsi="Courier New"/>
           <w:color w:val="333333"/>
-          <w:sz w:val="22"/>
+          <w:sz w:val="20"/>
         </w:rPr>
-        <w:t>Analogia arquitetural completa:</w:t>
+        <w:t>@Service</w:t>
       </w:r>
       <w:r>
         <w:rPr>
@@ -4435,7 +3930,7 @@
           <w:color w:val="333333"/>
           <w:sz w:val="22"/>
         </w:rPr>
-        <w:t xml:space="preserve"> o par Stitch (protótipo) → Antigravity com MCP (refatoração para a stack real) se comporta como um DTO externo sendo mapeado para uma entidade de domínio — em Java, via </w:t>
+        <w:t xml:space="preserve"> (</w:t>
       </w:r>
       <w:r>
         <w:rPr>
@@ -4443,7 +3938,7 @@
           <w:color w:val="333333"/>
           <w:sz w:val="20"/>
         </w:rPr>
-        <w:t>ModelMapper</w:t>
+        <w:t>BragGeneratorService</w:t>
       </w:r>
       <w:r>
         <w:rPr>
@@ -4452,7 +3947,7 @@
           <w:color w:val="333333"/>
           <w:sz w:val="22"/>
         </w:rPr>
-        <w:t>/</w:t>
+        <w:t xml:space="preserve">) chamado por um </w:t>
       </w:r>
       <w:r>
         <w:rPr>
@@ -4460,7 +3955,7 @@
           <w:color w:val="333333"/>
           <w:sz w:val="20"/>
         </w:rPr>
-        <w:t>MapStruct</w:t>
+        <w:t>@RestController</w:t>
       </w:r>
       <w:r>
         <w:rPr>
@@ -4469,7 +3964,7 @@
           <w:color w:val="333333"/>
           <w:sz w:val="22"/>
         </w:rPr>
-        <w:t xml:space="preserve">; em Go, via uma função explícita </w:t>
+        <w:t xml:space="preserve"> fino, com o provedor de LLM injetado por interface e o schema de saída validado via Bean Validation antes de retornar — a "abstração de fornecedor" nasce naturalmente da injeção de dependência do Spring. Em Go, como visto nos ports reais deste módulo, a mesma responsabilidade vira uma função explícita (</w:t>
       </w:r>
       <w:r>
         <w:rPr>
@@ -4477,7 +3972,7 @@
           <w:color w:val="333333"/>
           <w:sz w:val="20"/>
         </w:rPr>
-        <w:t>func FromDTO(d DTO) Domain</w:t>
+        <w:t>GenerateBrag</w:t>
       </w:r>
       <w:r>
         <w:rPr>
@@ -4486,7 +3981,41 @@
           <w:color w:val="333333"/>
           <w:sz w:val="22"/>
         </w:rPr>
-        <w:t>. Em nenhum dos dois mundos aceitamos o formato externo "cru" dentro da arquitetura interna sem adaptação.</w:t>
+        <w:t xml:space="preserve">) chamando um </w:t>
+      </w:r>
+      <w:r>
+        <w:rPr>
+          <w:rFonts w:ascii="Courier New" w:hAnsi="Courier New"/>
+          <w:color w:val="333333"/>
+          <w:sz w:val="20"/>
+        </w:rPr>
+        <w:t>client</w:t>
+      </w:r>
+      <w:r>
+        <w:rPr>
+          <w:rFonts w:ascii="Arial" w:hAnsi="Arial"/>
+          <w:b w:val="0"/>
+          <w:color w:val="333333"/>
+          <w:sz w:val="22"/>
+        </w:rPr>
+        <w:t xml:space="preserve"> concreto — sem contêiner de DI, a troca de fornecedor exige trocar manualmente qual struct implementa a interface no </w:t>
+      </w:r>
+      <w:r>
+        <w:rPr>
+          <w:rFonts w:ascii="Courier New" w:hAnsi="Courier New"/>
+          <w:color w:val="333333"/>
+          <w:sz w:val="20"/>
+        </w:rPr>
+        <w:t>main</w:t>
+      </w:r>
+      <w:r>
+        <w:rPr>
+          <w:rFonts w:ascii="Arial" w:hAnsi="Arial"/>
+          <w:b w:val="0"/>
+          <w:color w:val="333333"/>
+          <w:sz w:val="22"/>
+        </w:rPr>
+        <w:t>, mas o princípio de isolar "o que gera o Brag Document" de "como a requisição HTTP chega" é idêntico nas duas linguagens.</w:t>
       </w:r>
     </w:p>
     <w:p>
@@ -4506,409 +4035,8 @@
     </w:p>
     <w:p>
       <w:pPr>
-        <w:pStyle w:val="Heading3"/>
-        <w:spacing w:before="200" w:after="80"/>
-      </w:pPr>
-      <w:r>
-        <w:rPr>
-          <w:rFonts w:ascii="Arial" w:hAnsi="Arial"/>
-          <w:b/>
-          <w:color w:val="1F4D78"/>
-          <w:sz w:val="24"/>
-        </w:rPr>
-        <w:t>Limitações do Approach Didático</w:t>
-      </w:r>
-    </w:p>
-    <w:tbl>
-      <w:tblPr>
-        <w:tblW w:type="auto" w:w="0"/>
-        <w:tblLook w:firstColumn="1" w:firstRow="1" w:lastColumn="0" w:lastRow="0" w:noHBand="0" w:noVBand="1" w:val="04A0"/>
-        <w:tblBorders>
-          <w:top w:val="single" w:color="auto" w:sz="4"/>
-          <w:left w:val="single" w:color="auto" w:sz="4"/>
-          <w:bottom w:val="single" w:color="auto" w:sz="4"/>
-          <w:right w:val="single" w:color="auto" w:sz="4"/>
-          <w:insideH w:val="single" w:color="auto" w:sz="4"/>
-          <w:insideV w:val="single" w:color="auto" w:sz="4"/>
-        </w:tblBorders>
-      </w:tblPr>
-      <w:tblGrid>
-        <w:gridCol w:w="4320"/>
-        <w:gridCol w:w="4320"/>
-      </w:tblGrid>
-      <w:tr>
-        <w:tc>
-          <w:tcPr>
-            <w:tcW w:type="dxa" w:w="4320"/>
-            <w:shd w:val="clear" w:fill="D6E4F0"/>
-            <w:tcBorders>
-              <w:top w:val="single" w:color="CCCCCC" w:sz="4"/>
-              <w:left w:val="single" w:color="CCCCCC" w:sz="4"/>
-              <w:bottom w:val="single" w:color="CCCCCC" w:sz="4"/>
-              <w:right w:val="single" w:color="CCCCCC" w:sz="4"/>
-            </w:tcBorders>
-            <w:tcMar>
-              <w:top w:w="80" w:type="dxa"/>
-              <w:bottom w:w="80" w:type="dxa"/>
-              <w:left w:w="120" w:type="dxa"/>
-              <w:right w:w="120" w:type="dxa"/>
-            </w:tcMar>
-          </w:tcPr>
-          <w:p>
-            <w:r/>
-            <w:r>
-              <w:rPr>
-                <w:rFonts w:ascii="Arial" w:hAnsi="Arial"/>
-                <w:b/>
-                <w:color w:val="333333"/>
-                <w:sz w:val="22"/>
-              </w:rPr>
-              <w:t>Simplificação do curso</w:t>
-            </w:r>
-          </w:p>
-        </w:tc>
-        <w:tc>
-          <w:tcPr>
-            <w:tcW w:type="dxa" w:w="4320"/>
-            <w:shd w:val="clear" w:fill="D6E4F0"/>
-            <w:tcBorders>
-              <w:top w:val="single" w:color="CCCCCC" w:sz="4"/>
-              <w:left w:val="single" w:color="CCCCCC" w:sz="4"/>
-              <w:bottom w:val="single" w:color="CCCCCC" w:sz="4"/>
-              <w:right w:val="single" w:color="CCCCCC" w:sz="4"/>
-            </w:tcBorders>
-            <w:tcMar>
-              <w:top w:w="80" w:type="dxa"/>
-              <w:bottom w:w="80" w:type="dxa"/>
-              <w:left w:w="120" w:type="dxa"/>
-              <w:right w:w="120" w:type="dxa"/>
-            </w:tcMar>
-          </w:tcPr>
-          <w:p>
-            <w:r/>
-            <w:r>
-              <w:rPr>
-                <w:rFonts w:ascii="Arial" w:hAnsi="Arial"/>
-                <w:b/>
-                <w:color w:val="333333"/>
-                <w:sz w:val="22"/>
-              </w:rPr>
-              <w:t>Prática recomendada em produção</w:t>
-            </w:r>
-          </w:p>
-        </w:tc>
-      </w:tr>
-      <w:tr>
-        <w:tc>
-          <w:tcPr>
-            <w:tcW w:type="dxa" w:w="4320"/>
-            <w:shd w:val="clear" w:fill="FFFFFF"/>
-            <w:tcBorders>
-              <w:top w:val="single" w:color="CCCCCC" w:sz="4"/>
-              <w:left w:val="single" w:color="CCCCCC" w:sz="4"/>
-              <w:bottom w:val="single" w:color="CCCCCC" w:sz="4"/>
-              <w:right w:val="single" w:color="CCCCCC" w:sz="4"/>
-            </w:tcBorders>
-            <w:tcMar>
-              <w:top w:w="80" w:type="dxa"/>
-              <w:bottom w:w="80" w:type="dxa"/>
-              <w:left w:w="120" w:type="dxa"/>
-              <w:right w:w="120" w:type="dxa"/>
-            </w:tcMar>
-          </w:tcPr>
-          <w:p>
-            <w:r/>
-            <w:r>
-              <w:rPr>
-                <w:rFonts w:ascii="Arial" w:hAnsi="Arial"/>
-                <w:b w:val="0"/>
-                <w:color w:val="333333"/>
-                <w:sz w:val="22"/>
-              </w:rPr>
-              <w:t>Um único agente local por vez (maior parte do módulo 1-2)</w:t>
-            </w:r>
-          </w:p>
-        </w:tc>
-        <w:tc>
-          <w:tcPr>
-            <w:tcW w:type="dxa" w:w="4320"/>
-            <w:shd w:val="clear" w:fill="FFFFFF"/>
-            <w:tcBorders>
-              <w:top w:val="single" w:color="CCCCCC" w:sz="4"/>
-              <w:left w:val="single" w:color="CCCCCC" w:sz="4"/>
-              <w:bottom w:val="single" w:color="CCCCCC" w:sz="4"/>
-              <w:right w:val="single" w:color="CCCCCC" w:sz="4"/>
-            </w:tcBorders>
-            <w:tcMar>
-              <w:top w:w="80" w:type="dxa"/>
-              <w:bottom w:w="80" w:type="dxa"/>
-              <w:left w:w="120" w:type="dxa"/>
-              <w:right w:w="120" w:type="dxa"/>
-            </w:tcMar>
-          </w:tcPr>
-          <w:p>
-            <w:r/>
-            <w:r>
-              <w:rPr>
-                <w:rFonts w:ascii="Arial" w:hAnsi="Arial"/>
-                <w:b w:val="0"/>
-                <w:color w:val="333333"/>
-                <w:sz w:val="22"/>
-              </w:rPr>
-              <w:t>Em times maiores, WorkTree + orquestração paralela desde o início evita gargalo de agente único</w:t>
-            </w:r>
-          </w:p>
-        </w:tc>
-      </w:tr>
-      <w:tr>
-        <w:tc>
-          <w:tcPr>
-            <w:tcW w:type="dxa" w:w="4320"/>
-            <w:shd w:val="clear" w:fill="FFFFFF"/>
-            <w:tcBorders>
-              <w:top w:val="single" w:color="CCCCCC" w:sz="4"/>
-              <w:left w:val="single" w:color="CCCCCC" w:sz="4"/>
-              <w:bottom w:val="single" w:color="CCCCCC" w:sz="4"/>
-              <w:right w:val="single" w:color="CCCCCC" w:sz="4"/>
-            </w:tcBorders>
-            <w:tcMar>
-              <w:top w:w="80" w:type="dxa"/>
-              <w:bottom w:w="80" w:type="dxa"/>
-              <w:left w:w="120" w:type="dxa"/>
-              <w:right w:w="120" w:type="dxa"/>
-            </w:tcMar>
-          </w:tcPr>
-          <w:p>
-            <w:r/>
-            <w:r>
-              <w:rPr>
-                <w:rFonts w:ascii="Arial" w:hAnsi="Arial"/>
-                <w:b w:val="0"/>
-                <w:color w:val="333333"/>
-                <w:sz w:val="22"/>
-              </w:rPr>
-              <w:t xml:space="preserve">Credenciais de exemplo em </w:t>
-            </w:r>
-            <w:r>
-              <w:rPr>
-                <w:rFonts w:ascii="Courier New" w:hAnsi="Courier New"/>
-                <w:color w:val="333333"/>
-                <w:sz w:val="20"/>
-              </w:rPr>
-              <w:t>.env</w:t>
-            </w:r>
-            <w:r>
-              <w:rPr>
-                <w:rFonts w:ascii="Arial" w:hAnsi="Arial"/>
-                <w:b w:val="0"/>
-                <w:color w:val="333333"/>
-                <w:sz w:val="22"/>
-              </w:rPr>
-              <w:t xml:space="preserve"> local</w:t>
-            </w:r>
-          </w:p>
-        </w:tc>
-        <w:tc>
-          <w:tcPr>
-            <w:tcW w:type="dxa" w:w="4320"/>
-            <w:shd w:val="clear" w:fill="FFFFFF"/>
-            <w:tcBorders>
-              <w:top w:val="single" w:color="CCCCCC" w:sz="4"/>
-              <w:left w:val="single" w:color="CCCCCC" w:sz="4"/>
-              <w:bottom w:val="single" w:color="CCCCCC" w:sz="4"/>
-              <w:right w:val="single" w:color="CCCCCC" w:sz="4"/>
-            </w:tcBorders>
-            <w:tcMar>
-              <w:top w:w="80" w:type="dxa"/>
-              <w:bottom w:w="80" w:type="dxa"/>
-              <w:left w:w="120" w:type="dxa"/>
-              <w:right w:w="120" w:type="dxa"/>
-            </w:tcMar>
-          </w:tcPr>
-          <w:p>
-            <w:r/>
-            <w:r>
-              <w:rPr>
-                <w:rFonts w:ascii="Arial" w:hAnsi="Arial"/>
-                <w:b w:val="0"/>
-                <w:color w:val="333333"/>
-                <w:sz w:val="22"/>
-              </w:rPr>
-              <w:t xml:space="preserve">Cofre de segredos (Vault/Secrets Manager) + rotação, nunca </w:t>
-            </w:r>
-            <w:r>
-              <w:rPr>
-                <w:rFonts w:ascii="Courier New" w:hAnsi="Courier New"/>
-                <w:color w:val="333333"/>
-                <w:sz w:val="20"/>
-              </w:rPr>
-              <w:t>.env</w:t>
-            </w:r>
-            <w:r>
-              <w:rPr>
-                <w:rFonts w:ascii="Arial" w:hAnsi="Arial"/>
-                <w:b w:val="0"/>
-                <w:color w:val="333333"/>
-                <w:sz w:val="22"/>
-              </w:rPr>
-              <w:t xml:space="preserve"> em ambientes compartilhados</w:t>
-            </w:r>
-          </w:p>
-        </w:tc>
-      </w:tr>
-      <w:tr>
-        <w:tc>
-          <w:tcPr>
-            <w:tcW w:type="dxa" w:w="4320"/>
-            <w:shd w:val="clear" w:fill="FFFFFF"/>
-            <w:tcBorders>
-              <w:top w:val="single" w:color="CCCCCC" w:sz="4"/>
-              <w:left w:val="single" w:color="CCCCCC" w:sz="4"/>
-              <w:bottom w:val="single" w:color="CCCCCC" w:sz="4"/>
-              <w:right w:val="single" w:color="CCCCCC" w:sz="4"/>
-            </w:tcBorders>
-            <w:tcMar>
-              <w:top w:w="80" w:type="dxa"/>
-              <w:bottom w:w="80" w:type="dxa"/>
-              <w:left w:w="120" w:type="dxa"/>
-              <w:right w:w="120" w:type="dxa"/>
-            </w:tcMar>
-          </w:tcPr>
-          <w:p>
-            <w:r/>
-            <w:r>
-              <w:rPr>
-                <w:rFonts w:ascii="Arial" w:hAnsi="Arial"/>
-                <w:b w:val="0"/>
-                <w:color w:val="333333"/>
-                <w:sz w:val="22"/>
-              </w:rPr>
-              <w:t>Cypress Cloud / Playwright MCP com custo não detalhado</w:t>
-            </w:r>
-          </w:p>
-        </w:tc>
-        <w:tc>
-          <w:tcPr>
-            <w:tcW w:type="dxa" w:w="4320"/>
-            <w:shd w:val="clear" w:fill="FFFFFF"/>
-            <w:tcBorders>
-              <w:top w:val="single" w:color="CCCCCC" w:sz="4"/>
-              <w:left w:val="single" w:color="CCCCCC" w:sz="4"/>
-              <w:bottom w:val="single" w:color="CCCCCC" w:sz="4"/>
-              <w:right w:val="single" w:color="CCCCCC" w:sz="4"/>
-            </w:tcBorders>
-            <w:tcMar>
-              <w:top w:w="80" w:type="dxa"/>
-              <w:bottom w:w="80" w:type="dxa"/>
-              <w:left w:w="120" w:type="dxa"/>
-              <w:right w:w="120" w:type="dxa"/>
-            </w:tcMar>
-          </w:tcPr>
-          <w:p>
-            <w:r/>
-            <w:r>
-              <w:rPr>
-                <w:rFonts w:ascii="Arial" w:hAnsi="Arial"/>
-                <w:b w:val="0"/>
-                <w:color w:val="333333"/>
-                <w:sz w:val="22"/>
-              </w:rPr>
-              <w:t>Medir consumo de tokens/execução antes de adotar em escala — CI/CD com centenas de execuções diárias multiplica custo rapidamente</w:t>
-            </w:r>
-          </w:p>
-        </w:tc>
-      </w:tr>
-      <w:tr>
-        <w:tc>
-          <w:tcPr>
-            <w:tcW w:type="dxa" w:w="4320"/>
-            <w:shd w:val="clear" w:fill="FFFFFF"/>
-            <w:tcBorders>
-              <w:top w:val="single" w:color="CCCCCC" w:sz="4"/>
-              <w:left w:val="single" w:color="CCCCCC" w:sz="4"/>
-              <w:bottom w:val="single" w:color="CCCCCC" w:sz="4"/>
-              <w:right w:val="single" w:color="CCCCCC" w:sz="4"/>
-            </w:tcBorders>
-            <w:tcMar>
-              <w:top w:w="80" w:type="dxa"/>
-              <w:bottom w:w="80" w:type="dxa"/>
-              <w:left w:w="120" w:type="dxa"/>
-              <w:right w:w="120" w:type="dxa"/>
-            </w:tcMar>
-          </w:tcPr>
-          <w:p>
-            <w:r/>
-            <w:r>
-              <w:rPr>
-                <w:rFonts w:ascii="Arial" w:hAnsi="Arial"/>
-                <w:b w:val="0"/>
-                <w:color w:val="333333"/>
-                <w:sz w:val="22"/>
-              </w:rPr>
-              <w:t>GenKit + Angular SSR como "backend simplificado"</w:t>
-            </w:r>
-          </w:p>
-        </w:tc>
-        <w:tc>
-          <w:tcPr>
-            <w:tcW w:type="dxa" w:w="4320"/>
-            <w:shd w:val="clear" w:fill="FFFFFF"/>
-            <w:tcBorders>
-              <w:top w:val="single" w:color="CCCCCC" w:sz="4"/>
-              <w:left w:val="single" w:color="CCCCCC" w:sz="4"/>
-              <w:bottom w:val="single" w:color="CCCCCC" w:sz="4"/>
-              <w:right w:val="single" w:color="CCCCCC" w:sz="4"/>
-            </w:tcBorders>
-            <w:tcMar>
-              <w:top w:w="80" w:type="dxa"/>
-              <w:bottom w:w="80" w:type="dxa"/>
-              <w:left w:w="120" w:type="dxa"/>
-              <w:right w:w="120" w:type="dxa"/>
-            </w:tcMar>
-          </w:tcPr>
-          <w:p>
-            <w:r/>
-            <w:r>
-              <w:rPr>
-                <w:rFonts w:ascii="Arial" w:hAnsi="Arial"/>
-                <w:b w:val="0"/>
-                <w:color w:val="333333"/>
-                <w:sz w:val="22"/>
-              </w:rPr>
-              <w:t>Em arquitetura enterprise real, separar microsserviço de IA dedicado, com observabilidade e escala independentes do front-end</w:t>
-            </w:r>
-          </w:p>
-        </w:tc>
-      </w:tr>
-    </w:tbl>
-    <w:p>
-      <w:pPr>
+        <w:pStyle w:val="ListBullet"/>
         <w:spacing w:after="80"/>
-      </w:pPr>
-    </w:p>
-    <w:p>
-      <w:pPr>
-        <w:pStyle w:val="Heading3"/>
-        <w:spacing w:before="200" w:after="80"/>
-      </w:pPr>
-      <w:r>
-        <w:rPr>
-          <w:rFonts w:ascii="Arial" w:hAnsi="Arial"/>
-          <w:b/>
-          <w:color w:val="1F4D78"/>
-          <w:sz w:val="24"/>
-        </w:rPr>
-        <w:t>Segurança e Governança</w:t>
-      </w:r>
-    </w:p>
-    <w:p>
-      <w:pPr>
-        <w:spacing w:before="120" w:after="120"/>
-        <w:ind w:left="360" w:right="360"/>
-        <w:shd w:val="clear" w:fill="F5F5F5"/>
-        <w:pBdr>
-          <w:left w:val="single" w:color="2E75B6" w:sz="4" w:space="10"/>
-        </w:pBdr>
       </w:pPr>
       <w:r>
         <w:rPr>
@@ -4917,40 +4045,7 @@
           <w:color w:val="333333"/>
           <w:sz w:val="22"/>
         </w:rPr>
-        <w:t xml:space="preserve">⚡ </w:t>
-      </w:r>
-      <w:r>
-        <w:rPr>
-          <w:rFonts w:ascii="Arial" w:hAnsi="Arial"/>
-          <w:b/>
-          <w:color w:val="333333"/>
-          <w:sz w:val="22"/>
-        </w:rPr>
-        <w:t>Dica de produção:</w:t>
-      </w:r>
-      <w:r>
-        <w:rPr>
-          <w:rFonts w:ascii="Arial" w:hAnsi="Arial"/>
-          <w:b w:val="0"/>
-          <w:color w:val="333333"/>
-          <w:sz w:val="22"/>
-        </w:rPr>
-        <w:t xml:space="preserve"> nunca conceder a um agente de codificação acesso irrestrito ao workspace sem escopo, restrições e revisão antes da execução — o padrão "o agente propõe, o desenvolvedor aprova" (plano antes da aplicação) citado repetidamente no módulo é o que diferencia um copiloto de uma automação cega e arriscada.</w:t>
-      </w:r>
-    </w:p>
-    <w:p>
-      <w:pPr>
-        <w:pStyle w:val="Heading3"/>
-        <w:spacing w:before="200" w:after="80"/>
-      </w:pPr>
-      <w:r>
-        <w:rPr>
-          <w:rFonts w:ascii="Arial" w:hAnsi="Arial"/>
-          <w:b/>
-          <w:color w:val="1F4D78"/>
-          <w:sz w:val="24"/>
-        </w:rPr>
-        <w:t>Recomendações para Escalar</w:t>
+        <w:t>O "micro-BFF" do BragBot (Angular SSR fazendo também de backend) é uma simplificação didática deliberada — em produção real, o próprio material aponta a arquitetura ideal como Angular separado + backend dedicado (NestJS/Spring/Go) + microserviço de IA isolado, evitando acoplar renderização de página e chamada a LLM no mesmo processo.</w:t>
       </w:r>
     </w:p>
     <w:p>
@@ -4965,7 +4060,7 @@
           <w:color w:val="333333"/>
           <w:sz w:val="22"/>
         </w:rPr>
-        <w:t>Trate agentes assíncronos (Google Jules e equivalentes) exatamente como outro desenvolvedor: nunca merge direto na branch principal sem Pull Request revisado.</w:t>
+        <w:t>MCP (Angular, Nx, Playwright, GenKit) reduz tentativa-e-erro do agente e, com isso, consumo de token — em uso profissional de IA, isso é economia real, não só qualidade: token não é gratuito em escala.</w:t>
       </w:r>
     </w:p>
     <w:p>
@@ -4980,7 +4075,7 @@
           <w:color w:val="333333"/>
           <w:sz w:val="22"/>
         </w:rPr>
-        <w:t>Combine estratégias de teste conforme o cenário (Cypress tradicional para smoke test barato, self-healing para fluxos instáveis, Playwright MCP para RPA de sistemas legados) em vez de escolher uma única abordagem para tudo.</w:t>
+        <w:t>A escolha entre as três estratégias de teste E2E (Cypress tradicional, Cypress self-healing, Playwright MCP) não precisa ser exclusiva — smoke test rápido em Cypress tradicional, fluxo frágil/mutável em self-healing, e RPA de sistema legado sem API em Playwright MCP podem coexistir na mesma organização.</w:t>
       </w:r>
     </w:p>
     <w:p>
@@ -4995,16 +4090,14 @@
           <w:color w:val="333333"/>
           <w:sz w:val="22"/>
         </w:rPr>
-        <w:t>Instrumente o front-end com atributos estáveis de automação (</w:t>
+        <w:t>Orquestração paralela com WorkTree e múltiplos agentes escala o desenvolvimento, mas exige que a especificação (OpenSpec) já tenha dividido claramente as tasks por domínio — sem essa divisão prévia, paralelizar agentes só reproduz o mesmo risco de colisão que teria com desenvolvedores humanos sem planejamento.</w:t>
       </w:r>
-      <w:r>
-        <w:rPr>
-          <w:rFonts w:ascii="Courier New" w:hAnsi="Courier New"/>
-          <w:color w:val="333333"/>
-          <w:sz w:val="20"/>
-        </w:rPr>
-        <w:t>data-cy</w:t>
-      </w:r>
+    </w:p>
+    <w:p>
+      <w:pPr>
+        <w:pStyle w:val="ListBullet"/>
+        <w:spacing w:after="80"/>
+      </w:pPr>
       <w:r>
         <w:rPr>
           <w:rFonts w:ascii="Arial" w:hAnsi="Arial"/>
@@ -5012,16 +4105,14 @@
           <w:color w:val="333333"/>
           <w:sz w:val="22"/>
         </w:rPr>
-        <w:t xml:space="preserve">, </w:t>
+        <w:t>Agentes assíncronos na nuvem (Jules/Devin) escalam capacidade de desenvolvimento sem depender da máquina local ligada, mas exigem a mesma disciplina de segredo/CI que qualquer pipeline: nunca credencial em script, sempre via secrets do provedor.</w:t>
       </w:r>
-      <w:r>
-        <w:rPr>
-          <w:rFonts w:ascii="Courier New" w:hAnsi="Courier New"/>
-          <w:color w:val="333333"/>
-          <w:sz w:val="20"/>
-        </w:rPr>
-        <w:t>data-testid</w:t>
-      </w:r>
+    </w:p>
+    <w:p>
+      <w:pPr>
+        <w:pStyle w:val="ListBullet"/>
+        <w:spacing w:after="80"/>
+      </w:pPr>
       <w:r>
         <w:rPr>
           <w:rFonts w:ascii="Arial" w:hAnsi="Arial"/>
@@ -5029,7 +4120,7 @@
           <w:color w:val="333333"/>
           <w:sz w:val="22"/>
         </w:rPr>
-        <w:t>) desde o design do componente — testabilidade é decisão arquitetural, não um retrofit.</w:t>
+        <w:t>Zod + describe() como fonte do prompt (GenKit) significa que o contrato de dados e a instrução ao modelo nunca divergem — mudar o schema já atualiza automaticamente o que é pedido à LLM, reduzindo uma classe inteira de bug de dessincronia entre documentação e comportamento real.</w:t>
       </w:r>
     </w:p>
     <w:p>
@@ -5091,7 +4182,7 @@
                 <w:color w:val="333333"/>
                 <w:sz w:val="22"/>
               </w:rPr>
-              <w:t>Módulo do curso</w:t>
+              <w:t>Módulo anterior</w:t>
             </w:r>
           </w:p>
         </w:tc>
@@ -5121,7 +4212,7 @@
                 <w:color w:val="333333"/>
                 <w:sz w:val="22"/>
               </w:rPr>
-              <w:t>Como se conecta com Ferramentas de IA para UX &amp; UI</w:t>
+              <w:t>Conexão com este módulo</w:t>
             </w:r>
           </w:p>
         </w:tc>
@@ -5153,7 +4244,7 @@
                 <w:color w:val="333333"/>
                 <w:sz w:val="22"/>
               </w:rPr>
-              <w:t>Fundamentos de IA e LLMs</w:t>
+              <w:t>Módulos 01–04, 06, 07 da pós (fundamentos de LLM, APIs, MCP, agentes, DevOps, gestão de projetos)</w:t>
             </w:r>
           </w:p>
         </w:tc>
@@ -5183,7 +4274,7 @@
                 <w:color w:val="333333"/>
                 <w:sz w:val="22"/>
               </w:rPr>
-              <w:t>Multimodalidade (imagem → código) e prompt engineering estrutural sustentam toda a trilha de Stitch/Figma até Angular</w:t>
+              <w:t>MCP, Spec-Driven Development e arquitetura multiagente reaparecem aqui aplicados especificamente ao domínio de front-end/UX, com as mesmas garantias de contexto estruturado e Human in the Loop já vistas nos outros domínios</w:t>
             </w:r>
           </w:p>
         </w:tc>
@@ -5215,7 +4306,7 @@
                 <w:color w:val="333333"/>
                 <w:sz w:val="22"/>
               </w:rPr>
-              <w:t>APIs de IA Generativa e Prompt Engineering</w:t>
+              <w:t>Módulo 08 da pós (Arquitetura de Sistemas com IA)</w:t>
             </w:r>
           </w:p>
         </w:tc>
@@ -5245,7 +4336,7 @@
                 <w:color w:val="333333"/>
                 <w:sz w:val="22"/>
               </w:rPr>
-              <w:t>RAG (contexto do design system injetado no prompt) e Structured Output (JSON de UX Writing/backlog) reaparecem aqui aplicados a front-end</w:t>
+              <w:t>GenKit + Zod + flows reproduzem exatamente o padrão de "contrato validado + observabilidade + Approval Gate implícito" do framework de decisão do Módulo 08 — aqui aplicado à integração de LLM como componente arquitetural real, não como copiloto de desenvolvimento</w:t>
             </w:r>
           </w:p>
         </w:tc>
@@ -5277,7 +4368,7 @@
                 <w:color w:val="333333"/>
                 <w:sz w:val="22"/>
               </w:rPr>
-              <w:t>Model Context Protocol (MCP)</w:t>
+              <w:t>Dentro do próprio Módulo 05</w:t>
             </w:r>
           </w:p>
         </w:tc>
@@ -5307,131 +4398,7 @@
                 <w:color w:val="333333"/>
                 <w:sz w:val="22"/>
               </w:rPr>
-              <w:t>MCP do Angular/Nx/Playwright/GenKit é a mesma arquitetura de exposição de ferramentas ao agente estudada naquele módulo, agora aplicada a frameworks front-end</w:t>
-            </w:r>
-          </w:p>
-        </w:tc>
-      </w:tr>
-      <w:tr>
-        <w:tc>
-          <w:tcPr>
-            <w:tcW w:type="dxa" w:w="4320"/>
-            <w:shd w:val="clear" w:fill="FFFFFF"/>
-            <w:tcBorders>
-              <w:top w:val="single" w:color="CCCCCC" w:sz="4"/>
-              <w:left w:val="single" w:color="CCCCCC" w:sz="4"/>
-              <w:bottom w:val="single" w:color="CCCCCC" w:sz="4"/>
-              <w:right w:val="single" w:color="CCCCCC" w:sz="4"/>
-            </w:tcBorders>
-            <w:tcMar>
-              <w:top w:w="80" w:type="dxa"/>
-              <w:bottom w:w="80" w:type="dxa"/>
-              <w:left w:w="120" w:type="dxa"/>
-              <w:right w:w="120" w:type="dxa"/>
-            </w:tcMar>
-          </w:tcPr>
-          <w:p>
-            <w:r/>
-            <w:r>
-              <w:rPr>
-                <w:rFonts w:ascii="Arial" w:hAnsi="Arial"/>
-                <w:b w:val="0"/>
-                <w:color w:val="333333"/>
-                <w:sz w:val="22"/>
-              </w:rPr>
-              <w:t>Criação de Agentes Autônomos</w:t>
-            </w:r>
-          </w:p>
-        </w:tc>
-        <w:tc>
-          <w:tcPr>
-            <w:tcW w:type="dxa" w:w="4320"/>
-            <w:shd w:val="clear" w:fill="FFFFFF"/>
-            <w:tcBorders>
-              <w:top w:val="single" w:color="CCCCCC" w:sz="4"/>
-              <w:left w:val="single" w:color="CCCCCC" w:sz="4"/>
-              <w:bottom w:val="single" w:color="CCCCCC" w:sz="4"/>
-              <w:right w:val="single" w:color="CCCCCC" w:sz="4"/>
-            </w:tcBorders>
-            <w:tcMar>
-              <w:top w:w="80" w:type="dxa"/>
-              <w:bottom w:w="80" w:type="dxa"/>
-              <w:left w:w="120" w:type="dxa"/>
-              <w:right w:w="120" w:type="dxa"/>
-            </w:tcMar>
-          </w:tcPr>
-          <w:p>
-            <w:r/>
-            <w:r>
-              <w:rPr>
-                <w:rFonts w:ascii="Arial" w:hAnsi="Arial"/>
-                <w:b w:val="0"/>
-                <w:color w:val="333333"/>
-                <w:sz w:val="22"/>
-              </w:rPr>
-              <w:t>Orquestração multiagente com WorkTree e agente manager equivalem à hierarquia de agentes vista naquele módulo, aplicada a desenvolvimento paralelo de features</w:t>
-            </w:r>
-          </w:p>
-        </w:tc>
-      </w:tr>
-      <w:tr>
-        <w:tc>
-          <w:tcPr>
-            <w:tcW w:type="dxa" w:w="4320"/>
-            <w:shd w:val="clear" w:fill="FFFFFF"/>
-            <w:tcBorders>
-              <w:top w:val="single" w:color="CCCCCC" w:sz="4"/>
-              <w:left w:val="single" w:color="CCCCCC" w:sz="4"/>
-              <w:bottom w:val="single" w:color="CCCCCC" w:sz="4"/>
-              <w:right w:val="single" w:color="CCCCCC" w:sz="4"/>
-            </w:tcBorders>
-            <w:tcMar>
-              <w:top w:w="80" w:type="dxa"/>
-              <w:bottom w:w="80" w:type="dxa"/>
-              <w:left w:w="120" w:type="dxa"/>
-              <w:right w:w="120" w:type="dxa"/>
-            </w:tcMar>
-          </w:tcPr>
-          <w:p>
-            <w:r/>
-            <w:r>
-              <w:rPr>
-                <w:rFonts w:ascii="Arial" w:hAnsi="Arial"/>
-                <w:b w:val="0"/>
-                <w:color w:val="333333"/>
-                <w:sz w:val="22"/>
-              </w:rPr>
-              <w:t>Ferramentas de IA para DevOps</w:t>
-            </w:r>
-          </w:p>
-        </w:tc>
-        <w:tc>
-          <w:tcPr>
-            <w:tcW w:type="dxa" w:w="4320"/>
-            <w:shd w:val="clear" w:fill="FFFFFF"/>
-            <w:tcBorders>
-              <w:top w:val="single" w:color="CCCCCC" w:sz="4"/>
-              <w:left w:val="single" w:color="CCCCCC" w:sz="4"/>
-              <w:bottom w:val="single" w:color="CCCCCC" w:sz="4"/>
-              <w:right w:val="single" w:color="CCCCCC" w:sz="4"/>
-            </w:tcBorders>
-            <w:tcMar>
-              <w:top w:w="80" w:type="dxa"/>
-              <w:bottom w:w="80" w:type="dxa"/>
-              <w:left w:w="120" w:type="dxa"/>
-              <w:right w:w="120" w:type="dxa"/>
-            </w:tcMar>
-          </w:tcPr>
-          <w:p>
-            <w:r/>
-            <w:r>
-              <w:rPr>
-                <w:rFonts w:ascii="Arial" w:hAnsi="Arial"/>
-                <w:b w:val="0"/>
-                <w:color w:val="333333"/>
-                <w:sz w:val="22"/>
-              </w:rPr>
-              <w:t>O padrão "plano antes da execução" e Human in the Loop reaparecem aqui como "o agente propõe, o desenvolvedor aprova" antes de qualquer alteração de código</w:t>
+              <w:t>Cada módulo constrói sobre o anterior: requisitos/UX Writing (01) → componentes AI-Native com MCP (02) → orquestração enterprise com múltiplos agentes (03) → QA AI-Native validando o que foi construído (04) → IA como componente arquitetural real no BragBot (05), fechando o ciclo do "engenheiro AI-Native"</w:t>
             </w:r>
           </w:p>
         </w:tc>
@@ -5563,7 +4530,7 @@
                 <w:color w:val="333333"/>
                 <w:sz w:val="22"/>
               </w:rPr>
-              <w:t>Edge Case</w:t>
+              <w:t>Edge case</w:t>
             </w:r>
           </w:p>
         </w:tc>
@@ -5593,7 +4560,7 @@
                 <w:color w:val="333333"/>
                 <w:sz w:val="22"/>
               </w:rPr>
-              <w:t>Cenário extremo ou incomum que precisa ser tratado explicitamente na especificação</w:t>
+              <w:t>Situação extrema/pouco óbvia que impacta comportamento do sistema, raramente presente no requisito bruto</w:t>
             </w:r>
           </w:p>
         </w:tc>
@@ -5625,7 +4592,7 @@
                 <w:color w:val="333333"/>
                 <w:sz w:val="22"/>
               </w:rPr>
-              <w:t>UX Writing / Microcopy</w:t>
+              <w:t>UX Writing / microcopy</w:t>
             </w:r>
           </w:p>
         </w:tc>
@@ -5655,7 +4622,7 @@
                 <w:color w:val="333333"/>
                 <w:sz w:val="22"/>
               </w:rPr>
-              <w:t>Comunicação textual projetada da interface — tom, clareza, orientação de ação</w:t>
+              <w:t>Comunicação projetada da interface (mensagens de erro, sucesso, orientação), tratada como ativo técnico reutilizável</w:t>
             </w:r>
           </w:p>
         </w:tc>
@@ -5717,7 +4684,7 @@
                 <w:color w:val="333333"/>
                 <w:sz w:val="22"/>
               </w:rPr>
-              <w:t>Personally Identifiable Information — dado que permite identificar um indivíduo, alvo de sanitização</w:t>
+              <w:t>Personally Identifiable Information — dado que permite identificar um indivíduo, removido na sanitização sem perder valor analítico</w:t>
             </w:r>
           </w:p>
         </w:tc>
@@ -5749,7 +4716,7 @@
                 <w:color w:val="333333"/>
                 <w:sz w:val="22"/>
               </w:rPr>
-              <w:t>Prompt as Code</w:t>
+              <w:t>Prompt as Code / Prompt Garden</w:t>
             </w:r>
           </w:p>
         </w:tc>
@@ -5779,7 +4746,7 @@
                 <w:color w:val="333333"/>
                 <w:sz w:val="22"/>
               </w:rPr>
-              <w:t>Prática de versionar e organizar prompts como qualquer outro artefato técnico do projeto</w:t>
+              <w:t>Disciplina de versionar e organizar prompts como artefato técnico / biblioteca compartilhada desses prompts</w:t>
             </w:r>
           </w:p>
         </w:tc>
@@ -5841,7 +4808,7 @@
                 <w:color w:val="333333"/>
                 <w:sz w:val="22"/>
               </w:rPr>
-              <w:t>Protocolo que conecta agentes a servidores especializados de ferramentas e documentação</w:t>
+              <w:t>Protocolo que conecta um agente a servidor especializado com documentação/ferramentas atualizadas de um framework</w:t>
             </w:r>
           </w:p>
         </w:tc>
@@ -5873,7 +4840,7 @@
                 <w:color w:val="333333"/>
                 <w:sz w:val="22"/>
               </w:rPr>
-              <w:t>Design Token</w:t>
+              <w:t>Design token</w:t>
             </w:r>
           </w:p>
         </w:tc>
@@ -5935,7 +4902,7 @@
                 <w:color w:val="333333"/>
                 <w:sz w:val="22"/>
               </w:rPr>
-              <w:t>ARIA</w:t>
+              <w:t>Monorepo</w:t>
             </w:r>
           </w:p>
         </w:tc>
@@ -5965,131 +4932,7 @@
                 <w:color w:val="333333"/>
                 <w:sz w:val="22"/>
               </w:rPr>
-              <w:t>Conjunto de atributos HTML que enriquece semanticamente a interface para tecnologias assistivas</w:t>
-            </w:r>
-          </w:p>
-        </w:tc>
-      </w:tr>
-      <w:tr>
-        <w:tc>
-          <w:tcPr>
-            <w:tcW w:type="dxa" w:w="4320"/>
-            <w:shd w:val="clear" w:fill="FFFFFF"/>
-            <w:tcBorders>
-              <w:top w:val="single" w:color="CCCCCC" w:sz="4"/>
-              <w:left w:val="single" w:color="CCCCCC" w:sz="4"/>
-              <w:bottom w:val="single" w:color="CCCCCC" w:sz="4"/>
-              <w:right w:val="single" w:color="CCCCCC" w:sz="4"/>
-            </w:tcBorders>
-            <w:tcMar>
-              <w:top w:w="80" w:type="dxa"/>
-              <w:bottom w:w="80" w:type="dxa"/>
-              <w:left w:w="120" w:type="dxa"/>
-              <w:right w:w="120" w:type="dxa"/>
-            </w:tcMar>
-          </w:tcPr>
-          <w:p>
-            <w:r/>
-            <w:r>
-              <w:rPr>
-                <w:rFonts w:ascii="Arial" w:hAnsi="Arial"/>
-                <w:b w:val="0"/>
-                <w:color w:val="333333"/>
-                <w:sz w:val="22"/>
-              </w:rPr>
-              <w:t>WCAG</w:t>
-            </w:r>
-          </w:p>
-        </w:tc>
-        <w:tc>
-          <w:tcPr>
-            <w:tcW w:type="dxa" w:w="4320"/>
-            <w:shd w:val="clear" w:fill="FFFFFF"/>
-            <w:tcBorders>
-              <w:top w:val="single" w:color="CCCCCC" w:sz="4"/>
-              <w:left w:val="single" w:color="CCCCCC" w:sz="4"/>
-              <w:bottom w:val="single" w:color="CCCCCC" w:sz="4"/>
-              <w:right w:val="single" w:color="CCCCCC" w:sz="4"/>
-            </w:tcBorders>
-            <w:tcMar>
-              <w:top w:w="80" w:type="dxa"/>
-              <w:bottom w:w="80" w:type="dxa"/>
-              <w:left w:w="120" w:type="dxa"/>
-              <w:right w:w="120" w:type="dxa"/>
-            </w:tcMar>
-          </w:tcPr>
-          <w:p>
-            <w:r/>
-            <w:r>
-              <w:rPr>
-                <w:rFonts w:ascii="Arial" w:hAnsi="Arial"/>
-                <w:b w:val="0"/>
-                <w:color w:val="333333"/>
-                <w:sz w:val="22"/>
-              </w:rPr>
-              <w:t>Diretrizes de acessibilidade web da W3C</w:t>
-            </w:r>
-          </w:p>
-        </w:tc>
-      </w:tr>
-      <w:tr>
-        <w:tc>
-          <w:tcPr>
-            <w:tcW w:type="dxa" w:w="4320"/>
-            <w:shd w:val="clear" w:fill="FFFFFF"/>
-            <w:tcBorders>
-              <w:top w:val="single" w:color="CCCCCC" w:sz="4"/>
-              <w:left w:val="single" w:color="CCCCCC" w:sz="4"/>
-              <w:bottom w:val="single" w:color="CCCCCC" w:sz="4"/>
-              <w:right w:val="single" w:color="CCCCCC" w:sz="4"/>
-            </w:tcBorders>
-            <w:tcMar>
-              <w:top w:w="80" w:type="dxa"/>
-              <w:bottom w:w="80" w:type="dxa"/>
-              <w:left w:w="120" w:type="dxa"/>
-              <w:right w:w="120" w:type="dxa"/>
-            </w:tcMar>
-          </w:tcPr>
-          <w:p>
-            <w:r/>
-            <w:r>
-              <w:rPr>
-                <w:rFonts w:ascii="Arial" w:hAnsi="Arial"/>
-                <w:b w:val="0"/>
-                <w:color w:val="333333"/>
-                <w:sz w:val="22"/>
-              </w:rPr>
-              <w:t>Prompt Garden</w:t>
-            </w:r>
-          </w:p>
-        </w:tc>
-        <w:tc>
-          <w:tcPr>
-            <w:tcW w:type="dxa" w:w="4320"/>
-            <w:shd w:val="clear" w:fill="FFFFFF"/>
-            <w:tcBorders>
-              <w:top w:val="single" w:color="CCCCCC" w:sz="4"/>
-              <w:left w:val="single" w:color="CCCCCC" w:sz="4"/>
-              <w:bottom w:val="single" w:color="CCCCCC" w:sz="4"/>
-              <w:right w:val="single" w:color="CCCCCC" w:sz="4"/>
-            </w:tcBorders>
-            <w:tcMar>
-              <w:top w:w="80" w:type="dxa"/>
-              <w:bottom w:w="80" w:type="dxa"/>
-              <w:left w:w="120" w:type="dxa"/>
-              <w:right w:w="120" w:type="dxa"/>
-            </w:tcMar>
-          </w:tcPr>
-          <w:p>
-            <w:r/>
-            <w:r>
-              <w:rPr>
-                <w:rFonts w:ascii="Arial" w:hAnsi="Arial"/>
-                <w:b w:val="0"/>
-                <w:color w:val="333333"/>
-                <w:sz w:val="22"/>
-              </w:rPr>
-              <w:t>Biblioteca versionada de prompts especializados e reutilizáveis da equipe</w:t>
+              <w:t>Organização de múltiplos projetos independentes num único repositório (≠ monólito, que é estratégia de deploy)</w:t>
             </w:r>
           </w:p>
         </w:tc>
@@ -6151,69 +4994,7 @@
                 <w:color w:val="333333"/>
                 <w:sz w:val="22"/>
               </w:rPr>
-              <w:t>Desenvolvimento guiado por especificação estruturada (proposal/design/tasks) antes da geração de código</w:t>
-            </w:r>
-          </w:p>
-        </w:tc>
-      </w:tr>
-      <w:tr>
-        <w:tc>
-          <w:tcPr>
-            <w:tcW w:type="dxa" w:w="4320"/>
-            <w:shd w:val="clear" w:fill="FFFFFF"/>
-            <w:tcBorders>
-              <w:top w:val="single" w:color="CCCCCC" w:sz="4"/>
-              <w:left w:val="single" w:color="CCCCCC" w:sz="4"/>
-              <w:bottom w:val="single" w:color="CCCCCC" w:sz="4"/>
-              <w:right w:val="single" w:color="CCCCCC" w:sz="4"/>
-            </w:tcBorders>
-            <w:tcMar>
-              <w:top w:w="80" w:type="dxa"/>
-              <w:bottom w:w="80" w:type="dxa"/>
-              <w:left w:w="120" w:type="dxa"/>
-              <w:right w:w="120" w:type="dxa"/>
-            </w:tcMar>
-          </w:tcPr>
-          <w:p>
-            <w:r/>
-            <w:r>
-              <w:rPr>
-                <w:rFonts w:ascii="Arial" w:hAnsi="Arial"/>
-                <w:b w:val="0"/>
-                <w:color w:val="333333"/>
-                <w:sz w:val="22"/>
-              </w:rPr>
-              <w:t>OpenSpec</w:t>
-            </w:r>
-          </w:p>
-        </w:tc>
-        <w:tc>
-          <w:tcPr>
-            <w:tcW w:type="dxa" w:w="4320"/>
-            <w:shd w:val="clear" w:fill="FFFFFF"/>
-            <w:tcBorders>
-              <w:top w:val="single" w:color="CCCCCC" w:sz="4"/>
-              <w:left w:val="single" w:color="CCCCCC" w:sz="4"/>
-              <w:bottom w:val="single" w:color="CCCCCC" w:sz="4"/>
-              <w:right w:val="single" w:color="CCCCCC" w:sz="4"/>
-            </w:tcBorders>
-            <w:tcMar>
-              <w:top w:w="80" w:type="dxa"/>
-              <w:bottom w:w="80" w:type="dxa"/>
-              <w:left w:w="120" w:type="dxa"/>
-              <w:right w:w="120" w:type="dxa"/>
-            </w:tcMar>
-          </w:tcPr>
-          <w:p>
-            <w:r/>
-            <w:r>
-              <w:rPr>
-                <w:rFonts w:ascii="Arial" w:hAnsi="Arial"/>
-                <w:b w:val="0"/>
-                <w:color w:val="333333"/>
-                <w:sz w:val="22"/>
-              </w:rPr>
-              <w:t>Ferramenta open source e agnóstica de fornecedor para Spec-Driven Development</w:t>
+              <w:t>Desenvolvimento guiado por especificação estruturada (proposal/design/tasks) em vez de prompt improvisado</w:t>
             </w:r>
           </w:p>
         </w:tc>
@@ -6275,7 +5056,7 @@
                 <w:color w:val="333333"/>
                 <w:sz w:val="22"/>
               </w:rPr>
-              <w:t>Múltiplos workspaces físicos vinculados a branches diferentes do mesmo repositório Git</w:t>
+              <w:t>Múltiplos workspaces físicos apontando para branches diferentes do mesmo repositório, usados para isolar agentes paralelos</w:t>
             </w:r>
           </w:p>
         </w:tc>
@@ -6307,7 +5088,7 @@
                 <w:color w:val="333333"/>
                 <w:sz w:val="22"/>
               </w:rPr>
-              <w:t>Agente Síncrono / Assíncrono</w:t>
+              <w:t>Flaky test</w:t>
             </w:r>
           </w:p>
         </w:tc>
@@ -6337,7 +5118,7 @@
                 <w:color w:val="333333"/>
                 <w:sz w:val="22"/>
               </w:rPr>
-              <w:t>Copiloto local acoplado à máquina vs. agente autônomo executando em ambiente de nuvem efêmero</w:t>
+              <w:t>Teste E2E frágil que quebra por mudança não funcional (classe CSS, texto), não por regressão real</w:t>
             </w:r>
           </w:p>
         </w:tc>
@@ -6369,7 +5150,7 @@
                 <w:color w:val="333333"/>
                 <w:sz w:val="22"/>
               </w:rPr>
-              <w:t>Flaky Test</w:t>
+              <w:t>Self-healing (testes)</w:t>
             </w:r>
           </w:p>
         </w:tc>
@@ -6399,69 +5180,7 @@
                 <w:color w:val="333333"/>
                 <w:sz w:val="22"/>
               </w:rPr>
-              <w:t>Teste automatizado frágil que quebra por mudanças não funcionais (CSS, texto)</w:t>
-            </w:r>
-          </w:p>
-        </w:tc>
-      </w:tr>
-      <w:tr>
-        <w:tc>
-          <w:tcPr>
-            <w:tcW w:type="dxa" w:w="4320"/>
-            <w:shd w:val="clear" w:fill="FFFFFF"/>
-            <w:tcBorders>
-              <w:top w:val="single" w:color="CCCCCC" w:sz="4"/>
-              <w:left w:val="single" w:color="CCCCCC" w:sz="4"/>
-              <w:bottom w:val="single" w:color="CCCCCC" w:sz="4"/>
-              <w:right w:val="single" w:color="CCCCCC" w:sz="4"/>
-            </w:tcBorders>
-            <w:tcMar>
-              <w:top w:w="80" w:type="dxa"/>
-              <w:bottom w:w="80" w:type="dxa"/>
-              <w:left w:w="120" w:type="dxa"/>
-              <w:right w:w="120" w:type="dxa"/>
-            </w:tcMar>
-          </w:tcPr>
-          <w:p>
-            <w:r/>
-            <w:r>
-              <w:rPr>
-                <w:rFonts w:ascii="Arial" w:hAnsi="Arial"/>
-                <w:b w:val="0"/>
-                <w:color w:val="333333"/>
-                <w:sz w:val="22"/>
-              </w:rPr>
-              <w:t>Self-Healing (testes)</w:t>
-            </w:r>
-          </w:p>
-        </w:tc>
-        <w:tc>
-          <w:tcPr>
-            <w:tcW w:type="dxa" w:w="4320"/>
-            <w:shd w:val="clear" w:fill="FFFFFF"/>
-            <w:tcBorders>
-              <w:top w:val="single" w:color="CCCCCC" w:sz="4"/>
-              <w:left w:val="single" w:color="CCCCCC" w:sz="4"/>
-              <w:bottom w:val="single" w:color="CCCCCC" w:sz="4"/>
-              <w:right w:val="single" w:color="CCCCCC" w:sz="4"/>
-            </w:tcBorders>
-            <w:tcMar>
-              <w:top w:w="80" w:type="dxa"/>
-              <w:bottom w:w="80" w:type="dxa"/>
-              <w:left w:w="120" w:type="dxa"/>
-              <w:right w:w="120" w:type="dxa"/>
-            </w:tcMar>
-          </w:tcPr>
-          <w:p>
-            <w:r/>
-            <w:r>
-              <w:rPr>
-                <w:rFonts w:ascii="Arial" w:hAnsi="Arial"/>
-                <w:b w:val="0"/>
-                <w:color w:val="333333"/>
-                <w:sz w:val="22"/>
-              </w:rPr>
-              <w:t>Capacidade de um teste se adaptar automaticamente quando a interface muda estruturalmente</w:t>
+              <w:t>Capacidade de um teste semântico se reinterpretar e continuar funcionando quando o seletor original muda</w:t>
             </w:r>
           </w:p>
         </w:tc>
@@ -6523,7 +5242,7 @@
                 <w:color w:val="333333"/>
                 <w:sz w:val="22"/>
               </w:rPr>
-              <w:t>Robotic Process Automation — automação de tarefas repetitivas via manipulação de interface</w:t>
+              <w:t>Robotic Process Automation — automação de tarefa repetitiva via manipulação de interface, sem depender de API</w:t>
             </w:r>
           </w:p>
         </w:tc>
@@ -6585,7 +5304,7 @@
                 <w:color w:val="333333"/>
                 <w:sz w:val="22"/>
               </w:rPr>
-              <w:t>Framework do Google para orquestração de LLMs em aplicações Node.js, agnóstico de modelo</w:t>
+              <w:t>Framework do Google, agnóstico de modelo, para orquestrar chamadas a LLM (flows, schemas, observabilidade)</w:t>
             </w:r>
           </w:p>
         </w:tc>
@@ -6617,7 +5336,7 @@
                 <w:color w:val="333333"/>
                 <w:sz w:val="22"/>
               </w:rPr>
-              <w:t>Flow (GenKit)</w:t>
+              <w:t>Flow</w:t>
             </w:r>
           </w:p>
         </w:tc>
@@ -6647,7 +5366,7 @@
                 <w:color w:val="333333"/>
                 <w:sz w:val="22"/>
               </w:rPr>
-              <w:t>Unidade de orquestração que encapsula prompt, chamada ao modelo e validação de saída</w:t>
+              <w:t>Unidade operacional do GenKit — função assíncrona encapsulando prompt, modelo, schema e validação</w:t>
             </w:r>
           </w:p>
         </w:tc>
@@ -6679,7 +5398,7 @@
                 <w:color w:val="333333"/>
                 <w:sz w:val="22"/>
               </w:rPr>
-              <w:t>SSR (Server Side Rendering)</w:t>
+              <w:t>Zod</w:t>
             </w:r>
           </w:p>
         </w:tc>
@@ -6709,7 +5428,69 @@
                 <w:color w:val="333333"/>
                 <w:sz w:val="22"/>
               </w:rPr>
-              <w:t>Renderização no servidor — usada no módulo final também como camada de processamento de IA</w:t>
+              <w:t>Biblioteca de validação de schema TypeScript em tempo de execução, usada pelo GenKit para validar saída da LLM</w:t>
+            </w:r>
+          </w:p>
+        </w:tc>
+      </w:tr>
+      <w:tr>
+        <w:tc>
+          <w:tcPr>
+            <w:tcW w:type="dxa" w:w="4320"/>
+            <w:shd w:val="clear" w:fill="FFFFFF"/>
+            <w:tcBorders>
+              <w:top w:val="single" w:color="CCCCCC" w:sz="4"/>
+              <w:left w:val="single" w:color="CCCCCC" w:sz="4"/>
+              <w:bottom w:val="single" w:color="CCCCCC" w:sz="4"/>
+              <w:right w:val="single" w:color="CCCCCC" w:sz="4"/>
+            </w:tcBorders>
+            <w:tcMar>
+              <w:top w:w="80" w:type="dxa"/>
+              <w:bottom w:w="80" w:type="dxa"/>
+              <w:left w:w="120" w:type="dxa"/>
+              <w:right w:w="120" w:type="dxa"/>
+            </w:tcMar>
+          </w:tcPr>
+          <w:p>
+            <w:r/>
+            <w:r>
+              <w:rPr>
+                <w:rFonts w:ascii="Arial" w:hAnsi="Arial"/>
+                <w:b w:val="0"/>
+                <w:color w:val="333333"/>
+                <w:sz w:val="22"/>
+              </w:rPr>
+              <w:t>BFF (Backend For Frontend)</w:t>
+            </w:r>
+          </w:p>
+        </w:tc>
+        <w:tc>
+          <w:tcPr>
+            <w:tcW w:type="dxa" w:w="4320"/>
+            <w:shd w:val="clear" w:fill="FFFFFF"/>
+            <w:tcBorders>
+              <w:top w:val="single" w:color="CCCCCC" w:sz="4"/>
+              <w:left w:val="single" w:color="CCCCCC" w:sz="4"/>
+              <w:bottom w:val="single" w:color="CCCCCC" w:sz="4"/>
+              <w:right w:val="single" w:color="CCCCCC" w:sz="4"/>
+            </w:tcBorders>
+            <w:tcMar>
+              <w:top w:w="80" w:type="dxa"/>
+              <w:bottom w:w="80" w:type="dxa"/>
+              <w:left w:w="120" w:type="dxa"/>
+              <w:right w:w="120" w:type="dxa"/>
+            </w:tcMar>
+          </w:tcPr>
+          <w:p>
+            <w:r/>
+            <w:r>
+              <w:rPr>
+                <w:rFonts w:ascii="Arial" w:hAnsi="Arial"/>
+                <w:b w:val="0"/>
+                <w:color w:val="333333"/>
+                <w:sz w:val="22"/>
+              </w:rPr>
+              <w:t>Camada intermediária que expõe API adaptada às necessidades de uma interface específica</w:t>
             </w:r>
           </w:p>
         </w:tc>
@@ -6719,34 +5500,6 @@
       <w:pPr>
         <w:spacing w:after="80"/>
       </w:pPr>
-    </w:p>
-    <w:p>
-      <w:pPr>
-        <w:spacing w:after="160"/>
-      </w:pPr>
-      <w:r>
-        <w:rPr>
-          <w:rFonts w:ascii="Arial" w:hAnsi="Arial"/>
-          <w:b w:val="0"/>
-          <w:color w:val="333333"/>
-          <w:sz w:val="22"/>
-        </w:rPr>
-        <w:t>Resumo unificado: livro + laboratórios práticos</w:t>
-      </w:r>
-    </w:p>
-    <w:p>
-      <w:pPr>
-        <w:spacing w:after="160"/>
-      </w:pPr>
-      <w:r>
-        <w:rPr>
-          <w:rFonts w:ascii="Arial" w:hAnsi="Arial"/>
-          <w:b w:val="0"/>
-          <w:color w:val="333333"/>
-          <w:sz w:val="22"/>
-        </w:rPr>
-        <w:t>Álvaro Camillo Neto • UNIPDS • Rafael Mattos Moreira • 2026</w:t>
-      </w:r>
     </w:p>
     <w:sectPr>
       <w:pgSz w:w="12240" w:h="15840"/>
